--- a/00-START-HERE-Setup-Guide.docx
+++ b/00-START-HERE-Setup-Guide.docx
@@ -1,6 +1,6 @@
 
 <file path=word/document.xml><?xml version="1.0" encoding="utf-8"?>
-<w:document xmlns:wpc="http://schemas.microsoft.com/office/word/2010/wordprocessingCanvas" xmlns:mc="http://schemas.openxmlformats.org/markup-compatibility/2006" xmlns:o="urn:schemas-microsoft-com:office:office" xmlns:r="http://schemas.openxmlformats.org/officeDocument/2006/relationships" xmlns:m="http://schemas.openxmlformats.org/officeDocument/2006/math" xmlns:v="urn:schemas-microsoft-com:vml" xmlns:wp14="http://schemas.microsoft.com/office/word/2010/wordprocessingDrawing" xmlns:wp="http://schemas.openxmlformats.org/drawingml/2006/wordprocessingDrawing" xmlns:w10="urn:schemas-microsoft-com:office:word" xmlns:w="http://schemas.openxmlformats.org/wordprocessingml/2006/main" xmlns:w14="http://schemas.microsoft.com/office/word/2010/wordml" xmlns:w15="http://schemas.microsoft.com/office/word/2012/wordml" xmlns:wpg="http://schemas.microsoft.com/office/word/2010/wordprocessingGroup" xmlns:wpi="http://schemas.microsoft.com/office/word/2010/wordprocessingInk" xmlns:wne="http://schemas.microsoft.com/office/word/2006/wordml" xmlns:wps="http://schemas.microsoft.com/office/word/2010/wordprocessingShape" xmlns:cx="http://schemas.microsoft.com/office/drawing/2014/chartex" xmlns:cx1="http://schemas.microsoft.com/office/drawing/2015/9/8/chartex" xmlns:cx2="http://schemas.microsoft.com/office/drawing/2015/10/21/chartex" xmlns:cx3="http://schemas.microsoft.com/office/drawing/2016/5/9/chartex" xmlns:cx4="http://schemas.microsoft.com/office/drawing/2016/5/10/chartex" xmlns:cx5="http://schemas.microsoft.com/office/drawing/2016/5/11/chartex" xmlns:cx6="http://schemas.microsoft.com/office/drawing/2016/5/12/chartex" xmlns:cx7="http://schemas.microsoft.com/office/drawing/2016/5/13/chartex" xmlns:cx8="http://schemas.microsoft.com/office/drawing/2016/5/14/chartex" xmlns:aink="http://schemas.microsoft.com/office/drawing/2016/ink" xmlns:am3d="http://schemas.microsoft.com/office/drawing/2017/model3d" xmlns:w16cex="http://schemas.microsoft.com/office/word/2018/wordml/cex" xmlns:w16cid="http://schemas.microsoft.com/office/word/2016/wordml/cid" xmlns:w16="http://schemas.microsoft.com/office/word/2018/wordml" xmlns:w16sdtdh="http://schemas.microsoft.com/office/word/2020/wordml/sdtdatahash" xmlns:w16se="http://schemas.microsoft.com/office/word/2015/wordml/symex" mc:Ignorable="w14 w15 wp14">
+<w:document xmlns:wpc="http://schemas.microsoft.com/office/word/2010/wordprocessingCanvas" xmlns:cx="http://schemas.microsoft.com/office/drawing/2014/chartex" xmlns:cx1="http://schemas.microsoft.com/office/drawing/2015/9/8/chartex" xmlns:cx2="http://schemas.microsoft.com/office/drawing/2015/10/21/chartex" xmlns:cx3="http://schemas.microsoft.com/office/drawing/2016/5/9/chartex" xmlns:cx4="http://schemas.microsoft.com/office/drawing/2016/5/10/chartex" xmlns:cx5="http://schemas.microsoft.com/office/drawing/2016/5/11/chartex" xmlns:cx6="http://schemas.microsoft.com/office/drawing/2016/5/12/chartex" xmlns:cx7="http://schemas.microsoft.com/office/drawing/2016/5/13/chartex" xmlns:cx8="http://schemas.microsoft.com/office/drawing/2016/5/14/chartex" xmlns:mc="http://schemas.openxmlformats.org/markup-compatibility/2006" xmlns:m="http://schemas.openxmlformats.org/officeDocument/2006/math" xmlns:aink="http://schemas.microsoft.com/office/drawing/2016/ink" xmlns:am3d="http://schemas.microsoft.com/office/drawing/2017/model3d" xmlns:oel="http://schemas.microsoft.com/office/2019/extlst" xmlns:r="http://schemas.openxmlformats.org/officeDocument/2006/relationships" xmlns:wp14="http://schemas.microsoft.com/office/word/2010/wordprocessingDrawing" xmlns:wp="http://schemas.openxmlformats.org/drawingml/2006/wordprocessingDrawing" xmlns:wpg="http://schemas.microsoft.com/office/word/2010/wordprocessingGroup" xmlns:wpi="http://schemas.microsoft.com/office/word/2010/wordprocessingInk" xmlns:wps="http://schemas.microsoft.com/office/word/2010/wordprocessingShape" xmlns:o="urn:schemas-microsoft-com:office:office" xmlns:v="urn:schemas-microsoft-com:vml" xmlns:w10="urn:schemas-microsoft-com:office:word" xmlns:w="http://schemas.openxmlformats.org/wordprocessingml/2006/main" xmlns:w14="http://schemas.microsoft.com/office/word/2010/wordml" xmlns:w15="http://schemas.microsoft.com/office/word/2012/wordml" xmlns:w16cex="http://schemas.microsoft.com/office/word/2018/wordml/cex" xmlns:w16cid="http://schemas.microsoft.com/office/word/2016/wordml/cid" xmlns:w16="http://schemas.microsoft.com/office/word/2018/wordml" xmlns:w16sdtdh="http://schemas.microsoft.com/office/word/2020/wordml/sdtdatahash" xmlns:w16sdtfl="http://schemas.microsoft.com/office/word/2024/wordml/sdtformatlock" xmlns:w16se="http://schemas.microsoft.com/office/word/2015/wordml/symex" xmlns:w16du="http://schemas.microsoft.com/office/word/2023/wordml/word16du" xmlns:wne="http://schemas.microsoft.com/office/word/2006/wordml" mc:Ignorable="w14 w15 w16se w16cid w16 w16cex w16sdtdh w16sdtfl w16du wp14">
   <w:body>
     <w:p>
       <w:pPr>
@@ -8,13 +8,13 @@
       </w:pPr>
       <w:r>
         <w:rPr>
-          <w:rFonts w:ascii="Calibri" w:cs="Calibri" w:eastAsia="Calibri" w:hAnsi="Calibri"/>
+          <w:rFonts w:ascii="Calibri" w:eastAsia="Calibri" w:hAnsi="Calibri" w:cs="Calibri"/>
           <w:b/>
           <w:bCs/>
           <w:sz w:val="44"/>
           <w:szCs w:val="44"/>
         </w:rPr>
-        <w:t xml:space="preserve">Getting Your Computer Ready</w:t>
+        <w:t>Getting Your Computer Ready</w:t>
       </w:r>
     </w:p>
     <w:p>
@@ -23,12 +23,12 @@
       </w:pPr>
       <w:r>
         <w:rPr>
-          <w:rFonts w:ascii="Calibri" w:cs="Calibri" w:eastAsia="Calibri" w:hAnsi="Calibri"/>
+          <w:rFonts w:ascii="Calibri" w:eastAsia="Calibri" w:hAnsi="Calibri" w:cs="Calibri"/>
           <w:color w:val="444444"/>
           <w:sz w:val="30"/>
           <w:szCs w:val="30"/>
         </w:rPr>
-        <w:t xml:space="preserve">Step-by-Step Setup Guide</w:t>
+        <w:t>Step-by-Step Setup Guide</w:t>
       </w:r>
     </w:p>
     <w:p>
@@ -37,12 +37,12 @@
       </w:pPr>
       <w:r>
         <w:rPr>
-          <w:rFonts w:ascii="Calibri" w:cs="Calibri" w:eastAsia="Calibri" w:hAnsi="Calibri"/>
+          <w:rFonts w:ascii="Calibri" w:eastAsia="Calibri" w:hAnsi="Calibri" w:cs="Calibri"/>
           <w:color w:val="666666"/>
           <w:sz w:val="24"/>
           <w:szCs w:val="24"/>
         </w:rPr>
-        <w:t xml:space="preserve">For the Dispute Response Demo, Brainstorm 2026</w:t>
+        <w:t>For the Dispute Response Demo, Brainstorm 2026</w:t>
       </w:r>
     </w:p>
     <w:p>
@@ -51,34 +51,34 @@
       </w:pPr>
       <w:r>
         <w:rPr>
-          <w:rFonts w:ascii="Calibri" w:cs="Calibri" w:eastAsia="Calibri" w:hAnsi="Calibri"/>
+          <w:rFonts w:ascii="Calibri" w:eastAsia="Calibri" w:hAnsi="Calibri" w:cs="Calibri"/>
           <w:i/>
           <w:iCs/>
           <w:color w:val="888888"/>
           <w:sz w:val="22"/>
           <w:szCs w:val="22"/>
         </w:rPr>
-        <w:t xml:space="preserve">Prepared by Nathan Platter</w:t>
-      </w:r>
-    </w:p>
-    <w:p>
-      <w:pPr>
-        <w:pBdr>
-          <w:left w:val="single" w:color="999999" w:sz="12" w:space="8"/>
+        <w:t>Prepared by Nathan Platter</w:t>
+      </w:r>
+    </w:p>
+    <w:p>
+      <w:pPr>
+        <w:pBdr>
+          <w:left w:val="single" w:sz="12" w:space="8" w:color="999999"/>
         </w:pBdr>
         <w:spacing w:after="200"/>
         <w:ind w:left="200"/>
       </w:pPr>
       <w:r>
         <w:rPr>
-          <w:rFonts w:ascii="Calibri" w:cs="Calibri" w:eastAsia="Calibri" w:hAnsi="Calibri"/>
+          <w:rFonts w:ascii="Calibri" w:eastAsia="Calibri" w:hAnsi="Calibri" w:cs="Calibri"/>
           <w:i/>
           <w:iCs/>
           <w:color w:val="555555"/>
           <w:sz w:val="22"/>
           <w:szCs w:val="22"/>
         </w:rPr>
-        <w:t xml:space="preserve">Please do this the night before the session, not the morning of. Some steps involve waiting for downloads, and you don't want to be waiting while everyone else gets started.</w:t>
+        <w:t>Please do this the night before the session, not the morning of. Some steps involve waiting for downloads, and you don't want to be waiting while everyone else gets started.</w:t>
       </w:r>
     </w:p>
     <w:p>
@@ -87,11 +87,11 @@
       </w:pPr>
       <w:r>
         <w:rPr>
-          <w:rFonts w:ascii="Calibri" w:cs="Calibri" w:eastAsia="Calibri" w:hAnsi="Calibri"/>
-          <w:sz w:val="24"/>
-          <w:szCs w:val="24"/>
-        </w:rPr>
-        <w:t xml:space="preserve">This guide assumes no computer experience beyond using a mouse and a keyboard. Every step tells you exactly what to click, what to type, and what you should see happen. Follow the steps in order. Don't skip ahead.</w:t>
+          <w:rFonts w:ascii="Calibri" w:eastAsia="Calibri" w:hAnsi="Calibri" w:cs="Calibri"/>
+          <w:sz w:val="24"/>
+          <w:szCs w:val="24"/>
+        </w:rPr>
+        <w:t>This guide assumes no computer experience beyond using a mouse and a keyboard. Every step tells you exactly what to click, what to type, and what you should see happen. Follow the steps in order. Don't skip ahead.</w:t>
       </w:r>
     </w:p>
     <w:p>
@@ -100,13 +100,35 @@
       </w:pPr>
       <w:r>
         <w:rPr>
-          <w:rFonts w:ascii="Calibri" w:cs="Calibri" w:eastAsia="Calibri" w:hAnsi="Calibri"/>
-          <w:b/>
-          <w:bCs/>
-          <w:sz w:val="24"/>
-          <w:szCs w:val="24"/>
-        </w:rPr>
-        <w:t xml:space="preserve">This guide works whether you have a Windows computer or a MacBook. Each step below is split into two parts. Look for the blue “Windows” heading or the purple “MacBook” heading, and only follow the part that matches your computer.</w:t>
+          <w:rFonts w:ascii="Calibri" w:eastAsia="Calibri" w:hAnsi="Calibri" w:cs="Calibri"/>
+          <w:b/>
+          <w:bCs/>
+          <w:sz w:val="24"/>
+          <w:szCs w:val="24"/>
+        </w:rPr>
+        <w:t xml:space="preserve">This guide works whether you have a Windows computer or a MacBook. Each step below is split into two parts. Look for the blue “Windows” heading or the purple “MacBook” </w:t>
+      </w:r>
+      <w:proofErr w:type="gramStart"/>
+      <w:r>
+        <w:rPr>
+          <w:rFonts w:ascii="Calibri" w:eastAsia="Calibri" w:hAnsi="Calibri" w:cs="Calibri"/>
+          <w:b/>
+          <w:bCs/>
+          <w:sz w:val="24"/>
+          <w:szCs w:val="24"/>
+        </w:rPr>
+        <w:t>heading, and</w:t>
+      </w:r>
+      <w:proofErr w:type="gramEnd"/>
+      <w:r>
+        <w:rPr>
+          <w:rFonts w:ascii="Calibri" w:eastAsia="Calibri" w:hAnsi="Calibri" w:cs="Calibri"/>
+          <w:b/>
+          <w:bCs/>
+          <w:sz w:val="24"/>
+          <w:szCs w:val="24"/>
+        </w:rPr>
+        <w:t xml:space="preserve"> only follow the part that matches your computer.</w:t>
       </w:r>
     </w:p>
     <w:p>
@@ -114,16 +136,17 @@
         <w:pageBreakBefore/>
       </w:pPr>
       <w:r>
+        <w:lastRenderedPageBreak/>
         <w:br/>
       </w:r>
     </w:p>
     <w:p>
       <w:pPr>
         <w:pStyle w:val="Heading1"/>
-        <w:spacing w:after="160" w:before="360"/>
-      </w:pPr>
-      <w:r>
-        <w:t xml:space="preserve">What You Will Do</w:t>
+        <w:spacing w:before="360"/>
+      </w:pPr>
+      <w:r>
+        <w:t>What You Will Do</w:t>
       </w:r>
     </w:p>
     <w:p>
@@ -132,199 +155,233 @@
       </w:pPr>
       <w:r>
         <w:rPr>
-          <w:rFonts w:ascii="Calibri" w:cs="Calibri" w:eastAsia="Calibri" w:hAnsi="Calibri"/>
-          <w:sz w:val="24"/>
-          <w:szCs w:val="24"/>
-        </w:rPr>
-        <w:t xml:space="preserve">There are 8 steps. Each one builds on the last. Check each box off as you finish it.</w:t>
+          <w:rFonts w:ascii="Calibri" w:eastAsia="Calibri" w:hAnsi="Calibri" w:cs="Calibri"/>
+          <w:sz w:val="24"/>
+          <w:szCs w:val="24"/>
+        </w:rPr>
+        <w:t>There are 8 steps. Each one builds on the last. Check each box off as you finish it.</w:t>
       </w:r>
     </w:p>
     <w:p>
       <w:pPr>
         <w:spacing w:after="100"/>
       </w:pPr>
-      <w:r>
-        <w:rPr>
-          <w:rFonts w:ascii="Calibri" w:cs="Calibri" w:eastAsia="Calibri" w:hAnsi="Calibri"/>
-          <w:sz w:val="24"/>
-          <w:szCs w:val="24"/>
-        </w:rPr>
-        <w:t xml:space="preserve">☐  </w:t>
-      </w:r>
-      <w:r>
-        <w:rPr>
-          <w:rFonts w:ascii="Calibri" w:cs="Calibri" w:eastAsia="Calibri" w:hAnsi="Calibri"/>
-          <w:sz w:val="24"/>
-          <w:szCs w:val="24"/>
-        </w:rPr>
-        <w:t xml:space="preserve">Step 1: Find and open your terminal (the typing-only window you'll use for every step below)</w:t>
+      <w:proofErr w:type="gramStart"/>
+      <w:r>
+        <w:rPr>
+          <w:rFonts w:ascii="Calibri" w:eastAsia="Calibri" w:hAnsi="Calibri" w:cs="Calibri"/>
+          <w:sz w:val="24"/>
+          <w:szCs w:val="24"/>
+        </w:rPr>
+        <w:t>☐  Step</w:t>
+      </w:r>
+      <w:proofErr w:type="gramEnd"/>
+      <w:r>
+        <w:rPr>
+          <w:rFonts w:ascii="Calibri" w:eastAsia="Calibri" w:hAnsi="Calibri" w:cs="Calibri"/>
+          <w:sz w:val="24"/>
+          <w:szCs w:val="24"/>
+        </w:rPr>
+        <w:t xml:space="preserve"> 1: Find and open your terminal (the typing-only window you'll use for every step below)</w:t>
       </w:r>
     </w:p>
     <w:p>
       <w:pPr>
         <w:spacing w:after="100"/>
       </w:pPr>
-      <w:r>
-        <w:rPr>
-          <w:rFonts w:ascii="Calibri" w:cs="Calibri" w:eastAsia="Calibri" w:hAnsi="Calibri"/>
-          <w:sz w:val="24"/>
-          <w:szCs w:val="24"/>
-        </w:rPr>
-        <w:t xml:space="preserve">☐  </w:t>
-      </w:r>
-      <w:r>
-        <w:rPr>
-          <w:rFonts w:ascii="Calibri" w:cs="Calibri" w:eastAsia="Calibri" w:hAnsi="Calibri"/>
-          <w:sz w:val="24"/>
-          <w:szCs w:val="24"/>
-        </w:rPr>
-        <w:t xml:space="preserve">Step 2: Install Python (a program that runs the demo)</w:t>
+      <w:proofErr w:type="gramStart"/>
+      <w:r>
+        <w:rPr>
+          <w:rFonts w:ascii="Calibri" w:eastAsia="Calibri" w:hAnsi="Calibri" w:cs="Calibri"/>
+          <w:sz w:val="24"/>
+          <w:szCs w:val="24"/>
+        </w:rPr>
+        <w:t>☐  Step</w:t>
+      </w:r>
+      <w:proofErr w:type="gramEnd"/>
+      <w:r>
+        <w:rPr>
+          <w:rFonts w:ascii="Calibri" w:eastAsia="Calibri" w:hAnsi="Calibri" w:cs="Calibri"/>
+          <w:sz w:val="24"/>
+          <w:szCs w:val="24"/>
+        </w:rPr>
+        <w:t xml:space="preserve"> 2: Install Python (a program that runs the demo)</w:t>
       </w:r>
     </w:p>
     <w:p>
       <w:pPr>
         <w:spacing w:after="100"/>
       </w:pPr>
-      <w:r>
-        <w:rPr>
-          <w:rFonts w:ascii="Calibri" w:cs="Calibri" w:eastAsia="Calibri" w:hAnsi="Calibri"/>
-          <w:sz w:val="24"/>
-          <w:szCs w:val="24"/>
-        </w:rPr>
-        <w:t xml:space="preserve">☐  </w:t>
-      </w:r>
-      <w:r>
-        <w:rPr>
-          <w:rFonts w:ascii="Calibri" w:cs="Calibri" w:eastAsia="Calibri" w:hAnsi="Calibri"/>
-          <w:sz w:val="24"/>
-          <w:szCs w:val="24"/>
-        </w:rPr>
-        <w:t xml:space="preserve">Step 3: Install Git (a program that downloads the project files)</w:t>
+      <w:proofErr w:type="gramStart"/>
+      <w:r>
+        <w:rPr>
+          <w:rFonts w:ascii="Calibri" w:eastAsia="Calibri" w:hAnsi="Calibri" w:cs="Calibri"/>
+          <w:sz w:val="24"/>
+          <w:szCs w:val="24"/>
+        </w:rPr>
+        <w:t>☐  Step</w:t>
+      </w:r>
+      <w:proofErr w:type="gramEnd"/>
+      <w:r>
+        <w:rPr>
+          <w:rFonts w:ascii="Calibri" w:eastAsia="Calibri" w:hAnsi="Calibri" w:cs="Calibri"/>
+          <w:sz w:val="24"/>
+          <w:szCs w:val="24"/>
+        </w:rPr>
+        <w:t xml:space="preserve"> 3: Install Git (a program that downloads the project files)</w:t>
       </w:r>
     </w:p>
     <w:p>
       <w:pPr>
         <w:spacing w:after="100"/>
       </w:pPr>
-      <w:r>
-        <w:rPr>
-          <w:rFonts w:ascii="Calibri" w:cs="Calibri" w:eastAsia="Calibri" w:hAnsi="Calibri"/>
-          <w:sz w:val="24"/>
-          <w:szCs w:val="24"/>
-        </w:rPr>
-        <w:t xml:space="preserve">☐  </w:t>
-      </w:r>
-      <w:r>
-        <w:rPr>
-          <w:rFonts w:ascii="Calibri" w:cs="Calibri" w:eastAsia="Calibri" w:hAnsi="Calibri"/>
-          <w:sz w:val="24"/>
-          <w:szCs w:val="24"/>
-        </w:rPr>
-        <w:t xml:space="preserve">Step 4: Install Ollama (the program that runs the AI on your computer)</w:t>
+      <w:proofErr w:type="gramStart"/>
+      <w:r>
+        <w:rPr>
+          <w:rFonts w:ascii="Calibri" w:eastAsia="Calibri" w:hAnsi="Calibri" w:cs="Calibri"/>
+          <w:sz w:val="24"/>
+          <w:szCs w:val="24"/>
+        </w:rPr>
+        <w:t>☐  Step</w:t>
+      </w:r>
+      <w:proofErr w:type="gramEnd"/>
+      <w:r>
+        <w:rPr>
+          <w:rFonts w:ascii="Calibri" w:eastAsia="Calibri" w:hAnsi="Calibri" w:cs="Calibri"/>
+          <w:sz w:val="24"/>
+          <w:szCs w:val="24"/>
+        </w:rPr>
+        <w:t xml:space="preserve"> 4: Install </w:t>
+      </w:r>
+      <w:proofErr w:type="spellStart"/>
+      <w:r>
+        <w:rPr>
+          <w:rFonts w:ascii="Calibri" w:eastAsia="Calibri" w:hAnsi="Calibri" w:cs="Calibri"/>
+          <w:sz w:val="24"/>
+          <w:szCs w:val="24"/>
+        </w:rPr>
+        <w:t>Ollama</w:t>
+      </w:r>
+      <w:proofErr w:type="spellEnd"/>
+      <w:r>
+        <w:rPr>
+          <w:rFonts w:ascii="Calibri" w:eastAsia="Calibri" w:hAnsi="Calibri" w:cs="Calibri"/>
+          <w:sz w:val="24"/>
+          <w:szCs w:val="24"/>
+        </w:rPr>
+        <w:t xml:space="preserve"> (the program that runs the AI on your computer)</w:t>
       </w:r>
     </w:p>
     <w:p>
       <w:pPr>
         <w:spacing w:after="100"/>
       </w:pPr>
-      <w:r>
-        <w:rPr>
-          <w:rFonts w:ascii="Calibri" w:cs="Calibri" w:eastAsia="Calibri" w:hAnsi="Calibri"/>
-          <w:sz w:val="24"/>
-          <w:szCs w:val="24"/>
-        </w:rPr>
-        <w:t xml:space="preserve">☐  </w:t>
-      </w:r>
-      <w:r>
-        <w:rPr>
-          <w:rFonts w:ascii="Calibri" w:cs="Calibri" w:eastAsia="Calibri" w:hAnsi="Calibri"/>
-          <w:sz w:val="24"/>
-          <w:szCs w:val="24"/>
-        </w:rPr>
-        <w:t xml:space="preserve">Step 5: Download the AI model (this is the biggest download, start it and wait)</w:t>
+      <w:proofErr w:type="gramStart"/>
+      <w:r>
+        <w:rPr>
+          <w:rFonts w:ascii="Calibri" w:eastAsia="Calibri" w:hAnsi="Calibri" w:cs="Calibri"/>
+          <w:sz w:val="24"/>
+          <w:szCs w:val="24"/>
+        </w:rPr>
+        <w:t>☐  Step</w:t>
+      </w:r>
+      <w:proofErr w:type="gramEnd"/>
+      <w:r>
+        <w:rPr>
+          <w:rFonts w:ascii="Calibri" w:eastAsia="Calibri" w:hAnsi="Calibri" w:cs="Calibri"/>
+          <w:sz w:val="24"/>
+          <w:szCs w:val="24"/>
+        </w:rPr>
+        <w:t xml:space="preserve"> 5: Download the AI model (this is the biggest download, start it and wait)</w:t>
       </w:r>
     </w:p>
     <w:p>
       <w:pPr>
         <w:spacing w:after="100"/>
       </w:pPr>
-      <w:r>
-        <w:rPr>
-          <w:rFonts w:ascii="Calibri" w:cs="Calibri" w:eastAsia="Calibri" w:hAnsi="Calibri"/>
-          <w:sz w:val="24"/>
-          <w:szCs w:val="24"/>
-        </w:rPr>
-        <w:t xml:space="preserve">☐  </w:t>
-      </w:r>
-      <w:r>
-        <w:rPr>
-          <w:rFonts w:ascii="Calibri" w:cs="Calibri" w:eastAsia="Calibri" w:hAnsi="Calibri"/>
-          <w:sz w:val="24"/>
-          <w:szCs w:val="24"/>
-        </w:rPr>
-        <w:t xml:space="preserve">Step 6: Download the demo project onto your computer</w:t>
+      <w:proofErr w:type="gramStart"/>
+      <w:r>
+        <w:rPr>
+          <w:rFonts w:ascii="Calibri" w:eastAsia="Calibri" w:hAnsi="Calibri" w:cs="Calibri"/>
+          <w:sz w:val="24"/>
+          <w:szCs w:val="24"/>
+        </w:rPr>
+        <w:t>☐  Step</w:t>
+      </w:r>
+      <w:proofErr w:type="gramEnd"/>
+      <w:r>
+        <w:rPr>
+          <w:rFonts w:ascii="Calibri" w:eastAsia="Calibri" w:hAnsi="Calibri" w:cs="Calibri"/>
+          <w:sz w:val="24"/>
+          <w:szCs w:val="24"/>
+        </w:rPr>
+        <w:t xml:space="preserve"> 6: Download the demo project onto your computer</w:t>
       </w:r>
     </w:p>
     <w:p>
       <w:pPr>
         <w:spacing w:after="100"/>
       </w:pPr>
-      <w:r>
-        <w:rPr>
-          <w:rFonts w:ascii="Calibri" w:cs="Calibri" w:eastAsia="Calibri" w:hAnsi="Calibri"/>
-          <w:sz w:val="24"/>
-          <w:szCs w:val="24"/>
-        </w:rPr>
-        <w:t xml:space="preserve">☐  </w:t>
-      </w:r>
-      <w:r>
-        <w:rPr>
-          <w:rFonts w:ascii="Calibri" w:cs="Calibri" w:eastAsia="Calibri" w:hAnsi="Calibri"/>
-          <w:sz w:val="24"/>
-          <w:szCs w:val="24"/>
-        </w:rPr>
-        <w:t xml:space="preserve">Step 7: Finish setting up the project</w:t>
+      <w:proofErr w:type="gramStart"/>
+      <w:r>
+        <w:rPr>
+          <w:rFonts w:ascii="Calibri" w:eastAsia="Calibri" w:hAnsi="Calibri" w:cs="Calibri"/>
+          <w:sz w:val="24"/>
+          <w:szCs w:val="24"/>
+        </w:rPr>
+        <w:t>☐  Step</w:t>
+      </w:r>
+      <w:proofErr w:type="gramEnd"/>
+      <w:r>
+        <w:rPr>
+          <w:rFonts w:ascii="Calibri" w:eastAsia="Calibri" w:hAnsi="Calibri" w:cs="Calibri"/>
+          <w:sz w:val="24"/>
+          <w:szCs w:val="24"/>
+        </w:rPr>
+        <w:t xml:space="preserve"> 7: Finish setting up the project</w:t>
       </w:r>
     </w:p>
     <w:p>
       <w:pPr>
         <w:spacing w:after="100"/>
       </w:pPr>
-      <w:r>
-        <w:rPr>
-          <w:rFonts w:ascii="Calibri" w:cs="Calibri" w:eastAsia="Calibri" w:hAnsi="Calibri"/>
-          <w:sz w:val="24"/>
-          <w:szCs w:val="24"/>
-        </w:rPr>
-        <w:t xml:space="preserve">☐  </w:t>
-      </w:r>
-      <w:r>
-        <w:rPr>
-          <w:rFonts w:ascii="Calibri" w:cs="Calibri" w:eastAsia="Calibri" w:hAnsi="Calibri"/>
-          <w:sz w:val="24"/>
-          <w:szCs w:val="24"/>
-        </w:rPr>
-        <w:t xml:space="preserve">Step 8: Run the readiness check</w:t>
-      </w:r>
-    </w:p>
-    <w:p>
-      <w:pPr>
-        <w:pBdr>
-          <w:left w:val="single" w:color="999999" w:sz="12" w:space="8"/>
+      <w:proofErr w:type="gramStart"/>
+      <w:r>
+        <w:rPr>
+          <w:rFonts w:ascii="Calibri" w:eastAsia="Calibri" w:hAnsi="Calibri" w:cs="Calibri"/>
+          <w:sz w:val="24"/>
+          <w:szCs w:val="24"/>
+        </w:rPr>
+        <w:t>☐  Step</w:t>
+      </w:r>
+      <w:proofErr w:type="gramEnd"/>
+      <w:r>
+        <w:rPr>
+          <w:rFonts w:ascii="Calibri" w:eastAsia="Calibri" w:hAnsi="Calibri" w:cs="Calibri"/>
+          <w:sz w:val="24"/>
+          <w:szCs w:val="24"/>
+        </w:rPr>
+        <w:t xml:space="preserve"> 8: Run the readiness check</w:t>
+      </w:r>
+    </w:p>
+    <w:p>
+      <w:pPr>
+        <w:pBdr>
+          <w:left w:val="single" w:sz="12" w:space="8" w:color="999999"/>
         </w:pBdr>
         <w:spacing w:after="200"/>
         <w:ind w:left="200"/>
       </w:pPr>
       <w:r>
         <w:rPr>
-          <w:rFonts w:ascii="Calibri" w:cs="Calibri" w:eastAsia="Calibri" w:hAnsi="Calibri"/>
+          <w:rFonts w:ascii="Calibri" w:eastAsia="Calibri" w:hAnsi="Calibri" w:cs="Calibri"/>
           <w:i/>
           <w:iCs/>
           <w:color w:val="555555"/>
           <w:sz w:val="22"/>
           <w:szCs w:val="22"/>
         </w:rPr>
-        <w:t xml:space="preserve">A note on “terminal”: this is a plain window where you type commands instead of clicking icons. Windows calls it “Command Prompt.” A Mac calls it “Terminal.” They do the same job. You'll use whichever one matches your computer for every step in this guide.</w:t>
+        <w:t>A note on “terminal”: this is a plain window where you type commands instead of clicking icons. Windows calls it “Command Prompt.” A Mac calls it “Terminal.” They do the same job. You'll use whichever one matches your computer for every step in this guide.</w:t>
       </w:r>
     </w:p>
     <w:p>
@@ -332,16 +389,17 @@
         <w:pageBreakBefore/>
       </w:pPr>
       <w:r>
+        <w:lastRenderedPageBreak/>
         <w:br/>
       </w:r>
     </w:p>
     <w:p>
       <w:pPr>
         <w:pStyle w:val="Heading1"/>
-        <w:spacing w:after="160" w:before="360"/>
-      </w:pPr>
-      <w:r>
-        <w:t xml:space="preserve">Step 1: Find and Open Your Terminal</w:t>
+        <w:spacing w:before="360"/>
+      </w:pPr>
+      <w:r>
+        <w:t>Step 1: Find and Open Your Terminal</w:t>
       </w:r>
     </w:p>
     <w:p>
@@ -350,31 +408,31 @@
       </w:pPr>
       <w:r>
         <w:rPr>
-          <w:rFonts w:ascii="Calibri" w:cs="Calibri" w:eastAsia="Calibri" w:hAnsi="Calibri"/>
-          <w:sz w:val="24"/>
-          <w:szCs w:val="24"/>
-        </w:rPr>
-        <w:t xml:space="preserve">You'll use this same window for every step in this guide. Once it's open, don't close it until you finish Step 8.</w:t>
-      </w:r>
-    </w:p>
-    <w:p>
-      <w:pPr>
-        <w:pBdr>
-          <w:left w:val="single" w:color="1F5C99" w:sz="18" w:space="8"/>
-        </w:pBdr>
-        <w:spacing w:after="100" w:before="160"/>
+          <w:rFonts w:ascii="Calibri" w:eastAsia="Calibri" w:hAnsi="Calibri" w:cs="Calibri"/>
+          <w:sz w:val="24"/>
+          <w:szCs w:val="24"/>
+        </w:rPr>
+        <w:t>You'll use this same window for every step in this guide. Once it's open, don't close it until you finish Step 8.</w:t>
+      </w:r>
+    </w:p>
+    <w:p>
+      <w:pPr>
+        <w:pBdr>
+          <w:left w:val="single" w:sz="18" w:space="8" w:color="1F5C99"/>
+        </w:pBdr>
+        <w:spacing w:before="160" w:after="100"/>
         <w:ind w:left="200"/>
       </w:pPr>
       <w:r>
         <w:rPr>
-          <w:rFonts w:ascii="Calibri" w:cs="Calibri" w:eastAsia="Calibri" w:hAnsi="Calibri"/>
+          <w:rFonts w:ascii="Calibri" w:eastAsia="Calibri" w:hAnsi="Calibri" w:cs="Calibri"/>
           <w:b/>
           <w:bCs/>
           <w:color w:val="1F5C99"/>
           <w:sz w:val="24"/>
           <w:szCs w:val="24"/>
         </w:rPr>
-        <w:t xml:space="preserve">If you have a Windows computer:</w:t>
+        <w:t>If you have a Windows computer:</w:t>
       </w:r>
     </w:p>
     <w:p>
@@ -384,7 +442,7 @@
       </w:pPr>
       <w:r>
         <w:rPr>
-          <w:rFonts w:ascii="Calibri" w:cs="Calibri" w:eastAsia="Calibri" w:hAnsi="Calibri"/>
+          <w:rFonts w:ascii="Calibri" w:eastAsia="Calibri" w:hAnsi="Calibri" w:cs="Calibri"/>
           <w:b/>
           <w:bCs/>
           <w:sz w:val="24"/>
@@ -394,11 +452,11 @@
       </w:r>
       <w:r>
         <w:rPr>
-          <w:rFonts w:ascii="Calibri" w:cs="Calibri" w:eastAsia="Calibri" w:hAnsi="Calibri"/>
-          <w:sz w:val="24"/>
-          <w:szCs w:val="24"/>
-        </w:rPr>
-        <w:t xml:space="preserve">Press the Windows key on your keyboard (it has the Windows logo on it, usually near the bottom-left of your keyboard).</w:t>
+          <w:rFonts w:ascii="Calibri" w:eastAsia="Calibri" w:hAnsi="Calibri" w:cs="Calibri"/>
+          <w:sz w:val="24"/>
+          <w:szCs w:val="24"/>
+        </w:rPr>
+        <w:t>Press the Windows key on your keyboard (it has the Windows logo on it, usually near the bottom-left of your keyboard).</w:t>
       </w:r>
     </w:p>
     <w:p>
@@ -408,7 +466,7 @@
       </w:pPr>
       <w:r>
         <w:rPr>
-          <w:rFonts w:ascii="Calibri" w:cs="Calibri" w:eastAsia="Calibri" w:hAnsi="Calibri"/>
+          <w:rFonts w:ascii="Calibri" w:eastAsia="Calibri" w:hAnsi="Calibri" w:cs="Calibri"/>
           <w:b/>
           <w:bCs/>
           <w:sz w:val="24"/>
@@ -418,12 +476,22 @@
       </w:r>
       <w:r>
         <w:rPr>
-          <w:rFonts w:ascii="Calibri" w:cs="Calibri" w:eastAsia="Calibri" w:hAnsi="Calibri"/>
-          <w:sz w:val="24"/>
-          <w:szCs w:val="24"/>
-        </w:rPr>
-        <w:t xml:space="preserve">Type the letters: cmd</w:t>
-      </w:r>
+          <w:rFonts w:ascii="Calibri" w:eastAsia="Calibri" w:hAnsi="Calibri" w:cs="Calibri"/>
+          <w:sz w:val="24"/>
+          <w:szCs w:val="24"/>
+        </w:rPr>
+        <w:t xml:space="preserve">Type the letters: </w:t>
+      </w:r>
+      <w:proofErr w:type="spellStart"/>
+      <w:r>
+        <w:rPr>
+          <w:rFonts w:ascii="Calibri" w:eastAsia="Calibri" w:hAnsi="Calibri" w:cs="Calibri"/>
+          <w:sz w:val="24"/>
+          <w:szCs w:val="24"/>
+        </w:rPr>
+        <w:t>cmd</w:t>
+      </w:r>
+      <w:proofErr w:type="spellEnd"/>
     </w:p>
     <w:p>
       <w:pPr>
@@ -432,7 +500,7 @@
       </w:pPr>
       <w:r>
         <w:rPr>
-          <w:rFonts w:ascii="Calibri" w:cs="Calibri" w:eastAsia="Calibri" w:hAnsi="Calibri"/>
+          <w:rFonts w:ascii="Calibri" w:eastAsia="Calibri" w:hAnsi="Calibri" w:cs="Calibri"/>
           <w:b/>
           <w:bCs/>
           <w:sz w:val="24"/>
@@ -442,31 +510,31 @@
       </w:r>
       <w:r>
         <w:rPr>
-          <w:rFonts w:ascii="Calibri" w:cs="Calibri" w:eastAsia="Calibri" w:hAnsi="Calibri"/>
-          <w:sz w:val="24"/>
-          <w:szCs w:val="24"/>
-        </w:rPr>
-        <w:t xml:space="preserve">You will see an option appear called “Command Prompt.” Click it, or press Enter on your keyboard.</w:t>
-      </w:r>
-    </w:p>
-    <w:p>
-      <w:pPr>
-        <w:pBdr>
-          <w:left w:val="single" w:color="6B4C9A" w:sz="18" w:space="8"/>
-        </w:pBdr>
-        <w:spacing w:after="100" w:before="160"/>
+          <w:rFonts w:ascii="Calibri" w:eastAsia="Calibri" w:hAnsi="Calibri" w:cs="Calibri"/>
+          <w:sz w:val="24"/>
+          <w:szCs w:val="24"/>
+        </w:rPr>
+        <w:t>You will see an option appear called “Command Prompt.” Click it, or press Enter on your keyboard.</w:t>
+      </w:r>
+    </w:p>
+    <w:p>
+      <w:pPr>
+        <w:pBdr>
+          <w:left w:val="single" w:sz="18" w:space="8" w:color="6B4C9A"/>
+        </w:pBdr>
+        <w:spacing w:before="160" w:after="100"/>
         <w:ind w:left="200"/>
       </w:pPr>
       <w:r>
         <w:rPr>
-          <w:rFonts w:ascii="Calibri" w:cs="Calibri" w:eastAsia="Calibri" w:hAnsi="Calibri"/>
+          <w:rFonts w:ascii="Calibri" w:eastAsia="Calibri" w:hAnsi="Calibri" w:cs="Calibri"/>
           <w:b/>
           <w:bCs/>
           <w:color w:val="6B4C9A"/>
           <w:sz w:val="24"/>
           <w:szCs w:val="24"/>
         </w:rPr>
-        <w:t xml:space="preserve">If you have a MacBook (Apple computer):</w:t>
+        <w:t>If you have a MacBook (Apple computer):</w:t>
       </w:r>
     </w:p>
     <w:p>
@@ -476,7 +544,7 @@
       </w:pPr>
       <w:r>
         <w:rPr>
-          <w:rFonts w:ascii="Calibri" w:cs="Calibri" w:eastAsia="Calibri" w:hAnsi="Calibri"/>
+          <w:rFonts w:ascii="Calibri" w:eastAsia="Calibri" w:hAnsi="Calibri" w:cs="Calibri"/>
           <w:b/>
           <w:bCs/>
           <w:sz w:val="24"/>
@@ -486,11 +554,11 @@
       </w:r>
       <w:r>
         <w:rPr>
-          <w:rFonts w:ascii="Calibri" w:cs="Calibri" w:eastAsia="Calibri" w:hAnsi="Calibri"/>
-          <w:sz w:val="24"/>
-          <w:szCs w:val="24"/>
-        </w:rPr>
-        <w:t xml:space="preserve">Press and hold the Command key and the Space bar at the same time. A search box will appear in the middle of your screen. This is called “Spotlight.”</w:t>
+          <w:rFonts w:ascii="Calibri" w:eastAsia="Calibri" w:hAnsi="Calibri" w:cs="Calibri"/>
+          <w:sz w:val="24"/>
+          <w:szCs w:val="24"/>
+        </w:rPr>
+        <w:t>Press and hold the Command key and the Space bar at the same time. A search box will appear in the middle of your screen. This is called “Spotlight.”</w:t>
       </w:r>
     </w:p>
     <w:p>
@@ -500,7 +568,7 @@
       </w:pPr>
       <w:r>
         <w:rPr>
-          <w:rFonts w:ascii="Calibri" w:cs="Calibri" w:eastAsia="Calibri" w:hAnsi="Calibri"/>
+          <w:rFonts w:ascii="Calibri" w:eastAsia="Calibri" w:hAnsi="Calibri" w:cs="Calibri"/>
           <w:b/>
           <w:bCs/>
           <w:sz w:val="24"/>
@@ -510,11 +578,11 @@
       </w:r>
       <w:r>
         <w:rPr>
-          <w:rFonts w:ascii="Calibri" w:cs="Calibri" w:eastAsia="Calibri" w:hAnsi="Calibri"/>
-          <w:sz w:val="24"/>
-          <w:szCs w:val="24"/>
-        </w:rPr>
-        <w:t xml:space="preserve">Type the word: terminal</w:t>
+          <w:rFonts w:ascii="Calibri" w:eastAsia="Calibri" w:hAnsi="Calibri" w:cs="Calibri"/>
+          <w:sz w:val="24"/>
+          <w:szCs w:val="24"/>
+        </w:rPr>
+        <w:t>Type the word: terminal</w:t>
       </w:r>
     </w:p>
     <w:p>
@@ -524,7 +592,7 @@
       </w:pPr>
       <w:r>
         <w:rPr>
-          <w:rFonts w:ascii="Calibri" w:cs="Calibri" w:eastAsia="Calibri" w:hAnsi="Calibri"/>
+          <w:rFonts w:ascii="Calibri" w:eastAsia="Calibri" w:hAnsi="Calibri" w:cs="Calibri"/>
           <w:b/>
           <w:bCs/>
           <w:sz w:val="24"/>
@@ -534,11 +602,11 @@
       </w:r>
       <w:r>
         <w:rPr>
-          <w:rFonts w:ascii="Calibri" w:cs="Calibri" w:eastAsia="Calibri" w:hAnsi="Calibri"/>
-          <w:sz w:val="24"/>
-          <w:szCs w:val="24"/>
-        </w:rPr>
-        <w:t xml:space="preserve">You will see an option appear called “Terminal.” Click it, or press Enter on your keyboard.</w:t>
+          <w:rFonts w:ascii="Calibri" w:eastAsia="Calibri" w:hAnsi="Calibri" w:cs="Calibri"/>
+          <w:sz w:val="24"/>
+          <w:szCs w:val="24"/>
+        </w:rPr>
+        <w:t>You will see an option appear called “Terminal.” Click it, or press Enter on your keyboard.</w:t>
       </w:r>
     </w:p>
     <w:p>
@@ -547,11 +615,11 @@
       </w:pPr>
       <w:r>
         <w:rPr>
-          <w:rFonts w:ascii="Calibri" w:cs="Calibri" w:eastAsia="Calibri" w:hAnsi="Calibri"/>
-          <w:sz w:val="24"/>
-          <w:szCs w:val="24"/>
-        </w:rPr>
-        <w:t xml:space="preserve">Either way, a plain window will open. On Windows it's usually black. On a Mac it's usually black or white. This is your terminal. You will type commands into it and press Enter after each one.</w:t>
+          <w:rFonts w:ascii="Calibri" w:eastAsia="Calibri" w:hAnsi="Calibri" w:cs="Calibri"/>
+          <w:sz w:val="24"/>
+          <w:szCs w:val="24"/>
+        </w:rPr>
+        <w:t>Either way, a plain window will open. On Windows it's usually black. On a Mac it's usually black or white. This is your terminal. You will type commands into it and press Enter after each one.</w:t>
       </w:r>
     </w:p>
     <w:p>
@@ -559,16 +627,17 @@
         <w:pageBreakBefore/>
       </w:pPr>
       <w:r>
+        <w:lastRenderedPageBreak/>
         <w:br/>
       </w:r>
     </w:p>
     <w:p>
       <w:pPr>
         <w:pStyle w:val="Heading1"/>
-        <w:spacing w:after="160" w:before="360"/>
-      </w:pPr>
-      <w:r>
-        <w:t xml:space="preserve">Step 2: Install Python</w:t>
+        <w:spacing w:before="360"/>
+      </w:pPr>
+      <w:r>
+        <w:t>Step 2: Install Python</w:t>
       </w:r>
     </w:p>
     <w:p>
@@ -577,11 +646,11 @@
       </w:pPr>
       <w:r>
         <w:rPr>
-          <w:rFonts w:ascii="Calibri" w:cs="Calibri" w:eastAsia="Calibri" w:hAnsi="Calibri"/>
-          <w:sz w:val="24"/>
-          <w:szCs w:val="24"/>
-        </w:rPr>
-        <w:t xml:space="preserve">Open your web browser (the program you use to look at websites, for example Edge, Chrome, Firefox, or Safari).</w:t>
+          <w:rFonts w:ascii="Calibri" w:eastAsia="Calibri" w:hAnsi="Calibri" w:cs="Calibri"/>
+          <w:sz w:val="24"/>
+          <w:szCs w:val="24"/>
+        </w:rPr>
+        <w:t>Open your web browser (the program you use to look at websites, for example Edge, Chrome, Firefox, or Safari).</w:t>
       </w:r>
     </w:p>
     <w:p>
@@ -590,32 +659,32 @@
       </w:pPr>
       <w:r>
         <w:rPr>
-          <w:rFonts w:ascii="Calibri" w:cs="Calibri" w:eastAsia="Calibri" w:hAnsi="Calibri"/>
-          <w:sz w:val="24"/>
-          <w:szCs w:val="24"/>
-        </w:rPr>
-        <w:t xml:space="preserve">In the address bar at the top, carefully type the following exactly as shown, then press Enter:</w:t>
-      </w:r>
-    </w:p>
-    <w:p>
-      <w:pPr>
-        <w:pBdr>
-          <w:top w:val="single" w:color="AAAAAA" w:sz="4"/>
-          <w:bottom w:val="single" w:color="AAAAAA" w:sz="4"/>
-          <w:left w:val="single" w:color="AAAAAA" w:sz="4"/>
-          <w:right w:val="single" w:color="AAAAAA" w:sz="4"/>
-        </w:pBdr>
-        <w:shd w:fill="F0F0F0" w:val="clear"/>
-        <w:spacing w:after="240" w:before="100"/>
+          <w:rFonts w:ascii="Calibri" w:eastAsia="Calibri" w:hAnsi="Calibri" w:cs="Calibri"/>
+          <w:sz w:val="24"/>
+          <w:szCs w:val="24"/>
+        </w:rPr>
+        <w:t>In the address bar at the top, carefully type the following exactly as shown, then press Enter:</w:t>
+      </w:r>
+    </w:p>
+    <w:p>
+      <w:pPr>
+        <w:pBdr>
+          <w:top w:val="single" w:sz="4" w:space="0" w:color="AAAAAA"/>
+          <w:left w:val="single" w:sz="4" w:space="0" w:color="AAAAAA"/>
+          <w:bottom w:val="single" w:sz="4" w:space="0" w:color="AAAAAA"/>
+          <w:right w:val="single" w:sz="4" w:space="0" w:color="AAAAAA"/>
+        </w:pBdr>
+        <w:shd w:val="clear" w:color="auto" w:fill="F0F0F0"/>
+        <w:spacing w:before="100" w:after="240"/>
         <w:ind w:left="400" w:right="200"/>
       </w:pPr>
       <w:r>
         <w:rPr>
-          <w:rFonts w:ascii="Consolas" w:cs="Consolas" w:eastAsia="Consolas" w:hAnsi="Consolas"/>
-          <w:sz w:val="22"/>
-          <w:szCs w:val="22"/>
-        </w:rPr>
-        <w:t xml:space="preserve">python.org/downloads</w:t>
+          <w:rFonts w:ascii="Consolas" w:eastAsia="Consolas" w:hAnsi="Consolas" w:cs="Consolas"/>
+          <w:sz w:val="22"/>
+          <w:szCs w:val="22"/>
+        </w:rPr>
+        <w:t>python.org/downloads</w:t>
       </w:r>
     </w:p>
     <w:p>
@@ -624,31 +693,49 @@
       </w:pPr>
       <w:r>
         <w:rPr>
-          <w:rFonts w:ascii="Calibri" w:cs="Calibri" w:eastAsia="Calibri" w:hAnsi="Calibri"/>
-          <w:sz w:val="24"/>
-          <w:szCs w:val="24"/>
-        </w:rPr>
-        <w:t xml:space="preserve">The website automatically shows you the right download for your computer. Look for a button that says “Download Python” and click it.</w:t>
-      </w:r>
-    </w:p>
-    <w:p>
-      <w:pPr>
-        <w:pBdr>
-          <w:left w:val="single" w:color="1F5C99" w:sz="18" w:space="8"/>
-        </w:pBdr>
-        <w:spacing w:after="100" w:before="160"/>
+          <w:rFonts w:ascii="Calibri" w:eastAsia="Calibri" w:hAnsi="Calibri" w:cs="Calibri"/>
+          <w:sz w:val="24"/>
+          <w:szCs w:val="24"/>
+        </w:rPr>
+        <w:t xml:space="preserve">The website automatically shows you the right download for your computer. Look for a button that </w:t>
+      </w:r>
+      <w:proofErr w:type="gramStart"/>
+      <w:r>
+        <w:rPr>
+          <w:rFonts w:ascii="Calibri" w:eastAsia="Calibri" w:hAnsi="Calibri" w:cs="Calibri"/>
+          <w:sz w:val="24"/>
+          <w:szCs w:val="24"/>
+        </w:rPr>
+        <w:t>says</w:t>
+      </w:r>
+      <w:proofErr w:type="gramEnd"/>
+      <w:r>
+        <w:rPr>
+          <w:rFonts w:ascii="Calibri" w:eastAsia="Calibri" w:hAnsi="Calibri" w:cs="Calibri"/>
+          <w:sz w:val="24"/>
+          <w:szCs w:val="24"/>
+        </w:rPr>
+        <w:t xml:space="preserve"> “Download Python” and click it.</w:t>
+      </w:r>
+    </w:p>
+    <w:p>
+      <w:pPr>
+        <w:pBdr>
+          <w:left w:val="single" w:sz="18" w:space="8" w:color="1F5C99"/>
+        </w:pBdr>
+        <w:spacing w:before="160" w:after="100"/>
         <w:ind w:left="200"/>
       </w:pPr>
       <w:r>
         <w:rPr>
-          <w:rFonts w:ascii="Calibri" w:cs="Calibri" w:eastAsia="Calibri" w:hAnsi="Calibri"/>
+          <w:rFonts w:ascii="Calibri" w:eastAsia="Calibri" w:hAnsi="Calibri" w:cs="Calibri"/>
           <w:b/>
           <w:bCs/>
           <w:color w:val="1F5C99"/>
           <w:sz w:val="24"/>
           <w:szCs w:val="24"/>
         </w:rPr>
-        <w:t xml:space="preserve">If you have a Windows computer:</w:t>
+        <w:t>If you have a Windows computer:</w:t>
       </w:r>
     </w:p>
     <w:p>
@@ -658,7 +745,7 @@
       </w:pPr>
       <w:r>
         <w:rPr>
-          <w:rFonts w:ascii="Calibri" w:cs="Calibri" w:eastAsia="Calibri" w:hAnsi="Calibri"/>
+          <w:rFonts w:ascii="Calibri" w:eastAsia="Calibri" w:hAnsi="Calibri" w:cs="Calibri"/>
           <w:b/>
           <w:bCs/>
           <w:sz w:val="24"/>
@@ -668,11 +755,11 @@
       </w:r>
       <w:r>
         <w:rPr>
-          <w:rFonts w:ascii="Calibri" w:cs="Calibri" w:eastAsia="Calibri" w:hAnsi="Calibri"/>
-          <w:sz w:val="24"/>
-          <w:szCs w:val="24"/>
-        </w:rPr>
-        <w:t xml:space="preserve">When the download finishes, click on the downloaded file to open it and begin installing.</w:t>
+          <w:rFonts w:ascii="Calibri" w:eastAsia="Calibri" w:hAnsi="Calibri" w:cs="Calibri"/>
+          <w:sz w:val="24"/>
+          <w:szCs w:val="24"/>
+        </w:rPr>
+        <w:t>When the download finishes, click on the downloaded file to open it and begin installing.</w:t>
       </w:r>
     </w:p>
     <w:p>
@@ -682,7 +769,7 @@
       </w:pPr>
       <w:r>
         <w:rPr>
-          <w:rFonts w:ascii="Calibri" w:cs="Calibri" w:eastAsia="Calibri" w:hAnsi="Calibri"/>
+          <w:rFonts w:ascii="Calibri" w:eastAsia="Calibri" w:hAnsi="Calibri" w:cs="Calibri"/>
           <w:b/>
           <w:bCs/>
           <w:sz w:val="24"/>
@@ -692,11 +779,11 @@
       </w:r>
       <w:r>
         <w:rPr>
-          <w:rFonts w:ascii="Calibri" w:cs="Calibri" w:eastAsia="Calibri" w:hAnsi="Calibri"/>
-          <w:sz w:val="24"/>
-          <w:szCs w:val="24"/>
-        </w:rPr>
-        <w:t xml:space="preserve">On the very first screen of the installer, look near the bottom for a checkbox. It will say something like “Add python.exe to PATH.” Click that checkbox to check it. This is easy to miss, so look carefully before clicking Install.</w:t>
+          <w:rFonts w:ascii="Calibri" w:eastAsia="Calibri" w:hAnsi="Calibri" w:cs="Calibri"/>
+          <w:sz w:val="24"/>
+          <w:szCs w:val="24"/>
+        </w:rPr>
+        <w:t>On the very first screen of the installer, look near the bottom for a checkbox. It will say something like “Add python.exe to PATH.” Click that checkbox to check it. This is easy to miss, so look carefully before clicking Install.</w:t>
       </w:r>
     </w:p>
     <w:p>
@@ -706,7 +793,7 @@
       </w:pPr>
       <w:r>
         <w:rPr>
-          <w:rFonts w:ascii="Calibri" w:cs="Calibri" w:eastAsia="Calibri" w:hAnsi="Calibri"/>
+          <w:rFonts w:ascii="Calibri" w:eastAsia="Calibri" w:hAnsi="Calibri" w:cs="Calibri"/>
           <w:b/>
           <w:bCs/>
           <w:sz w:val="24"/>
@@ -716,11 +803,11 @@
       </w:r>
       <w:r>
         <w:rPr>
-          <w:rFonts w:ascii="Calibri" w:cs="Calibri" w:eastAsia="Calibri" w:hAnsi="Calibri"/>
-          <w:sz w:val="24"/>
-          <w:szCs w:val="24"/>
-        </w:rPr>
-        <w:t xml:space="preserve">Click “Install Now” and wait for it to finish.</w:t>
+          <w:rFonts w:ascii="Calibri" w:eastAsia="Calibri" w:hAnsi="Calibri" w:cs="Calibri"/>
+          <w:sz w:val="24"/>
+          <w:szCs w:val="24"/>
+        </w:rPr>
+        <w:t>Click “Install Now” and wait for it to finish.</w:t>
       </w:r>
     </w:p>
     <w:p>
@@ -730,7 +817,7 @@
       </w:pPr>
       <w:r>
         <w:rPr>
-          <w:rFonts w:ascii="Calibri" w:cs="Calibri" w:eastAsia="Calibri" w:hAnsi="Calibri"/>
+          <w:rFonts w:ascii="Calibri" w:eastAsia="Calibri" w:hAnsi="Calibri" w:cs="Calibri"/>
           <w:b/>
           <w:bCs/>
           <w:sz w:val="24"/>
@@ -740,52 +827,52 @@
       </w:r>
       <w:r>
         <w:rPr>
-          <w:rFonts w:ascii="Calibri" w:cs="Calibri" w:eastAsia="Calibri" w:hAnsi="Calibri"/>
-          <w:sz w:val="24"/>
-          <w:szCs w:val="24"/>
-        </w:rPr>
-        <w:t xml:space="preserve">Go back to your terminal window from Step 1. Type the following exactly, then press Enter:</w:t>
-      </w:r>
-    </w:p>
-    <w:p>
-      <w:pPr>
-        <w:pBdr>
-          <w:top w:val="single" w:color="AAAAAA" w:sz="4"/>
-          <w:bottom w:val="single" w:color="AAAAAA" w:sz="4"/>
-          <w:left w:val="single" w:color="AAAAAA" w:sz="4"/>
-          <w:right w:val="single" w:color="AAAAAA" w:sz="4"/>
-        </w:pBdr>
-        <w:shd w:fill="F0F0F0" w:val="clear"/>
-        <w:spacing w:after="240" w:before="100"/>
+          <w:rFonts w:ascii="Calibri" w:eastAsia="Calibri" w:hAnsi="Calibri" w:cs="Calibri"/>
+          <w:sz w:val="24"/>
+          <w:szCs w:val="24"/>
+        </w:rPr>
+        <w:t>Go back to your terminal window from Step 1. Type the following exactly, then press Enter:</w:t>
+      </w:r>
+    </w:p>
+    <w:p>
+      <w:pPr>
+        <w:pBdr>
+          <w:top w:val="single" w:sz="4" w:space="0" w:color="AAAAAA"/>
+          <w:left w:val="single" w:sz="4" w:space="0" w:color="AAAAAA"/>
+          <w:bottom w:val="single" w:sz="4" w:space="0" w:color="AAAAAA"/>
+          <w:right w:val="single" w:sz="4" w:space="0" w:color="AAAAAA"/>
+        </w:pBdr>
+        <w:shd w:val="clear" w:color="auto" w:fill="F0F0F0"/>
+        <w:spacing w:before="100" w:after="240"/>
         <w:ind w:left="400" w:right="200"/>
       </w:pPr>
       <w:r>
         <w:rPr>
-          <w:rFonts w:ascii="Consolas" w:cs="Consolas" w:eastAsia="Consolas" w:hAnsi="Consolas"/>
-          <w:sz w:val="22"/>
-          <w:szCs w:val="22"/>
-        </w:rPr>
-        <w:t xml:space="preserve">python --version</w:t>
-      </w:r>
-    </w:p>
-    <w:p>
-      <w:pPr>
-        <w:pBdr>
-          <w:left w:val="single" w:color="6B4C9A" w:sz="18" w:space="8"/>
-        </w:pBdr>
-        <w:spacing w:after="100" w:before="160"/>
+          <w:rFonts w:ascii="Consolas" w:eastAsia="Consolas" w:hAnsi="Consolas" w:cs="Consolas"/>
+          <w:sz w:val="22"/>
+          <w:szCs w:val="22"/>
+        </w:rPr>
+        <w:t>python --version</w:t>
+      </w:r>
+    </w:p>
+    <w:p>
+      <w:pPr>
+        <w:pBdr>
+          <w:left w:val="single" w:sz="18" w:space="8" w:color="6B4C9A"/>
+        </w:pBdr>
+        <w:spacing w:before="160" w:after="100"/>
         <w:ind w:left="200"/>
       </w:pPr>
       <w:r>
         <w:rPr>
-          <w:rFonts w:ascii="Calibri" w:cs="Calibri" w:eastAsia="Calibri" w:hAnsi="Calibri"/>
+          <w:rFonts w:ascii="Calibri" w:eastAsia="Calibri" w:hAnsi="Calibri" w:cs="Calibri"/>
           <w:b/>
           <w:bCs/>
           <w:color w:val="6B4C9A"/>
           <w:sz w:val="24"/>
           <w:szCs w:val="24"/>
         </w:rPr>
-        <w:t xml:space="preserve">If you have a MacBook (Apple computer):</w:t>
+        <w:t>If you have a MacBook (Apple computer):</w:t>
       </w:r>
     </w:p>
     <w:p>
@@ -795,7 +882,7 @@
       </w:pPr>
       <w:r>
         <w:rPr>
-          <w:rFonts w:ascii="Calibri" w:cs="Calibri" w:eastAsia="Calibri" w:hAnsi="Calibri"/>
+          <w:rFonts w:ascii="Calibri" w:eastAsia="Calibri" w:hAnsi="Calibri" w:cs="Calibri"/>
           <w:b/>
           <w:bCs/>
           <w:sz w:val="24"/>
@@ -805,11 +892,11 @@
       </w:r>
       <w:r>
         <w:rPr>
-          <w:rFonts w:ascii="Calibri" w:cs="Calibri" w:eastAsia="Calibri" w:hAnsi="Calibri"/>
-          <w:sz w:val="24"/>
-          <w:szCs w:val="24"/>
-        </w:rPr>
-        <w:t xml:space="preserve">When the download finishes, click on the downloaded file to open it and begin installing.</w:t>
+          <w:rFonts w:ascii="Calibri" w:eastAsia="Calibri" w:hAnsi="Calibri" w:cs="Calibri"/>
+          <w:sz w:val="24"/>
+          <w:szCs w:val="24"/>
+        </w:rPr>
+        <w:t>When the download finishes, click on the downloaded file to open it and begin installing.</w:t>
       </w:r>
     </w:p>
     <w:p>
@@ -819,7 +906,7 @@
       </w:pPr>
       <w:r>
         <w:rPr>
-          <w:rFonts w:ascii="Calibri" w:cs="Calibri" w:eastAsia="Calibri" w:hAnsi="Calibri"/>
+          <w:rFonts w:ascii="Calibri" w:eastAsia="Calibri" w:hAnsi="Calibri" w:cs="Calibri"/>
           <w:b/>
           <w:bCs/>
           <w:sz w:val="24"/>
@@ -829,11 +916,11 @@
       </w:r>
       <w:r>
         <w:rPr>
-          <w:rFonts w:ascii="Calibri" w:cs="Calibri" w:eastAsia="Calibri" w:hAnsi="Calibri"/>
-          <w:sz w:val="24"/>
-          <w:szCs w:val="24"/>
-        </w:rPr>
-        <w:t xml:space="preserve">Click “Continue” through each screen, then click “Install.” You may be asked for your Mac's password near the end. That's normal, type it and press Enter.</w:t>
+          <w:rFonts w:ascii="Calibri" w:eastAsia="Calibri" w:hAnsi="Calibri" w:cs="Calibri"/>
+          <w:sz w:val="24"/>
+          <w:szCs w:val="24"/>
+        </w:rPr>
+        <w:t>Click “Continue” through each screen, then click “Install.” You may be asked for your Mac's password near the end. That's normal, type it and press Enter.</w:t>
       </w:r>
     </w:p>
     <w:p>
@@ -843,7 +930,7 @@
       </w:pPr>
       <w:r>
         <w:rPr>
-          <w:rFonts w:ascii="Calibri" w:cs="Calibri" w:eastAsia="Calibri" w:hAnsi="Calibri"/>
+          <w:rFonts w:ascii="Calibri" w:eastAsia="Calibri" w:hAnsi="Calibri" w:cs="Calibri"/>
           <w:b/>
           <w:bCs/>
           <w:sz w:val="24"/>
@@ -853,32 +940,32 @@
       </w:r>
       <w:r>
         <w:rPr>
-          <w:rFonts w:ascii="Calibri" w:cs="Calibri" w:eastAsia="Calibri" w:hAnsi="Calibri"/>
-          <w:sz w:val="24"/>
-          <w:szCs w:val="24"/>
-        </w:rPr>
-        <w:t xml:space="preserve">When it finishes, go back to your Terminal window from Step 1. Type the following exactly, then press Enter:</w:t>
-      </w:r>
-    </w:p>
-    <w:p>
-      <w:pPr>
-        <w:pBdr>
-          <w:top w:val="single" w:color="AAAAAA" w:sz="4"/>
-          <w:bottom w:val="single" w:color="AAAAAA" w:sz="4"/>
-          <w:left w:val="single" w:color="AAAAAA" w:sz="4"/>
-          <w:right w:val="single" w:color="AAAAAA" w:sz="4"/>
-        </w:pBdr>
-        <w:shd w:fill="F0F0F0" w:val="clear"/>
-        <w:spacing w:after="240" w:before="100"/>
+          <w:rFonts w:ascii="Calibri" w:eastAsia="Calibri" w:hAnsi="Calibri" w:cs="Calibri"/>
+          <w:sz w:val="24"/>
+          <w:szCs w:val="24"/>
+        </w:rPr>
+        <w:t>When it finishes, go back to your Terminal window from Step 1. Type the following exactly, then press Enter:</w:t>
+      </w:r>
+    </w:p>
+    <w:p>
+      <w:pPr>
+        <w:pBdr>
+          <w:top w:val="single" w:sz="4" w:space="0" w:color="AAAAAA"/>
+          <w:left w:val="single" w:sz="4" w:space="0" w:color="AAAAAA"/>
+          <w:bottom w:val="single" w:sz="4" w:space="0" w:color="AAAAAA"/>
+          <w:right w:val="single" w:sz="4" w:space="0" w:color="AAAAAA"/>
+        </w:pBdr>
+        <w:shd w:val="clear" w:color="auto" w:fill="F0F0F0"/>
+        <w:spacing w:before="100" w:after="240"/>
         <w:ind w:left="400" w:right="200"/>
       </w:pPr>
       <w:r>
         <w:rPr>
-          <w:rFonts w:ascii="Consolas" w:cs="Consolas" w:eastAsia="Consolas" w:hAnsi="Consolas"/>
-          <w:sz w:val="22"/>
-          <w:szCs w:val="22"/>
-        </w:rPr>
-        <w:t xml:space="preserve">python3 --version</w:t>
+          <w:rFonts w:ascii="Consolas" w:eastAsia="Consolas" w:hAnsi="Consolas" w:cs="Consolas"/>
+          <w:sz w:val="22"/>
+          <w:szCs w:val="22"/>
+        </w:rPr>
+        <w:t>python3 --version</w:t>
       </w:r>
     </w:p>
     <w:p>
@@ -887,51 +974,51 @@
       </w:pPr>
       <w:r>
         <w:rPr>
-          <w:rFonts w:ascii="Calibri" w:cs="Calibri" w:eastAsia="Calibri" w:hAnsi="Calibri"/>
-          <w:sz w:val="24"/>
-          <w:szCs w:val="24"/>
-        </w:rPr>
-        <w:t xml:space="preserve">What you should see: a line of text like “Python 3.12.1” or similar. Any version number is fine.</w:t>
-      </w:r>
-    </w:p>
-    <w:p>
-      <w:pPr>
-        <w:pBdr>
-          <w:left w:val="single" w:color="999999" w:sz="12" w:space="8"/>
+          <w:rFonts w:ascii="Calibri" w:eastAsia="Calibri" w:hAnsi="Calibri" w:cs="Calibri"/>
+          <w:sz w:val="24"/>
+          <w:szCs w:val="24"/>
+        </w:rPr>
+        <w:t>What you should see: a line of text like “Python 3.12.1” or similar. Any version number is fine.</w:t>
+      </w:r>
+    </w:p>
+    <w:p>
+      <w:pPr>
+        <w:pBdr>
+          <w:left w:val="single" w:sz="12" w:space="8" w:color="999999"/>
         </w:pBdr>
         <w:spacing w:after="200"/>
         <w:ind w:left="200"/>
       </w:pPr>
       <w:r>
         <w:rPr>
-          <w:rFonts w:ascii="Calibri" w:cs="Calibri" w:eastAsia="Calibri" w:hAnsi="Calibri"/>
+          <w:rFonts w:ascii="Calibri" w:eastAsia="Calibri" w:hAnsi="Calibri" w:cs="Calibri"/>
           <w:i/>
           <w:iCs/>
           <w:color w:val="555555"/>
           <w:sz w:val="22"/>
           <w:szCs w:val="22"/>
         </w:rPr>
-        <w:t xml:space="preserve">If you see an error instead: close the terminal window completely, open a brand new one using Step 1's instructions, and try again.</w:t>
-      </w:r>
-    </w:p>
-    <w:p>
-      <w:pPr>
-        <w:pBdr>
-          <w:left w:val="single" w:color="999999" w:sz="12" w:space="8"/>
+        <w:t>If you see an error instead: close the terminal window completely, open a brand new one using Step 1's instructions, and try again.</w:t>
+      </w:r>
+    </w:p>
+    <w:p>
+      <w:pPr>
+        <w:pBdr>
+          <w:left w:val="single" w:sz="12" w:space="8" w:color="999999"/>
         </w:pBdr>
         <w:spacing w:after="200"/>
         <w:ind w:left="200"/>
       </w:pPr>
       <w:r>
         <w:rPr>
-          <w:rFonts w:ascii="Calibri" w:cs="Calibri" w:eastAsia="Calibri" w:hAnsi="Calibri"/>
+          <w:rFonts w:ascii="Calibri" w:eastAsia="Calibri" w:hAnsi="Calibri" w:cs="Calibri"/>
           <w:i/>
           <w:iCs/>
           <w:color w:val="555555"/>
           <w:sz w:val="22"/>
           <w:szCs w:val="22"/>
         </w:rPr>
-        <w:t xml:space="preserve">One difference to remember for the rest of this guide: on Windows you will type the word “python.” On a Mac you will type “python3” (with the number 3). Every step below shows both.</w:t>
+        <w:t>One difference to remember for the rest of this guide: on Windows you will type the word “python.” On a Mac you will type “python3” (with the number 3). Every step below shows both.</w:t>
       </w:r>
     </w:p>
     <w:p>
@@ -939,16 +1026,17 @@
         <w:pageBreakBefore/>
       </w:pPr>
       <w:r>
+        <w:lastRenderedPageBreak/>
         <w:br/>
       </w:r>
     </w:p>
     <w:p>
       <w:pPr>
         <w:pStyle w:val="Heading1"/>
-        <w:spacing w:after="160" w:before="360"/>
-      </w:pPr>
-      <w:r>
-        <w:t xml:space="preserve">Step 3: Install Git</w:t>
+        <w:spacing w:before="360"/>
+      </w:pPr>
+      <w:r>
+        <w:t>Step 3: Install Git</w:t>
       </w:r>
     </w:p>
     <w:p>
@@ -957,31 +1045,31 @@
       </w:pPr>
       <w:r>
         <w:rPr>
-          <w:rFonts w:ascii="Calibri" w:cs="Calibri" w:eastAsia="Calibri" w:hAnsi="Calibri"/>
-          <w:sz w:val="24"/>
-          <w:szCs w:val="24"/>
-        </w:rPr>
-        <w:t xml:space="preserve">Git is the program that downloads the demo project's files onto your computer.</w:t>
-      </w:r>
-    </w:p>
-    <w:p>
-      <w:pPr>
-        <w:pBdr>
-          <w:left w:val="single" w:color="1F5C99" w:sz="18" w:space="8"/>
-        </w:pBdr>
-        <w:spacing w:after="100" w:before="160"/>
+          <w:rFonts w:ascii="Calibri" w:eastAsia="Calibri" w:hAnsi="Calibri" w:cs="Calibri"/>
+          <w:sz w:val="24"/>
+          <w:szCs w:val="24"/>
+        </w:rPr>
+        <w:t>Git is the program that downloads the demo project's files onto your computer.</w:t>
+      </w:r>
+    </w:p>
+    <w:p>
+      <w:pPr>
+        <w:pBdr>
+          <w:left w:val="single" w:sz="18" w:space="8" w:color="1F5C99"/>
+        </w:pBdr>
+        <w:spacing w:before="160" w:after="100"/>
         <w:ind w:left="200"/>
       </w:pPr>
       <w:r>
         <w:rPr>
-          <w:rFonts w:ascii="Calibri" w:cs="Calibri" w:eastAsia="Calibri" w:hAnsi="Calibri"/>
+          <w:rFonts w:ascii="Calibri" w:eastAsia="Calibri" w:hAnsi="Calibri" w:cs="Calibri"/>
           <w:b/>
           <w:bCs/>
           <w:color w:val="1F5C99"/>
           <w:sz w:val="24"/>
           <w:szCs w:val="24"/>
         </w:rPr>
-        <w:t xml:space="preserve">If you have a Windows computer:</w:t>
+        <w:t>If you have a Windows computer:</w:t>
       </w:r>
     </w:p>
     <w:p>
@@ -991,7 +1079,7 @@
       </w:pPr>
       <w:r>
         <w:rPr>
-          <w:rFonts w:ascii="Calibri" w:cs="Calibri" w:eastAsia="Calibri" w:hAnsi="Calibri"/>
+          <w:rFonts w:ascii="Calibri" w:eastAsia="Calibri" w:hAnsi="Calibri" w:cs="Calibri"/>
           <w:b/>
           <w:bCs/>
           <w:sz w:val="24"/>
@@ -1001,11 +1089,11 @@
       </w:r>
       <w:r>
         <w:rPr>
-          <w:rFonts w:ascii="Calibri" w:cs="Calibri" w:eastAsia="Calibri" w:hAnsi="Calibri"/>
-          <w:sz w:val="24"/>
-          <w:szCs w:val="24"/>
-        </w:rPr>
-        <w:t xml:space="preserve">In your web browser's address bar, type the following exactly, then press Enter:</w:t>
+          <w:rFonts w:ascii="Calibri" w:eastAsia="Calibri" w:hAnsi="Calibri" w:cs="Calibri"/>
+          <w:sz w:val="24"/>
+          <w:szCs w:val="24"/>
+        </w:rPr>
+        <w:t>In your web browser's address bar, type the following exactly, then press Enter:</w:t>
       </w:r>
     </w:p>
     <w:p>
@@ -1015,7 +1103,7 @@
       </w:pPr>
       <w:r>
         <w:rPr>
-          <w:rFonts w:ascii="Calibri" w:cs="Calibri" w:eastAsia="Calibri" w:hAnsi="Calibri"/>
+          <w:rFonts w:ascii="Calibri" w:eastAsia="Calibri" w:hAnsi="Calibri" w:cs="Calibri"/>
           <w:b/>
           <w:bCs/>
           <w:sz w:val="24"/>
@@ -1025,11 +1113,11 @@
       </w:r>
       <w:r>
         <w:rPr>
-          <w:rFonts w:ascii="Calibri" w:cs="Calibri" w:eastAsia="Calibri" w:hAnsi="Calibri"/>
-          <w:sz w:val="24"/>
-          <w:szCs w:val="24"/>
-        </w:rPr>
-        <w:t xml:space="preserve">Find and click the download button for Windows.</w:t>
+          <w:rFonts w:ascii="Calibri" w:eastAsia="Calibri" w:hAnsi="Calibri" w:cs="Calibri"/>
+          <w:sz w:val="24"/>
+          <w:szCs w:val="24"/>
+        </w:rPr>
+        <w:t>Find and click the download button for Windows.</w:t>
       </w:r>
     </w:p>
     <w:p>
@@ -1039,7 +1127,7 @@
       </w:pPr>
       <w:r>
         <w:rPr>
-          <w:rFonts w:ascii="Calibri" w:cs="Calibri" w:eastAsia="Calibri" w:hAnsi="Calibri"/>
+          <w:rFonts w:ascii="Calibri" w:eastAsia="Calibri" w:hAnsi="Calibri" w:cs="Calibri"/>
           <w:b/>
           <w:bCs/>
           <w:sz w:val="24"/>
@@ -1049,11 +1137,11 @@
       </w:r>
       <w:r>
         <w:rPr>
-          <w:rFonts w:ascii="Calibri" w:cs="Calibri" w:eastAsia="Calibri" w:hAnsi="Calibri"/>
-          <w:sz w:val="24"/>
-          <w:szCs w:val="24"/>
-        </w:rPr>
-        <w:t xml:space="preserve">Open the downloaded file to start installing.</w:t>
+          <w:rFonts w:ascii="Calibri" w:eastAsia="Calibri" w:hAnsi="Calibri" w:cs="Calibri"/>
+          <w:sz w:val="24"/>
+          <w:szCs w:val="24"/>
+        </w:rPr>
+        <w:t>Open the downloaded file to start installing.</w:t>
       </w:r>
     </w:p>
     <w:p>
@@ -1063,7 +1151,7 @@
       </w:pPr>
       <w:r>
         <w:rPr>
-          <w:rFonts w:ascii="Calibri" w:cs="Calibri" w:eastAsia="Calibri" w:hAnsi="Calibri"/>
+          <w:rFonts w:ascii="Calibri" w:eastAsia="Calibri" w:hAnsi="Calibri" w:cs="Calibri"/>
           <w:b/>
           <w:bCs/>
           <w:sz w:val="24"/>
@@ -1073,11 +1161,11 @@
       </w:r>
       <w:r>
         <w:rPr>
-          <w:rFonts w:ascii="Calibri" w:cs="Calibri" w:eastAsia="Calibri" w:hAnsi="Calibri"/>
-          <w:sz w:val="24"/>
-          <w:szCs w:val="24"/>
-        </w:rPr>
-        <w:t xml:space="preserve">Click “Next” on every screen. You do not need to change any settings. The defaults are correct.</w:t>
+          <w:rFonts w:ascii="Calibri" w:eastAsia="Calibri" w:hAnsi="Calibri" w:cs="Calibri"/>
+          <w:sz w:val="24"/>
+          <w:szCs w:val="24"/>
+        </w:rPr>
+        <w:t>Click “Next” on every screen. You do not need to change any settings. The defaults are correct.</w:t>
       </w:r>
     </w:p>
     <w:p>
@@ -1087,7 +1175,7 @@
       </w:pPr>
       <w:r>
         <w:rPr>
-          <w:rFonts w:ascii="Calibri" w:cs="Calibri" w:eastAsia="Calibri" w:hAnsi="Calibri"/>
+          <w:rFonts w:ascii="Calibri" w:eastAsia="Calibri" w:hAnsi="Calibri" w:cs="Calibri"/>
           <w:b/>
           <w:bCs/>
           <w:sz w:val="24"/>
@@ -1097,11 +1185,11 @@
       </w:r>
       <w:r>
         <w:rPr>
-          <w:rFonts w:ascii="Calibri" w:cs="Calibri" w:eastAsia="Calibri" w:hAnsi="Calibri"/>
-          <w:sz w:val="24"/>
-          <w:szCs w:val="24"/>
-        </w:rPr>
-        <w:t xml:space="preserve">When it finishes, click “Finish.”</w:t>
+          <w:rFonts w:ascii="Calibri" w:eastAsia="Calibri" w:hAnsi="Calibri" w:cs="Calibri"/>
+          <w:sz w:val="24"/>
+          <w:szCs w:val="24"/>
+        </w:rPr>
+        <w:t>When it finishes, click “Finish.”</w:t>
       </w:r>
     </w:p>
     <w:p>
@@ -1111,7 +1199,7 @@
       </w:pPr>
       <w:r>
         <w:rPr>
-          <w:rFonts w:ascii="Calibri" w:cs="Calibri" w:eastAsia="Calibri" w:hAnsi="Calibri"/>
+          <w:rFonts w:ascii="Calibri" w:eastAsia="Calibri" w:hAnsi="Calibri" w:cs="Calibri"/>
           <w:b/>
           <w:bCs/>
           <w:sz w:val="24"/>
@@ -1121,52 +1209,52 @@
       </w:r>
       <w:r>
         <w:rPr>
-          <w:rFonts w:ascii="Calibri" w:cs="Calibri" w:eastAsia="Calibri" w:hAnsi="Calibri"/>
-          <w:sz w:val="24"/>
-          <w:szCs w:val="24"/>
-        </w:rPr>
-        <w:t xml:space="preserve">In your terminal window, type the following exactly, then press Enter:</w:t>
-      </w:r>
-    </w:p>
-    <w:p>
-      <w:pPr>
-        <w:pBdr>
-          <w:top w:val="single" w:color="AAAAAA" w:sz="4"/>
-          <w:bottom w:val="single" w:color="AAAAAA" w:sz="4"/>
-          <w:left w:val="single" w:color="AAAAAA" w:sz="4"/>
-          <w:right w:val="single" w:color="AAAAAA" w:sz="4"/>
-        </w:pBdr>
-        <w:shd w:fill="F0F0F0" w:val="clear"/>
-        <w:spacing w:after="240" w:before="100"/>
+          <w:rFonts w:ascii="Calibri" w:eastAsia="Calibri" w:hAnsi="Calibri" w:cs="Calibri"/>
+          <w:sz w:val="24"/>
+          <w:szCs w:val="24"/>
+        </w:rPr>
+        <w:t>In your terminal window, type the following exactly, then press Enter:</w:t>
+      </w:r>
+    </w:p>
+    <w:p>
+      <w:pPr>
+        <w:pBdr>
+          <w:top w:val="single" w:sz="4" w:space="0" w:color="AAAAAA"/>
+          <w:left w:val="single" w:sz="4" w:space="0" w:color="AAAAAA"/>
+          <w:bottom w:val="single" w:sz="4" w:space="0" w:color="AAAAAA"/>
+          <w:right w:val="single" w:sz="4" w:space="0" w:color="AAAAAA"/>
+        </w:pBdr>
+        <w:shd w:val="clear" w:color="auto" w:fill="F0F0F0"/>
+        <w:spacing w:before="100" w:after="240"/>
         <w:ind w:left="400" w:right="200"/>
       </w:pPr>
       <w:r>
         <w:rPr>
-          <w:rFonts w:ascii="Consolas" w:cs="Consolas" w:eastAsia="Consolas" w:hAnsi="Consolas"/>
-          <w:sz w:val="22"/>
-          <w:szCs w:val="22"/>
-        </w:rPr>
-        <w:t xml:space="preserve">git --version</w:t>
-      </w:r>
-    </w:p>
-    <w:p>
-      <w:pPr>
-        <w:pBdr>
-          <w:left w:val="single" w:color="6B4C9A" w:sz="18" w:space="8"/>
-        </w:pBdr>
-        <w:spacing w:after="100" w:before="160"/>
+          <w:rFonts w:ascii="Consolas" w:eastAsia="Consolas" w:hAnsi="Consolas" w:cs="Consolas"/>
+          <w:sz w:val="22"/>
+          <w:szCs w:val="22"/>
+        </w:rPr>
+        <w:t>git --version</w:t>
+      </w:r>
+    </w:p>
+    <w:p>
+      <w:pPr>
+        <w:pBdr>
+          <w:left w:val="single" w:sz="18" w:space="8" w:color="6B4C9A"/>
+        </w:pBdr>
+        <w:spacing w:before="160" w:after="100"/>
         <w:ind w:left="200"/>
       </w:pPr>
       <w:r>
         <w:rPr>
-          <w:rFonts w:ascii="Calibri" w:cs="Calibri" w:eastAsia="Calibri" w:hAnsi="Calibri"/>
+          <w:rFonts w:ascii="Calibri" w:eastAsia="Calibri" w:hAnsi="Calibri" w:cs="Calibri"/>
           <w:b/>
           <w:bCs/>
           <w:color w:val="6B4C9A"/>
           <w:sz w:val="24"/>
           <w:szCs w:val="24"/>
         </w:rPr>
-        <w:t xml:space="preserve">If you have a MacBook (Apple computer):</w:t>
+        <w:t>If you have a MacBook (Apple computer):</w:t>
       </w:r>
     </w:p>
     <w:p>
@@ -1176,7 +1264,7 @@
       </w:pPr>
       <w:r>
         <w:rPr>
-          <w:rFonts w:ascii="Calibri" w:cs="Calibri" w:eastAsia="Calibri" w:hAnsi="Calibri"/>
+          <w:rFonts w:ascii="Calibri" w:eastAsia="Calibri" w:hAnsi="Calibri" w:cs="Calibri"/>
           <w:b/>
           <w:bCs/>
           <w:sz w:val="24"/>
@@ -1186,52 +1274,52 @@
       </w:r>
       <w:r>
         <w:rPr>
-          <w:rFonts w:ascii="Calibri" w:cs="Calibri" w:eastAsia="Calibri" w:hAnsi="Calibri"/>
-          <w:sz w:val="24"/>
-          <w:szCs w:val="24"/>
-        </w:rPr>
-        <w:t xml:space="preserve">In your Terminal window from Step 1, type the following exactly, then press Enter:</w:t>
-      </w:r>
-    </w:p>
-    <w:p>
-      <w:pPr>
-        <w:pBdr>
-          <w:top w:val="single" w:color="AAAAAA" w:sz="4"/>
-          <w:bottom w:val="single" w:color="AAAAAA" w:sz="4"/>
-          <w:left w:val="single" w:color="AAAAAA" w:sz="4"/>
-          <w:right w:val="single" w:color="AAAAAA" w:sz="4"/>
-        </w:pBdr>
-        <w:shd w:fill="F0F0F0" w:val="clear"/>
-        <w:spacing w:after="240" w:before="100"/>
+          <w:rFonts w:ascii="Calibri" w:eastAsia="Calibri" w:hAnsi="Calibri" w:cs="Calibri"/>
+          <w:sz w:val="24"/>
+          <w:szCs w:val="24"/>
+        </w:rPr>
+        <w:t>In your Terminal window from Step 1, type the following exactly, then press Enter:</w:t>
+      </w:r>
+    </w:p>
+    <w:p>
+      <w:pPr>
+        <w:pBdr>
+          <w:top w:val="single" w:sz="4" w:space="0" w:color="AAAAAA"/>
+          <w:left w:val="single" w:sz="4" w:space="0" w:color="AAAAAA"/>
+          <w:bottom w:val="single" w:sz="4" w:space="0" w:color="AAAAAA"/>
+          <w:right w:val="single" w:sz="4" w:space="0" w:color="AAAAAA"/>
+        </w:pBdr>
+        <w:shd w:val="clear" w:color="auto" w:fill="F0F0F0"/>
+        <w:spacing w:before="100" w:after="240"/>
         <w:ind w:left="400" w:right="200"/>
       </w:pPr>
       <w:r>
         <w:rPr>
-          <w:rFonts w:ascii="Consolas" w:cs="Consolas" w:eastAsia="Consolas" w:hAnsi="Consolas"/>
-          <w:sz w:val="22"/>
-          <w:szCs w:val="22"/>
-        </w:rPr>
-        <w:t xml:space="preserve">git --version</w:t>
-      </w:r>
-    </w:p>
-    <w:p>
-      <w:pPr>
-        <w:pBdr>
-          <w:left w:val="single" w:color="999999" w:sz="12" w:space="8"/>
+          <w:rFonts w:ascii="Consolas" w:eastAsia="Consolas" w:hAnsi="Consolas" w:cs="Consolas"/>
+          <w:sz w:val="22"/>
+          <w:szCs w:val="22"/>
+        </w:rPr>
+        <w:t>git --version</w:t>
+      </w:r>
+    </w:p>
+    <w:p>
+      <w:pPr>
+        <w:pBdr>
+          <w:left w:val="single" w:sz="12" w:space="8" w:color="999999"/>
         </w:pBdr>
         <w:spacing w:after="200"/>
         <w:ind w:left="200"/>
       </w:pPr>
       <w:r>
         <w:rPr>
-          <w:rFonts w:ascii="Calibri" w:cs="Calibri" w:eastAsia="Calibri" w:hAnsi="Calibri"/>
+          <w:rFonts w:ascii="Calibri" w:eastAsia="Calibri" w:hAnsi="Calibri" w:cs="Calibri"/>
           <w:i/>
           <w:iCs/>
           <w:color w:val="555555"/>
           <w:sz w:val="22"/>
           <w:szCs w:val="22"/>
         </w:rPr>
-        <w:t xml:space="preserve">Mac only: if Git isn't already on your computer, a window will pop up the first time you run that command, asking to install “command line developer tools.” Click Install, wait for it to finish (this can take several minutes), then run the same command again.</w:t>
+        <w:t>Mac only: if Git isn't already on your computer, a window will pop up the first time you run that command, asking to install “command line developer tools.” Click Install, wait for it to finish (this can take several minutes), then run the same command again.</w:t>
       </w:r>
     </w:p>
     <w:p>
@@ -1240,32 +1328,32 @@
       </w:pPr>
       <w:r>
         <w:rPr>
-          <w:rFonts w:ascii="Calibri" w:cs="Calibri" w:eastAsia="Calibri" w:hAnsi="Calibri"/>
-          <w:sz w:val="24"/>
-          <w:szCs w:val="24"/>
-        </w:rPr>
-        <w:t xml:space="preserve">Windows only: the download page address is:</w:t>
-      </w:r>
-    </w:p>
-    <w:p>
-      <w:pPr>
-        <w:pBdr>
-          <w:top w:val="single" w:color="AAAAAA" w:sz="4"/>
-          <w:bottom w:val="single" w:color="AAAAAA" w:sz="4"/>
-          <w:left w:val="single" w:color="AAAAAA" w:sz="4"/>
-          <w:right w:val="single" w:color="AAAAAA" w:sz="4"/>
-        </w:pBdr>
-        <w:shd w:fill="F0F0F0" w:val="clear"/>
-        <w:spacing w:after="240" w:before="100"/>
+          <w:rFonts w:ascii="Calibri" w:eastAsia="Calibri" w:hAnsi="Calibri" w:cs="Calibri"/>
+          <w:sz w:val="24"/>
+          <w:szCs w:val="24"/>
+        </w:rPr>
+        <w:t>Windows only: the download page address is:</w:t>
+      </w:r>
+    </w:p>
+    <w:p>
+      <w:pPr>
+        <w:pBdr>
+          <w:top w:val="single" w:sz="4" w:space="0" w:color="AAAAAA"/>
+          <w:left w:val="single" w:sz="4" w:space="0" w:color="AAAAAA"/>
+          <w:bottom w:val="single" w:sz="4" w:space="0" w:color="AAAAAA"/>
+          <w:right w:val="single" w:sz="4" w:space="0" w:color="AAAAAA"/>
+        </w:pBdr>
+        <w:shd w:val="clear" w:color="auto" w:fill="F0F0F0"/>
+        <w:spacing w:before="100" w:after="240"/>
         <w:ind w:left="400" w:right="200"/>
       </w:pPr>
       <w:r>
         <w:rPr>
-          <w:rFonts w:ascii="Consolas" w:cs="Consolas" w:eastAsia="Consolas" w:hAnsi="Consolas"/>
-          <w:sz w:val="22"/>
-          <w:szCs w:val="22"/>
-        </w:rPr>
-        <w:t xml:space="preserve">git-scm.com/downloads</w:t>
+          <w:rFonts w:ascii="Consolas" w:eastAsia="Consolas" w:hAnsi="Consolas" w:cs="Consolas"/>
+          <w:sz w:val="22"/>
+          <w:szCs w:val="22"/>
+        </w:rPr>
+        <w:t>git-scm.com/downloads</w:t>
       </w:r>
     </w:p>
     <w:p>
@@ -1274,11 +1362,11 @@
       </w:pPr>
       <w:r>
         <w:rPr>
-          <w:rFonts w:ascii="Calibri" w:cs="Calibri" w:eastAsia="Calibri" w:hAnsi="Calibri"/>
-          <w:sz w:val="24"/>
-          <w:szCs w:val="24"/>
-        </w:rPr>
-        <w:t xml:space="preserve">What you should see either way: a line of text like “git version 2.4x.x.”</w:t>
+          <w:rFonts w:ascii="Calibri" w:eastAsia="Calibri" w:hAnsi="Calibri" w:cs="Calibri"/>
+          <w:sz w:val="24"/>
+          <w:szCs w:val="24"/>
+        </w:rPr>
+        <w:t>What you should see either way: a line of text like “git version 2.4x.x.”</w:t>
       </w:r>
     </w:p>
     <w:p>
@@ -1286,29 +1374,45 @@
         <w:pageBreakBefore/>
       </w:pPr>
       <w:r>
+        <w:lastRenderedPageBreak/>
         <w:br/>
       </w:r>
     </w:p>
     <w:p>
       <w:pPr>
         <w:pStyle w:val="Heading1"/>
-        <w:spacing w:after="160" w:before="360"/>
-      </w:pPr>
-      <w:r>
-        <w:t xml:space="preserve">Step 4: Install Ollama</w:t>
-      </w:r>
+        <w:spacing w:before="360"/>
+      </w:pPr>
+      <w:r>
+        <w:t xml:space="preserve">Step 4: Install </w:t>
+      </w:r>
+      <w:proofErr w:type="spellStart"/>
+      <w:r>
+        <w:t>Ollama</w:t>
+      </w:r>
+      <w:proofErr w:type="spellEnd"/>
     </w:p>
     <w:p>
       <w:pPr>
         <w:spacing w:after="160"/>
       </w:pPr>
-      <w:r>
-        <w:rPr>
-          <w:rFonts w:ascii="Calibri" w:cs="Calibri" w:eastAsia="Calibri" w:hAnsi="Calibri"/>
-          <w:sz w:val="24"/>
-          <w:szCs w:val="24"/>
-        </w:rPr>
-        <w:t xml:space="preserve">Ollama is the program that runs the AI model directly on your own computer, without needing the internet once everything is set up. You do not need any special or expensive computer for this. It works on an ordinary Windows computer or MacBook, though it may run a little slower on an older machine.</w:t>
+      <w:proofErr w:type="spellStart"/>
+      <w:r>
+        <w:rPr>
+          <w:rFonts w:ascii="Calibri" w:eastAsia="Calibri" w:hAnsi="Calibri" w:cs="Calibri"/>
+          <w:sz w:val="24"/>
+          <w:szCs w:val="24"/>
+        </w:rPr>
+        <w:t>Ollama</w:t>
+      </w:r>
+      <w:proofErr w:type="spellEnd"/>
+      <w:r>
+        <w:rPr>
+          <w:rFonts w:ascii="Calibri" w:eastAsia="Calibri" w:hAnsi="Calibri" w:cs="Calibri"/>
+          <w:sz w:val="24"/>
+          <w:szCs w:val="24"/>
+        </w:rPr>
+        <w:t xml:space="preserve"> is the program that runs the AI model directly on your own computer, without needing the internet once everything is set up. You do not need any special or expensive computer for this. It works on an ordinary Windows computer or MacBook, though it may run a little slower on an older machine.</w:t>
       </w:r>
     </w:p>
     <w:p>
@@ -1317,32 +1421,32 @@
       </w:pPr>
       <w:r>
         <w:rPr>
-          <w:rFonts w:ascii="Calibri" w:cs="Calibri" w:eastAsia="Calibri" w:hAnsi="Calibri"/>
-          <w:sz w:val="24"/>
-          <w:szCs w:val="24"/>
-        </w:rPr>
-        <w:t xml:space="preserve">In your web browser's address bar, type the following exactly, then press Enter:</w:t>
-      </w:r>
-    </w:p>
-    <w:p>
-      <w:pPr>
-        <w:pBdr>
-          <w:top w:val="single" w:color="AAAAAA" w:sz="4"/>
-          <w:bottom w:val="single" w:color="AAAAAA" w:sz="4"/>
-          <w:left w:val="single" w:color="AAAAAA" w:sz="4"/>
-          <w:right w:val="single" w:color="AAAAAA" w:sz="4"/>
-        </w:pBdr>
-        <w:shd w:fill="F0F0F0" w:val="clear"/>
-        <w:spacing w:after="240" w:before="100"/>
+          <w:rFonts w:ascii="Calibri" w:eastAsia="Calibri" w:hAnsi="Calibri" w:cs="Calibri"/>
+          <w:sz w:val="24"/>
+          <w:szCs w:val="24"/>
+        </w:rPr>
+        <w:t>In your web browser's address bar, type the following exactly, then press Enter:</w:t>
+      </w:r>
+    </w:p>
+    <w:p>
+      <w:pPr>
+        <w:pBdr>
+          <w:top w:val="single" w:sz="4" w:space="0" w:color="AAAAAA"/>
+          <w:left w:val="single" w:sz="4" w:space="0" w:color="AAAAAA"/>
+          <w:bottom w:val="single" w:sz="4" w:space="0" w:color="AAAAAA"/>
+          <w:right w:val="single" w:sz="4" w:space="0" w:color="AAAAAA"/>
+        </w:pBdr>
+        <w:shd w:val="clear" w:color="auto" w:fill="F0F0F0"/>
+        <w:spacing w:before="100" w:after="240"/>
         <w:ind w:left="400" w:right="200"/>
       </w:pPr>
       <w:r>
         <w:rPr>
-          <w:rFonts w:ascii="Consolas" w:cs="Consolas" w:eastAsia="Consolas" w:hAnsi="Consolas"/>
-          <w:sz w:val="22"/>
-          <w:szCs w:val="22"/>
-        </w:rPr>
-        <w:t xml:space="preserve">ollama.com/download</w:t>
+          <w:rFonts w:ascii="Consolas" w:eastAsia="Consolas" w:hAnsi="Consolas" w:cs="Consolas"/>
+          <w:sz w:val="22"/>
+          <w:szCs w:val="22"/>
+        </w:rPr>
+        <w:t>ollama.com/download</w:t>
       </w:r>
     </w:p>
     <w:p>
@@ -1351,31 +1455,31 @@
       </w:pPr>
       <w:r>
         <w:rPr>
-          <w:rFonts w:ascii="Calibri" w:cs="Calibri" w:eastAsia="Calibri" w:hAnsi="Calibri"/>
-          <w:sz w:val="24"/>
-          <w:szCs w:val="24"/>
-        </w:rPr>
-        <w:t xml:space="preserve">The site will show you the right download for your computer.</w:t>
-      </w:r>
-    </w:p>
-    <w:p>
-      <w:pPr>
-        <w:pBdr>
-          <w:left w:val="single" w:color="1F5C99" w:sz="18" w:space="8"/>
-        </w:pBdr>
-        <w:spacing w:after="100" w:before="160"/>
+          <w:rFonts w:ascii="Calibri" w:eastAsia="Calibri" w:hAnsi="Calibri" w:cs="Calibri"/>
+          <w:sz w:val="24"/>
+          <w:szCs w:val="24"/>
+        </w:rPr>
+        <w:t>The site will show you the right download for your computer.</w:t>
+      </w:r>
+    </w:p>
+    <w:p>
+      <w:pPr>
+        <w:pBdr>
+          <w:left w:val="single" w:sz="18" w:space="8" w:color="1F5C99"/>
+        </w:pBdr>
+        <w:spacing w:before="160" w:after="100"/>
         <w:ind w:left="200"/>
       </w:pPr>
       <w:r>
         <w:rPr>
-          <w:rFonts w:ascii="Calibri" w:cs="Calibri" w:eastAsia="Calibri" w:hAnsi="Calibri"/>
+          <w:rFonts w:ascii="Calibri" w:eastAsia="Calibri" w:hAnsi="Calibri" w:cs="Calibri"/>
           <w:b/>
           <w:bCs/>
           <w:color w:val="1F5C99"/>
           <w:sz w:val="24"/>
           <w:szCs w:val="24"/>
         </w:rPr>
-        <w:t xml:space="preserve">If you have a Windows computer:</w:t>
+        <w:t>If you have a Windows computer:</w:t>
       </w:r>
     </w:p>
     <w:p>
@@ -1385,7 +1489,7 @@
       </w:pPr>
       <w:r>
         <w:rPr>
-          <w:rFonts w:ascii="Calibri" w:cs="Calibri" w:eastAsia="Calibri" w:hAnsi="Calibri"/>
+          <w:rFonts w:ascii="Calibri" w:eastAsia="Calibri" w:hAnsi="Calibri" w:cs="Calibri"/>
           <w:b/>
           <w:bCs/>
           <w:sz w:val="24"/>
@@ -1395,11 +1499,11 @@
       </w:r>
       <w:r>
         <w:rPr>
-          <w:rFonts w:ascii="Calibri" w:cs="Calibri" w:eastAsia="Calibri" w:hAnsi="Calibri"/>
-          <w:sz w:val="24"/>
-          <w:szCs w:val="24"/>
-        </w:rPr>
-        <w:t xml:space="preserve">Download the Windows version and open the file to install it.</w:t>
+          <w:rFonts w:ascii="Calibri" w:eastAsia="Calibri" w:hAnsi="Calibri" w:cs="Calibri"/>
+          <w:sz w:val="24"/>
+          <w:szCs w:val="24"/>
+        </w:rPr>
+        <w:t>Download the Windows version and open the file to install it.</w:t>
       </w:r>
     </w:p>
     <w:p>
@@ -1409,7 +1513,7 @@
       </w:pPr>
       <w:r>
         <w:rPr>
-          <w:rFonts w:ascii="Calibri" w:cs="Calibri" w:eastAsia="Calibri" w:hAnsi="Calibri"/>
+          <w:rFonts w:ascii="Calibri" w:eastAsia="Calibri" w:hAnsi="Calibri" w:cs="Calibri"/>
           <w:b/>
           <w:bCs/>
           <w:sz w:val="24"/>
@@ -1419,11 +1523,11 @@
       </w:r>
       <w:r>
         <w:rPr>
-          <w:rFonts w:ascii="Calibri" w:cs="Calibri" w:eastAsia="Calibri" w:hAnsi="Calibri"/>
-          <w:sz w:val="24"/>
-          <w:szCs w:val="24"/>
-        </w:rPr>
-        <w:t xml:space="preserve">Click through the install screens. The default settings are correct.</w:t>
+          <w:rFonts w:ascii="Calibri" w:eastAsia="Calibri" w:hAnsi="Calibri" w:cs="Calibri"/>
+          <w:sz w:val="24"/>
+          <w:szCs w:val="24"/>
+        </w:rPr>
+        <w:t>Click through the install screens. The default settings are correct.</w:t>
       </w:r>
     </w:p>
     <w:p>
@@ -1433,7 +1537,7 @@
       </w:pPr>
       <w:r>
         <w:rPr>
-          <w:rFonts w:ascii="Calibri" w:cs="Calibri" w:eastAsia="Calibri" w:hAnsi="Calibri"/>
+          <w:rFonts w:ascii="Calibri" w:eastAsia="Calibri" w:hAnsi="Calibri" w:cs="Calibri"/>
           <w:b/>
           <w:bCs/>
           <w:sz w:val="24"/>
@@ -1443,52 +1547,62 @@
       </w:r>
       <w:r>
         <w:rPr>
-          <w:rFonts w:ascii="Calibri" w:cs="Calibri" w:eastAsia="Calibri" w:hAnsi="Calibri"/>
-          <w:sz w:val="24"/>
-          <w:szCs w:val="24"/>
-        </w:rPr>
-        <w:t xml:space="preserve">In your terminal window, type the following exactly, then press Enter:</w:t>
-      </w:r>
-    </w:p>
-    <w:p>
-      <w:pPr>
-        <w:pBdr>
-          <w:top w:val="single" w:color="AAAAAA" w:sz="4"/>
-          <w:bottom w:val="single" w:color="AAAAAA" w:sz="4"/>
-          <w:left w:val="single" w:color="AAAAAA" w:sz="4"/>
-          <w:right w:val="single" w:color="AAAAAA" w:sz="4"/>
-        </w:pBdr>
-        <w:shd w:fill="F0F0F0" w:val="clear"/>
-        <w:spacing w:after="240" w:before="100"/>
+          <w:rFonts w:ascii="Calibri" w:eastAsia="Calibri" w:hAnsi="Calibri" w:cs="Calibri"/>
+          <w:sz w:val="24"/>
+          <w:szCs w:val="24"/>
+        </w:rPr>
+        <w:t>In your terminal window, type the following exactly, then press Enter:</w:t>
+      </w:r>
+    </w:p>
+    <w:p>
+      <w:pPr>
+        <w:pBdr>
+          <w:top w:val="single" w:sz="4" w:space="0" w:color="AAAAAA"/>
+          <w:left w:val="single" w:sz="4" w:space="0" w:color="AAAAAA"/>
+          <w:bottom w:val="single" w:sz="4" w:space="0" w:color="AAAAAA"/>
+          <w:right w:val="single" w:sz="4" w:space="0" w:color="AAAAAA"/>
+        </w:pBdr>
+        <w:shd w:val="clear" w:color="auto" w:fill="F0F0F0"/>
+        <w:spacing w:before="100" w:after="240"/>
         <w:ind w:left="400" w:right="200"/>
       </w:pPr>
-      <w:r>
-        <w:rPr>
-          <w:rFonts w:ascii="Consolas" w:cs="Consolas" w:eastAsia="Consolas" w:hAnsi="Consolas"/>
-          <w:sz w:val="22"/>
-          <w:szCs w:val="22"/>
-        </w:rPr>
-        <w:t xml:space="preserve">ollama --version</w:t>
-      </w:r>
-    </w:p>
-    <w:p>
-      <w:pPr>
-        <w:pBdr>
-          <w:left w:val="single" w:color="6B4C9A" w:sz="18" w:space="8"/>
-        </w:pBdr>
-        <w:spacing w:after="100" w:before="160"/>
+      <w:proofErr w:type="spellStart"/>
+      <w:r>
+        <w:rPr>
+          <w:rFonts w:ascii="Consolas" w:eastAsia="Consolas" w:hAnsi="Consolas" w:cs="Consolas"/>
+          <w:sz w:val="22"/>
+          <w:szCs w:val="22"/>
+        </w:rPr>
+        <w:t>ollama</w:t>
+      </w:r>
+      <w:proofErr w:type="spellEnd"/>
+      <w:r>
+        <w:rPr>
+          <w:rFonts w:ascii="Consolas" w:eastAsia="Consolas" w:hAnsi="Consolas" w:cs="Consolas"/>
+          <w:sz w:val="22"/>
+          <w:szCs w:val="22"/>
+        </w:rPr>
+        <w:t xml:space="preserve"> --version</w:t>
+      </w:r>
+    </w:p>
+    <w:p>
+      <w:pPr>
+        <w:pBdr>
+          <w:left w:val="single" w:sz="18" w:space="8" w:color="6B4C9A"/>
+        </w:pBdr>
+        <w:spacing w:before="160" w:after="100"/>
         <w:ind w:left="200"/>
       </w:pPr>
       <w:r>
         <w:rPr>
-          <w:rFonts w:ascii="Calibri" w:cs="Calibri" w:eastAsia="Calibri" w:hAnsi="Calibri"/>
+          <w:rFonts w:ascii="Calibri" w:eastAsia="Calibri" w:hAnsi="Calibri" w:cs="Calibri"/>
           <w:b/>
           <w:bCs/>
           <w:color w:val="6B4C9A"/>
           <w:sz w:val="24"/>
           <w:szCs w:val="24"/>
         </w:rPr>
-        <w:t xml:space="preserve">If you have a MacBook (Apple computer):</w:t>
+        <w:t>If you have a MacBook (Apple computer):</w:t>
       </w:r>
     </w:p>
     <w:p>
@@ -1498,7 +1612,7 @@
       </w:pPr>
       <w:r>
         <w:rPr>
-          <w:rFonts w:ascii="Calibri" w:cs="Calibri" w:eastAsia="Calibri" w:hAnsi="Calibri"/>
+          <w:rFonts w:ascii="Calibri" w:eastAsia="Calibri" w:hAnsi="Calibri" w:cs="Calibri"/>
           <w:b/>
           <w:bCs/>
           <w:sz w:val="24"/>
@@ -1508,11 +1622,11 @@
       </w:r>
       <w:r>
         <w:rPr>
-          <w:rFonts w:ascii="Calibri" w:cs="Calibri" w:eastAsia="Calibri" w:hAnsi="Calibri"/>
-          <w:sz w:val="24"/>
-          <w:szCs w:val="24"/>
-        </w:rPr>
-        <w:t xml:space="preserve">Download the Mac version and open the file to install it.</w:t>
+          <w:rFonts w:ascii="Calibri" w:eastAsia="Calibri" w:hAnsi="Calibri" w:cs="Calibri"/>
+          <w:sz w:val="24"/>
+          <w:szCs w:val="24"/>
+        </w:rPr>
+        <w:t>Download the Mac version and open the file to install it.</w:t>
       </w:r>
     </w:p>
     <w:p>
@@ -1522,7 +1636,7 @@
       </w:pPr>
       <w:r>
         <w:rPr>
-          <w:rFonts w:ascii="Calibri" w:cs="Calibri" w:eastAsia="Calibri" w:hAnsi="Calibri"/>
+          <w:rFonts w:ascii="Calibri" w:eastAsia="Calibri" w:hAnsi="Calibri" w:cs="Calibri"/>
           <w:b/>
           <w:bCs/>
           <w:sz w:val="24"/>
@@ -1532,11 +1646,29 @@
       </w:r>
       <w:r>
         <w:rPr>
-          <w:rFonts w:ascii="Calibri" w:cs="Calibri" w:eastAsia="Calibri" w:hAnsi="Calibri"/>
-          <w:sz w:val="24"/>
-          <w:szCs w:val="24"/>
-        </w:rPr>
-        <w:t xml:space="preserve">Drag the Ollama icon into your Applications folder if you're asked to.</w:t>
+          <w:rFonts w:ascii="Calibri" w:eastAsia="Calibri" w:hAnsi="Calibri" w:cs="Calibri"/>
+          <w:sz w:val="24"/>
+          <w:szCs w:val="24"/>
+        </w:rPr>
+        <w:t xml:space="preserve">Drag the </w:t>
+      </w:r>
+      <w:proofErr w:type="spellStart"/>
+      <w:r>
+        <w:rPr>
+          <w:rFonts w:ascii="Calibri" w:eastAsia="Calibri" w:hAnsi="Calibri" w:cs="Calibri"/>
+          <w:sz w:val="24"/>
+          <w:szCs w:val="24"/>
+        </w:rPr>
+        <w:t>Ollama</w:t>
+      </w:r>
+      <w:proofErr w:type="spellEnd"/>
+      <w:r>
+        <w:rPr>
+          <w:rFonts w:ascii="Calibri" w:eastAsia="Calibri" w:hAnsi="Calibri" w:cs="Calibri"/>
+          <w:sz w:val="24"/>
+          <w:szCs w:val="24"/>
+        </w:rPr>
+        <w:t xml:space="preserve"> icon into your Applications folder if you're asked to.</w:t>
       </w:r>
     </w:p>
     <w:p>
@@ -1546,7 +1678,7 @@
       </w:pPr>
       <w:r>
         <w:rPr>
-          <w:rFonts w:ascii="Calibri" w:cs="Calibri" w:eastAsia="Calibri" w:hAnsi="Calibri"/>
+          <w:rFonts w:ascii="Calibri" w:eastAsia="Calibri" w:hAnsi="Calibri" w:cs="Calibri"/>
           <w:b/>
           <w:bCs/>
           <w:sz w:val="24"/>
@@ -1556,11 +1688,29 @@
       </w:r>
       <w:r>
         <w:rPr>
-          <w:rFonts w:ascii="Calibri" w:cs="Calibri" w:eastAsia="Calibri" w:hAnsi="Calibri"/>
-          <w:sz w:val="24"/>
-          <w:szCs w:val="24"/>
-        </w:rPr>
-        <w:t xml:space="preserve">Open the Ollama app once from your Applications folder. This finishes the setup.</w:t>
+          <w:rFonts w:ascii="Calibri" w:eastAsia="Calibri" w:hAnsi="Calibri" w:cs="Calibri"/>
+          <w:sz w:val="24"/>
+          <w:szCs w:val="24"/>
+        </w:rPr>
+        <w:t xml:space="preserve">Open the </w:t>
+      </w:r>
+      <w:proofErr w:type="spellStart"/>
+      <w:r>
+        <w:rPr>
+          <w:rFonts w:ascii="Calibri" w:eastAsia="Calibri" w:hAnsi="Calibri" w:cs="Calibri"/>
+          <w:sz w:val="24"/>
+          <w:szCs w:val="24"/>
+        </w:rPr>
+        <w:t>Ollama</w:t>
+      </w:r>
+      <w:proofErr w:type="spellEnd"/>
+      <w:r>
+        <w:rPr>
+          <w:rFonts w:ascii="Calibri" w:eastAsia="Calibri" w:hAnsi="Calibri" w:cs="Calibri"/>
+          <w:sz w:val="24"/>
+          <w:szCs w:val="24"/>
+        </w:rPr>
+        <w:t xml:space="preserve"> app once from your Applications folder. This finishes the setup.</w:t>
       </w:r>
     </w:p>
     <w:p>
@@ -1570,7 +1720,7 @@
       </w:pPr>
       <w:r>
         <w:rPr>
-          <w:rFonts w:ascii="Calibri" w:cs="Calibri" w:eastAsia="Calibri" w:hAnsi="Calibri"/>
+          <w:rFonts w:ascii="Calibri" w:eastAsia="Calibri" w:hAnsi="Calibri" w:cs="Calibri"/>
           <w:b/>
           <w:bCs/>
           <w:sz w:val="24"/>
@@ -1580,32 +1730,42 @@
       </w:r>
       <w:r>
         <w:rPr>
-          <w:rFonts w:ascii="Calibri" w:cs="Calibri" w:eastAsia="Calibri" w:hAnsi="Calibri"/>
-          <w:sz w:val="24"/>
-          <w:szCs w:val="24"/>
-        </w:rPr>
-        <w:t xml:space="preserve">In your Terminal window, type the following exactly, then press Enter:</w:t>
-      </w:r>
-    </w:p>
-    <w:p>
-      <w:pPr>
-        <w:pBdr>
-          <w:top w:val="single" w:color="AAAAAA" w:sz="4"/>
-          <w:bottom w:val="single" w:color="AAAAAA" w:sz="4"/>
-          <w:left w:val="single" w:color="AAAAAA" w:sz="4"/>
-          <w:right w:val="single" w:color="AAAAAA" w:sz="4"/>
-        </w:pBdr>
-        <w:shd w:fill="F0F0F0" w:val="clear"/>
-        <w:spacing w:after="240" w:before="100"/>
+          <w:rFonts w:ascii="Calibri" w:eastAsia="Calibri" w:hAnsi="Calibri" w:cs="Calibri"/>
+          <w:sz w:val="24"/>
+          <w:szCs w:val="24"/>
+        </w:rPr>
+        <w:t>In your Terminal window, type the following exactly, then press Enter:</w:t>
+      </w:r>
+    </w:p>
+    <w:p>
+      <w:pPr>
+        <w:pBdr>
+          <w:top w:val="single" w:sz="4" w:space="0" w:color="AAAAAA"/>
+          <w:left w:val="single" w:sz="4" w:space="0" w:color="AAAAAA"/>
+          <w:bottom w:val="single" w:sz="4" w:space="0" w:color="AAAAAA"/>
+          <w:right w:val="single" w:sz="4" w:space="0" w:color="AAAAAA"/>
+        </w:pBdr>
+        <w:shd w:val="clear" w:color="auto" w:fill="F0F0F0"/>
+        <w:spacing w:before="100" w:after="240"/>
         <w:ind w:left="400" w:right="200"/>
       </w:pPr>
-      <w:r>
-        <w:rPr>
-          <w:rFonts w:ascii="Consolas" w:cs="Consolas" w:eastAsia="Consolas" w:hAnsi="Consolas"/>
-          <w:sz w:val="22"/>
-          <w:szCs w:val="22"/>
-        </w:rPr>
-        <w:t xml:space="preserve">ollama --version</w:t>
+      <w:proofErr w:type="spellStart"/>
+      <w:r>
+        <w:rPr>
+          <w:rFonts w:ascii="Consolas" w:eastAsia="Consolas" w:hAnsi="Consolas" w:cs="Consolas"/>
+          <w:sz w:val="22"/>
+          <w:szCs w:val="22"/>
+        </w:rPr>
+        <w:t>ollama</w:t>
+      </w:r>
+      <w:proofErr w:type="spellEnd"/>
+      <w:r>
+        <w:rPr>
+          <w:rFonts w:ascii="Consolas" w:eastAsia="Consolas" w:hAnsi="Consolas" w:cs="Consolas"/>
+          <w:sz w:val="22"/>
+          <w:szCs w:val="22"/>
+        </w:rPr>
+        <w:t xml:space="preserve"> --version</w:t>
       </w:r>
     </w:p>
     <w:p>
@@ -1614,11 +1774,11 @@
       </w:pPr>
       <w:r>
         <w:rPr>
-          <w:rFonts w:ascii="Calibri" w:cs="Calibri" w:eastAsia="Calibri" w:hAnsi="Calibri"/>
-          <w:sz w:val="24"/>
-          <w:szCs w:val="24"/>
-        </w:rPr>
-        <w:t xml:space="preserve">What you should see: a line of text showing a version number.</w:t>
+          <w:rFonts w:ascii="Calibri" w:eastAsia="Calibri" w:hAnsi="Calibri" w:cs="Calibri"/>
+          <w:sz w:val="24"/>
+          <w:szCs w:val="24"/>
+        </w:rPr>
+        <w:t>What you should see: a line of text showing a version number.</w:t>
       </w:r>
     </w:p>
     <w:p>
@@ -1626,16 +1786,17 @@
         <w:pageBreakBefore/>
       </w:pPr>
       <w:r>
+        <w:lastRenderedPageBreak/>
         <w:br/>
       </w:r>
     </w:p>
     <w:p>
       <w:pPr>
         <w:pStyle w:val="Heading1"/>
-        <w:spacing w:after="160" w:before="360"/>
-      </w:pPr>
-      <w:r>
-        <w:t xml:space="preserve">Step 5: Download the AI Model</w:t>
+        <w:spacing w:before="360"/>
+      </w:pPr>
+      <w:r>
+        <w:t>Step 5: Download the AI Model</w:t>
       </w:r>
     </w:p>
     <w:p>
@@ -1644,11 +1805,11 @@
       </w:pPr>
       <w:r>
         <w:rPr>
-          <w:rFonts w:ascii="Calibri" w:cs="Calibri" w:eastAsia="Calibri" w:hAnsi="Calibri"/>
-          <w:sz w:val="24"/>
-          <w:szCs w:val="24"/>
-        </w:rPr>
-        <w:t xml:space="preserve">This is the biggest download in the whole process: several gigabytes. This is exactly why we do this step the night before, not on demo day.</w:t>
+          <w:rFonts w:ascii="Calibri" w:eastAsia="Calibri" w:hAnsi="Calibri" w:cs="Calibri"/>
+          <w:sz w:val="24"/>
+          <w:szCs w:val="24"/>
+        </w:rPr>
+        <w:t>This is the biggest download in the whole process: several gigabytes. This is exactly why we do this step the night before, not on demo day.</w:t>
       </w:r>
     </w:p>
     <w:p>
@@ -1657,32 +1818,42 @@
       </w:pPr>
       <w:r>
         <w:rPr>
-          <w:rFonts w:ascii="Calibri" w:cs="Calibri" w:eastAsia="Calibri" w:hAnsi="Calibri"/>
-          <w:sz w:val="24"/>
-          <w:szCs w:val="24"/>
-        </w:rPr>
-        <w:t xml:space="preserve">In your terminal window, type the following exactly, then press Enter. This step is the same on both Windows and Mac:</w:t>
-      </w:r>
-    </w:p>
-    <w:p>
-      <w:pPr>
-        <w:pBdr>
-          <w:top w:val="single" w:color="AAAAAA" w:sz="4"/>
-          <w:bottom w:val="single" w:color="AAAAAA" w:sz="4"/>
-          <w:left w:val="single" w:color="AAAAAA" w:sz="4"/>
-          <w:right w:val="single" w:color="AAAAAA" w:sz="4"/>
-        </w:pBdr>
-        <w:shd w:fill="F0F0F0" w:val="clear"/>
-        <w:spacing w:after="240" w:before="100"/>
+          <w:rFonts w:ascii="Calibri" w:eastAsia="Calibri" w:hAnsi="Calibri" w:cs="Calibri"/>
+          <w:sz w:val="24"/>
+          <w:szCs w:val="24"/>
+        </w:rPr>
+        <w:t>In your terminal window, type the following exactly, then press Enter. This step is the same on both Windows and Mac:</w:t>
+      </w:r>
+    </w:p>
+    <w:p>
+      <w:pPr>
+        <w:pBdr>
+          <w:top w:val="single" w:sz="4" w:space="0" w:color="AAAAAA"/>
+          <w:left w:val="single" w:sz="4" w:space="0" w:color="AAAAAA"/>
+          <w:bottom w:val="single" w:sz="4" w:space="0" w:color="AAAAAA"/>
+          <w:right w:val="single" w:sz="4" w:space="0" w:color="AAAAAA"/>
+        </w:pBdr>
+        <w:shd w:val="clear" w:color="auto" w:fill="F0F0F0"/>
+        <w:spacing w:before="100" w:after="240"/>
         <w:ind w:left="400" w:right="200"/>
       </w:pPr>
-      <w:r>
-        <w:rPr>
-          <w:rFonts w:ascii="Consolas" w:cs="Consolas" w:eastAsia="Consolas" w:hAnsi="Consolas"/>
-          <w:sz w:val="22"/>
-          <w:szCs w:val="22"/>
-        </w:rPr>
-        <w:t xml:space="preserve">ollama pull llama3.1:8b</w:t>
+      <w:proofErr w:type="spellStart"/>
+      <w:r>
+        <w:rPr>
+          <w:rFonts w:ascii="Consolas" w:eastAsia="Consolas" w:hAnsi="Consolas" w:cs="Consolas"/>
+          <w:sz w:val="22"/>
+          <w:szCs w:val="22"/>
+        </w:rPr>
+        <w:t>ollama</w:t>
+      </w:r>
+      <w:proofErr w:type="spellEnd"/>
+      <w:r>
+        <w:rPr>
+          <w:rFonts w:ascii="Consolas" w:eastAsia="Consolas" w:hAnsi="Consolas" w:cs="Consolas"/>
+          <w:sz w:val="22"/>
+          <w:szCs w:val="22"/>
+        </w:rPr>
+        <w:t xml:space="preserve"> pull llama3.1:8b</w:t>
       </w:r>
     </w:p>
     <w:p>
@@ -1691,11 +1862,11 @@
       </w:pPr>
       <w:r>
         <w:rPr>
-          <w:rFonts w:ascii="Calibri" w:cs="Calibri" w:eastAsia="Calibri" w:hAnsi="Calibri"/>
-          <w:sz w:val="24"/>
-          <w:szCs w:val="24"/>
-        </w:rPr>
-        <w:t xml:space="preserve">You will see a progress bar. This can take anywhere from several minutes to over an hour, depending on your internet speed. It is safe to leave it running and walk away.</w:t>
+          <w:rFonts w:ascii="Calibri" w:eastAsia="Calibri" w:hAnsi="Calibri" w:cs="Calibri"/>
+          <w:sz w:val="24"/>
+          <w:szCs w:val="24"/>
+        </w:rPr>
+        <w:t>You will see a progress bar. This can take anywhere from several minutes to over an hour, depending on your internet speed. It is safe to leave it running and walk away.</w:t>
       </w:r>
     </w:p>
     <w:p>
@@ -1704,32 +1875,42 @@
       </w:pPr>
       <w:r>
         <w:rPr>
-          <w:rFonts w:ascii="Calibri" w:cs="Calibri" w:eastAsia="Calibri" w:hAnsi="Calibri"/>
-          <w:sz w:val="24"/>
-          <w:szCs w:val="24"/>
-        </w:rPr>
-        <w:t xml:space="preserve">When it says the word “success,” it is finished. To double check, type the following exactly, then press Enter:</w:t>
-      </w:r>
-    </w:p>
-    <w:p>
-      <w:pPr>
-        <w:pBdr>
-          <w:top w:val="single" w:color="AAAAAA" w:sz="4"/>
-          <w:bottom w:val="single" w:color="AAAAAA" w:sz="4"/>
-          <w:left w:val="single" w:color="AAAAAA" w:sz="4"/>
-          <w:right w:val="single" w:color="AAAAAA" w:sz="4"/>
-        </w:pBdr>
-        <w:shd w:fill="F0F0F0" w:val="clear"/>
-        <w:spacing w:after="240" w:before="100"/>
+          <w:rFonts w:ascii="Calibri" w:eastAsia="Calibri" w:hAnsi="Calibri" w:cs="Calibri"/>
+          <w:sz w:val="24"/>
+          <w:szCs w:val="24"/>
+        </w:rPr>
+        <w:t>When it says the word “success,” it is finished. To double check, type the following exactly, then press Enter:</w:t>
+      </w:r>
+    </w:p>
+    <w:p>
+      <w:pPr>
+        <w:pBdr>
+          <w:top w:val="single" w:sz="4" w:space="0" w:color="AAAAAA"/>
+          <w:left w:val="single" w:sz="4" w:space="0" w:color="AAAAAA"/>
+          <w:bottom w:val="single" w:sz="4" w:space="0" w:color="AAAAAA"/>
+          <w:right w:val="single" w:sz="4" w:space="0" w:color="AAAAAA"/>
+        </w:pBdr>
+        <w:shd w:val="clear" w:color="auto" w:fill="F0F0F0"/>
+        <w:spacing w:before="100" w:after="240"/>
         <w:ind w:left="400" w:right="200"/>
       </w:pPr>
-      <w:r>
-        <w:rPr>
-          <w:rFonts w:ascii="Consolas" w:cs="Consolas" w:eastAsia="Consolas" w:hAnsi="Consolas"/>
-          <w:sz w:val="22"/>
-          <w:szCs w:val="22"/>
-        </w:rPr>
-        <w:t xml:space="preserve">ollama list</w:t>
+      <w:proofErr w:type="spellStart"/>
+      <w:r>
+        <w:rPr>
+          <w:rFonts w:ascii="Consolas" w:eastAsia="Consolas" w:hAnsi="Consolas" w:cs="Consolas"/>
+          <w:sz w:val="22"/>
+          <w:szCs w:val="22"/>
+        </w:rPr>
+        <w:t>ollama</w:t>
+      </w:r>
+      <w:proofErr w:type="spellEnd"/>
+      <w:r>
+        <w:rPr>
+          <w:rFonts w:ascii="Consolas" w:eastAsia="Consolas" w:hAnsi="Consolas" w:cs="Consolas"/>
+          <w:sz w:val="22"/>
+          <w:szCs w:val="22"/>
+        </w:rPr>
+        <w:t xml:space="preserve"> list</w:t>
       </w:r>
     </w:p>
     <w:p>
@@ -1738,11 +1919,11 @@
       </w:pPr>
       <w:r>
         <w:rPr>
-          <w:rFonts w:ascii="Calibri" w:cs="Calibri" w:eastAsia="Calibri" w:hAnsi="Calibri"/>
-          <w:sz w:val="24"/>
-          <w:szCs w:val="24"/>
-        </w:rPr>
-        <w:t xml:space="preserve">What you should see: the name “llama3.1:8b” listed in the results.</w:t>
+          <w:rFonts w:ascii="Calibri" w:eastAsia="Calibri" w:hAnsi="Calibri" w:cs="Calibri"/>
+          <w:sz w:val="24"/>
+          <w:szCs w:val="24"/>
+        </w:rPr>
+        <w:t>What you should see: the name “llama3.1:8b” listed in the results.</w:t>
       </w:r>
     </w:p>
     <w:p>
@@ -1750,16 +1931,17 @@
         <w:pageBreakBefore/>
       </w:pPr>
       <w:r>
+        <w:lastRenderedPageBreak/>
         <w:br/>
       </w:r>
     </w:p>
     <w:p>
       <w:pPr>
         <w:pStyle w:val="Heading1"/>
-        <w:spacing w:after="160" w:before="360"/>
-      </w:pPr>
-      <w:r>
-        <w:t xml:space="preserve">Step 6: Download the Demo Project</w:t>
+        <w:spacing w:before="360"/>
+      </w:pPr>
+      <w:r>
+        <w:t>Step 6: Download the Demo Project</w:t>
       </w:r>
     </w:p>
     <w:p>
@@ -1768,32 +1950,32 @@
       </w:pPr>
       <w:r>
         <w:rPr>
-          <w:rFonts w:ascii="Calibri" w:cs="Calibri" w:eastAsia="Calibri" w:hAnsi="Calibri"/>
-          <w:sz w:val="24"/>
-          <w:szCs w:val="24"/>
-        </w:rPr>
-        <w:t xml:space="preserve">In your terminal window, type the following exactly, then press Enter. This moves you to your Desktop folder. This step is the same on both Windows and Mac:</w:t>
-      </w:r>
-    </w:p>
-    <w:p>
-      <w:pPr>
-        <w:pBdr>
-          <w:top w:val="single" w:color="AAAAAA" w:sz="4"/>
-          <w:bottom w:val="single" w:color="AAAAAA" w:sz="4"/>
-          <w:left w:val="single" w:color="AAAAAA" w:sz="4"/>
-          <w:right w:val="single" w:color="AAAAAA" w:sz="4"/>
-        </w:pBdr>
-        <w:shd w:fill="F0F0F0" w:val="clear"/>
-        <w:spacing w:after="240" w:before="100"/>
+          <w:rFonts w:ascii="Calibri" w:eastAsia="Calibri" w:hAnsi="Calibri" w:cs="Calibri"/>
+          <w:sz w:val="24"/>
+          <w:szCs w:val="24"/>
+        </w:rPr>
+        <w:t>In your terminal window, type the following exactly, then press Enter. This moves you to your Desktop folder. This step is the same on both Windows and Mac:</w:t>
+      </w:r>
+    </w:p>
+    <w:p>
+      <w:pPr>
+        <w:pBdr>
+          <w:top w:val="single" w:sz="4" w:space="0" w:color="AAAAAA"/>
+          <w:left w:val="single" w:sz="4" w:space="0" w:color="AAAAAA"/>
+          <w:bottom w:val="single" w:sz="4" w:space="0" w:color="AAAAAA"/>
+          <w:right w:val="single" w:sz="4" w:space="0" w:color="AAAAAA"/>
+        </w:pBdr>
+        <w:shd w:val="clear" w:color="auto" w:fill="F0F0F0"/>
+        <w:spacing w:before="100" w:after="240"/>
         <w:ind w:left="400" w:right="200"/>
       </w:pPr>
       <w:r>
         <w:rPr>
-          <w:rFonts w:ascii="Consolas" w:cs="Consolas" w:eastAsia="Consolas" w:hAnsi="Consolas"/>
-          <w:sz w:val="22"/>
-          <w:szCs w:val="22"/>
-        </w:rPr>
-        <w:t xml:space="preserve">cd Desktop</w:t>
+          <w:rFonts w:ascii="Consolas" w:eastAsia="Consolas" w:hAnsi="Consolas" w:cs="Consolas"/>
+          <w:sz w:val="22"/>
+          <w:szCs w:val="22"/>
+        </w:rPr>
+        <w:t>cd Desktop</w:t>
       </w:r>
     </w:p>
     <w:p>
@@ -1802,32 +1984,32 @@
       </w:pPr>
       <w:r>
         <w:rPr>
-          <w:rFonts w:ascii="Calibri" w:cs="Calibri" w:eastAsia="Calibri" w:hAnsi="Calibri"/>
-          <w:sz w:val="24"/>
-          <w:szCs w:val="24"/>
-        </w:rPr>
-        <w:t xml:space="preserve">Next, type the following exactly, then press Enter. (Ask Nathan for the exact address to use in place of the placeholder shown here. It will be written on a separate handout.) This is also the same on both Windows and Mac:</w:t>
-      </w:r>
-    </w:p>
-    <w:p>
-      <w:pPr>
-        <w:pBdr>
-          <w:top w:val="single" w:color="AAAAAA" w:sz="4"/>
-          <w:bottom w:val="single" w:color="AAAAAA" w:sz="4"/>
-          <w:left w:val="single" w:color="AAAAAA" w:sz="4"/>
-          <w:right w:val="single" w:color="AAAAAA" w:sz="4"/>
-        </w:pBdr>
-        <w:shd w:fill="F0F0F0" w:val="clear"/>
-        <w:spacing w:after="240" w:before="100"/>
+          <w:rFonts w:ascii="Calibri" w:eastAsia="Calibri" w:hAnsi="Calibri" w:cs="Calibri"/>
+          <w:sz w:val="24"/>
+          <w:szCs w:val="24"/>
+        </w:rPr>
+        <w:t>Next, type the following exactly, then press Enter. This is also the same on both Windows and Mac:</w:t>
+      </w:r>
+    </w:p>
+    <w:p>
+      <w:pPr>
+        <w:pBdr>
+          <w:top w:val="single" w:sz="4" w:space="0" w:color="AAAAAA"/>
+          <w:left w:val="single" w:sz="4" w:space="0" w:color="AAAAAA"/>
+          <w:bottom w:val="single" w:sz="4" w:space="0" w:color="AAAAAA"/>
+          <w:right w:val="single" w:sz="4" w:space="0" w:color="AAAAAA"/>
+        </w:pBdr>
+        <w:shd w:val="clear" w:color="auto" w:fill="F0F0F0"/>
+        <w:spacing w:before="100" w:after="240"/>
         <w:ind w:left="400" w:right="200"/>
       </w:pPr>
       <w:r>
         <w:rPr>
-          <w:rFonts w:ascii="Consolas" w:cs="Consolas" w:eastAsia="Consolas" w:hAnsi="Consolas"/>
-          <w:sz w:val="22"/>
-          <w:szCs w:val="22"/>
-        </w:rPr>
-        <w:t xml:space="preserve">git clone [address provided separately]</w:t>
+          <w:rFonts w:ascii="Consolas" w:eastAsia="Consolas" w:hAnsi="Consolas" w:cs="Consolas"/>
+          <w:sz w:val="22"/>
+          <w:szCs w:val="22"/>
+        </w:rPr>
+        <w:t>git clone https://github.com/nathanplatteruser/dispute-agent-demo.git</w:t>
       </w:r>
     </w:p>
     <w:p>
@@ -1836,49 +2018,100 @@
       </w:pPr>
       <w:r>
         <w:rPr>
-          <w:rFonts w:ascii="Calibri" w:cs="Calibri" w:eastAsia="Calibri" w:hAnsi="Calibri"/>
-          <w:sz w:val="24"/>
-          <w:szCs w:val="24"/>
-        </w:rPr>
-        <w:t xml:space="preserve">This creates a new folder on your Desktop with all of the project's files inside it. Type the following exactly, then press Enter, to move into that new folder:</w:t>
-      </w:r>
-    </w:p>
-    <w:p>
-      <w:pPr>
-        <w:pBdr>
-          <w:top w:val="single" w:color="AAAAAA" w:sz="4"/>
-          <w:bottom w:val="single" w:color="AAAAAA" w:sz="4"/>
-          <w:left w:val="single" w:color="AAAAAA" w:sz="4"/>
-          <w:right w:val="single" w:color="AAAAAA" w:sz="4"/>
-        </w:pBdr>
-        <w:shd w:fill="F0F0F0" w:val="clear"/>
-        <w:spacing w:after="240" w:before="100"/>
+          <w:rFonts w:ascii="Calibri" w:eastAsia="Calibri" w:hAnsi="Calibri" w:cs="Calibri"/>
+          <w:sz w:val="24"/>
+          <w:szCs w:val="24"/>
+        </w:rPr>
+        <w:t xml:space="preserve">This creates a new folder on your Desktop with </w:t>
+      </w:r>
+      <w:proofErr w:type="gramStart"/>
+      <w:r>
+        <w:rPr>
+          <w:rFonts w:ascii="Calibri" w:eastAsia="Calibri" w:hAnsi="Calibri" w:cs="Calibri"/>
+          <w:sz w:val="24"/>
+          <w:szCs w:val="24"/>
+        </w:rPr>
+        <w:t>all of</w:t>
+      </w:r>
+      <w:proofErr w:type="gramEnd"/>
+      <w:r>
+        <w:rPr>
+          <w:rFonts w:ascii="Calibri" w:eastAsia="Calibri" w:hAnsi="Calibri" w:cs="Calibri"/>
+          <w:sz w:val="24"/>
+          <w:szCs w:val="24"/>
+        </w:rPr>
+        <w:t xml:space="preserve"> the project's files inside it. Type the following exactly, then press Enter, to move into that new folder:</w:t>
+      </w:r>
+    </w:p>
+    <w:p>
+      <w:pPr>
+        <w:pBdr>
+          <w:top w:val="single" w:sz="4" w:space="0" w:color="AAAAAA"/>
+          <w:left w:val="single" w:sz="4" w:space="0" w:color="AAAAAA"/>
+          <w:bottom w:val="single" w:sz="4" w:space="0" w:color="AAAAAA"/>
+          <w:right w:val="single" w:sz="4" w:space="0" w:color="AAAAAA"/>
+        </w:pBdr>
+        <w:shd w:val="clear" w:color="auto" w:fill="F0F0F0"/>
+        <w:spacing w:before="100" w:after="240"/>
         <w:ind w:left="400" w:right="200"/>
       </w:pPr>
       <w:r>
         <w:rPr>
-          <w:rFonts w:ascii="Consolas" w:cs="Consolas" w:eastAsia="Consolas" w:hAnsi="Consolas"/>
-          <w:sz w:val="22"/>
-          <w:szCs w:val="22"/>
-        </w:rPr>
-        <w:t xml:space="preserve">cd dispute-agent-demo</w:t>
+          <w:rFonts w:ascii="Consolas" w:eastAsia="Consolas" w:hAnsi="Consolas" w:cs="Consolas"/>
+          <w:sz w:val="22"/>
+          <w:szCs w:val="22"/>
+        </w:rPr>
+        <w:t>cd dispute-agent-demo</w:t>
+      </w:r>
+    </w:p>
+    <w:p>
+      <w:pPr>
+        <w:spacing w:after="160"/>
+        <w:rPr>
+          <w:rFonts w:ascii="Calibri" w:eastAsia="Calibri" w:hAnsi="Calibri" w:cs="Calibri"/>
+          <w:sz w:val="24"/>
+          <w:szCs w:val="24"/>
+        </w:rPr>
+      </w:pPr>
+      <w:r>
+        <w:rPr>
+          <w:rFonts w:ascii="Calibri" w:eastAsia="Calibri" w:hAnsi="Calibri" w:cs="Calibri"/>
+          <w:sz w:val="24"/>
+          <w:szCs w:val="24"/>
+        </w:rPr>
+        <w:t>No git installed? Go to github.com/</w:t>
+      </w:r>
+      <w:proofErr w:type="spellStart"/>
+      <w:r>
+        <w:rPr>
+          <w:rFonts w:ascii="Calibri" w:eastAsia="Calibri" w:hAnsi="Calibri" w:cs="Calibri"/>
+          <w:sz w:val="24"/>
+          <w:szCs w:val="24"/>
+        </w:rPr>
+        <w:t>nathanplatteruser</w:t>
+      </w:r>
+      <w:proofErr w:type="spellEnd"/>
+      <w:r>
+        <w:rPr>
+          <w:rFonts w:ascii="Calibri" w:eastAsia="Calibri" w:hAnsi="Calibri" w:cs="Calibri"/>
+          <w:sz w:val="24"/>
+          <w:szCs w:val="24"/>
+        </w:rPr>
+        <w:t>/dispute-agent-demo, click the green Code button, choose Download ZIP, and unzip it to your Desktop. Same result, then continue below.</w:t>
       </w:r>
     </w:p>
     <w:p>
       <w:pPr>
         <w:pageBreakBefore/>
       </w:pPr>
-      <w:r>
-        <w:br/>
-      </w:r>
     </w:p>
     <w:p>
       <w:pPr>
         <w:pStyle w:val="Heading1"/>
-        <w:spacing w:after="160" w:before="360"/>
-      </w:pPr>
-      <w:r>
-        <w:t xml:space="preserve">Step 7: Finish Setting Up the Project</w:t>
+        <w:spacing w:before="360"/>
+      </w:pPr>
+      <w:r>
+        <w:t>Step 7: Finish Setting Up the Project</w:t>
       </w:r>
     </w:p>
     <w:p>
@@ -1887,31 +2120,31 @@
       </w:pPr>
       <w:r>
         <w:rPr>
-          <w:rFonts w:ascii="Calibri" w:cs="Calibri" w:eastAsia="Calibri" w:hAnsi="Calibri"/>
-          <w:sz w:val="24"/>
-          <w:szCs w:val="24"/>
-        </w:rPr>
-        <w:t xml:space="preserve">This step creates a separate, contained workspace just for this project so it doesn't interfere with anything else on your computer.</w:t>
-      </w:r>
-    </w:p>
-    <w:p>
-      <w:pPr>
-        <w:pBdr>
-          <w:left w:val="single" w:color="1F5C99" w:sz="18" w:space="8"/>
-        </w:pBdr>
-        <w:spacing w:after="100" w:before="160"/>
+          <w:rFonts w:ascii="Calibri" w:eastAsia="Calibri" w:hAnsi="Calibri" w:cs="Calibri"/>
+          <w:sz w:val="24"/>
+          <w:szCs w:val="24"/>
+        </w:rPr>
+        <w:t>This step creates a separate, contained workspace just for this project so it doesn't interfere with anything else on your computer.</w:t>
+      </w:r>
+    </w:p>
+    <w:p>
+      <w:pPr>
+        <w:pBdr>
+          <w:left w:val="single" w:sz="18" w:space="8" w:color="1F5C99"/>
+        </w:pBdr>
+        <w:spacing w:before="160" w:after="100"/>
         <w:ind w:left="200"/>
       </w:pPr>
       <w:r>
         <w:rPr>
-          <w:rFonts w:ascii="Calibri" w:cs="Calibri" w:eastAsia="Calibri" w:hAnsi="Calibri"/>
+          <w:rFonts w:ascii="Calibri" w:eastAsia="Calibri" w:hAnsi="Calibri" w:cs="Calibri"/>
           <w:b/>
           <w:bCs/>
           <w:color w:val="1F5C99"/>
           <w:sz w:val="24"/>
           <w:szCs w:val="24"/>
         </w:rPr>
-        <w:t xml:space="preserve">If you have a Windows computer:</w:t>
+        <w:t>If you have a Windows computer:</w:t>
       </w:r>
     </w:p>
     <w:p>
@@ -1921,7 +2154,7 @@
       </w:pPr>
       <w:r>
         <w:rPr>
-          <w:rFonts w:ascii="Calibri" w:cs="Calibri" w:eastAsia="Calibri" w:hAnsi="Calibri"/>
+          <w:rFonts w:ascii="Calibri" w:eastAsia="Calibri" w:hAnsi="Calibri" w:cs="Calibri"/>
           <w:b/>
           <w:bCs/>
           <w:sz w:val="24"/>
@@ -1931,52 +2164,80 @@
       </w:r>
       <w:r>
         <w:rPr>
-          <w:rFonts w:ascii="Calibri" w:cs="Calibri" w:eastAsia="Calibri" w:hAnsi="Calibri"/>
-          <w:sz w:val="24"/>
-          <w:szCs w:val="24"/>
-        </w:rPr>
-        <w:t xml:space="preserve">Type the following exactly, then press Enter:</w:t>
-      </w:r>
-    </w:p>
-    <w:p>
-      <w:pPr>
-        <w:pBdr>
-          <w:top w:val="single" w:color="AAAAAA" w:sz="4"/>
-          <w:bottom w:val="single" w:color="AAAAAA" w:sz="4"/>
-          <w:left w:val="single" w:color="AAAAAA" w:sz="4"/>
-          <w:right w:val="single" w:color="AAAAAA" w:sz="4"/>
-        </w:pBdr>
-        <w:shd w:fill="F0F0F0" w:val="clear"/>
-        <w:spacing w:after="240" w:before="100"/>
+          <w:rFonts w:ascii="Calibri" w:eastAsia="Calibri" w:hAnsi="Calibri" w:cs="Calibri"/>
+          <w:sz w:val="24"/>
+          <w:szCs w:val="24"/>
+        </w:rPr>
+        <w:t>Type the following exactly, then press Enter:</w:t>
+      </w:r>
+    </w:p>
+    <w:p>
+      <w:pPr>
+        <w:pBdr>
+          <w:top w:val="single" w:sz="4" w:space="0" w:color="AAAAAA"/>
+          <w:left w:val="single" w:sz="4" w:space="0" w:color="AAAAAA"/>
+          <w:bottom w:val="single" w:sz="4" w:space="0" w:color="AAAAAA"/>
+          <w:right w:val="single" w:sz="4" w:space="0" w:color="AAAAAA"/>
+        </w:pBdr>
+        <w:shd w:val="clear" w:color="auto" w:fill="F0F0F0"/>
+        <w:spacing w:before="100" w:after="240"/>
         <w:ind w:left="400" w:right="200"/>
       </w:pPr>
       <w:r>
         <w:rPr>
-          <w:rFonts w:ascii="Consolas" w:cs="Consolas" w:eastAsia="Consolas" w:hAnsi="Consolas"/>
-          <w:sz w:val="22"/>
-          <w:szCs w:val="22"/>
-        </w:rPr>
-        <w:t xml:space="preserve">python -m venv venv</w:t>
-      </w:r>
-    </w:p>
-    <w:p>
-      <w:pPr>
-        <w:pBdr>
-          <w:left w:val="single" w:color="6B4C9A" w:sz="18" w:space="8"/>
-        </w:pBdr>
-        <w:spacing w:after="100" w:before="160"/>
+          <w:rFonts w:ascii="Consolas" w:eastAsia="Consolas" w:hAnsi="Consolas" w:cs="Consolas"/>
+          <w:sz w:val="22"/>
+          <w:szCs w:val="22"/>
+        </w:rPr>
+        <w:t xml:space="preserve">python -m </w:t>
+      </w:r>
+      <w:proofErr w:type="spellStart"/>
+      <w:r>
+        <w:rPr>
+          <w:rFonts w:ascii="Consolas" w:eastAsia="Consolas" w:hAnsi="Consolas" w:cs="Consolas"/>
+          <w:sz w:val="22"/>
+          <w:szCs w:val="22"/>
+        </w:rPr>
+        <w:t>venv</w:t>
+      </w:r>
+      <w:proofErr w:type="spellEnd"/>
+      <w:r>
+        <w:rPr>
+          <w:rFonts w:ascii="Consolas" w:eastAsia="Consolas" w:hAnsi="Consolas" w:cs="Consolas"/>
+          <w:sz w:val="22"/>
+          <w:szCs w:val="22"/>
+        </w:rPr>
+        <w:t xml:space="preserve"> </w:t>
+      </w:r>
+      <w:proofErr w:type="spellStart"/>
+      <w:r>
+        <w:rPr>
+          <w:rFonts w:ascii="Consolas" w:eastAsia="Consolas" w:hAnsi="Consolas" w:cs="Consolas"/>
+          <w:sz w:val="22"/>
+          <w:szCs w:val="22"/>
+        </w:rPr>
+        <w:t>venv</w:t>
+      </w:r>
+      <w:proofErr w:type="spellEnd"/>
+    </w:p>
+    <w:p>
+      <w:pPr>
+        <w:pBdr>
+          <w:left w:val="single" w:sz="18" w:space="8" w:color="6B4C9A"/>
+        </w:pBdr>
+        <w:spacing w:before="160" w:after="100"/>
         <w:ind w:left="200"/>
       </w:pPr>
       <w:r>
         <w:rPr>
-          <w:rFonts w:ascii="Calibri" w:cs="Calibri" w:eastAsia="Calibri" w:hAnsi="Calibri"/>
+          <w:rFonts w:ascii="Calibri" w:eastAsia="Calibri" w:hAnsi="Calibri" w:cs="Calibri"/>
           <w:b/>
           <w:bCs/>
           <w:color w:val="6B4C9A"/>
           <w:sz w:val="24"/>
           <w:szCs w:val="24"/>
         </w:rPr>
-        <w:t xml:space="preserve">If you have a MacBook (Apple computer):</w:t>
+        <w:t>If you have a MacBook (Apple computer):</w:t>
       </w:r>
     </w:p>
     <w:p>
@@ -1986,7 +2247,7 @@
       </w:pPr>
       <w:r>
         <w:rPr>
-          <w:rFonts w:ascii="Calibri" w:cs="Calibri" w:eastAsia="Calibri" w:hAnsi="Calibri"/>
+          <w:rFonts w:ascii="Calibri" w:eastAsia="Calibri" w:hAnsi="Calibri" w:cs="Calibri"/>
           <w:b/>
           <w:bCs/>
           <w:sz w:val="24"/>
@@ -1996,33 +2257,61 @@
       </w:r>
       <w:r>
         <w:rPr>
-          <w:rFonts w:ascii="Calibri" w:cs="Calibri" w:eastAsia="Calibri" w:hAnsi="Calibri"/>
-          <w:sz w:val="24"/>
-          <w:szCs w:val="24"/>
-        </w:rPr>
-        <w:t xml:space="preserve">Type the following exactly, then press Enter:</w:t>
-      </w:r>
-    </w:p>
-    <w:p>
-      <w:pPr>
-        <w:pBdr>
-          <w:top w:val="single" w:color="AAAAAA" w:sz="4"/>
-          <w:bottom w:val="single" w:color="AAAAAA" w:sz="4"/>
-          <w:left w:val="single" w:color="AAAAAA" w:sz="4"/>
-          <w:right w:val="single" w:color="AAAAAA" w:sz="4"/>
-        </w:pBdr>
-        <w:shd w:fill="F0F0F0" w:val="clear"/>
-        <w:spacing w:after="240" w:before="100"/>
+          <w:rFonts w:ascii="Calibri" w:eastAsia="Calibri" w:hAnsi="Calibri" w:cs="Calibri"/>
+          <w:sz w:val="24"/>
+          <w:szCs w:val="24"/>
+        </w:rPr>
+        <w:t>Type the following exactly, then press Enter:</w:t>
+      </w:r>
+    </w:p>
+    <w:p>
+      <w:pPr>
+        <w:pBdr>
+          <w:top w:val="single" w:sz="4" w:space="0" w:color="AAAAAA"/>
+          <w:left w:val="single" w:sz="4" w:space="0" w:color="AAAAAA"/>
+          <w:bottom w:val="single" w:sz="4" w:space="0" w:color="AAAAAA"/>
+          <w:right w:val="single" w:sz="4" w:space="0" w:color="AAAAAA"/>
+        </w:pBdr>
+        <w:shd w:val="clear" w:color="auto" w:fill="F0F0F0"/>
+        <w:spacing w:before="100" w:after="240"/>
         <w:ind w:left="400" w:right="200"/>
       </w:pPr>
       <w:r>
         <w:rPr>
-          <w:rFonts w:ascii="Consolas" w:cs="Consolas" w:eastAsia="Consolas" w:hAnsi="Consolas"/>
-          <w:sz w:val="22"/>
-          <w:szCs w:val="22"/>
-        </w:rPr>
-        <w:t xml:space="preserve">python3 -m venv venv</w:t>
-      </w:r>
+          <w:rFonts w:ascii="Consolas" w:eastAsia="Consolas" w:hAnsi="Consolas" w:cs="Consolas"/>
+          <w:sz w:val="22"/>
+          <w:szCs w:val="22"/>
+        </w:rPr>
+        <w:t xml:space="preserve">python3 -m </w:t>
+      </w:r>
+      <w:proofErr w:type="spellStart"/>
+      <w:r>
+        <w:rPr>
+          <w:rFonts w:ascii="Consolas" w:eastAsia="Consolas" w:hAnsi="Consolas" w:cs="Consolas"/>
+          <w:sz w:val="22"/>
+          <w:szCs w:val="22"/>
+        </w:rPr>
+        <w:t>venv</w:t>
+      </w:r>
+      <w:proofErr w:type="spellEnd"/>
+      <w:r>
+        <w:rPr>
+          <w:rFonts w:ascii="Consolas" w:eastAsia="Consolas" w:hAnsi="Consolas" w:cs="Consolas"/>
+          <w:sz w:val="22"/>
+          <w:szCs w:val="22"/>
+        </w:rPr>
+        <w:t xml:space="preserve"> </w:t>
+      </w:r>
+      <w:proofErr w:type="spellStart"/>
+      <w:r>
+        <w:rPr>
+          <w:rFonts w:ascii="Consolas" w:eastAsia="Consolas" w:hAnsi="Consolas" w:cs="Consolas"/>
+          <w:sz w:val="22"/>
+          <w:szCs w:val="22"/>
+        </w:rPr>
+        <w:t>venv</w:t>
+      </w:r>
+      <w:proofErr w:type="spellEnd"/>
     </w:p>
     <w:p>
       <w:pPr>
@@ -2030,31 +2319,31 @@
       </w:pPr>
       <w:r>
         <w:rPr>
-          <w:rFonts w:ascii="Calibri" w:cs="Calibri" w:eastAsia="Calibri" w:hAnsi="Calibri"/>
-          <w:sz w:val="24"/>
-          <w:szCs w:val="24"/>
-        </w:rPr>
-        <w:t xml:space="preserve">Next, turn that workspace on:</w:t>
-      </w:r>
-    </w:p>
-    <w:p>
-      <w:pPr>
-        <w:pBdr>
-          <w:left w:val="single" w:color="1F5C99" w:sz="18" w:space="8"/>
-        </w:pBdr>
-        <w:spacing w:after="100" w:before="160"/>
+          <w:rFonts w:ascii="Calibri" w:eastAsia="Calibri" w:hAnsi="Calibri" w:cs="Calibri"/>
+          <w:sz w:val="24"/>
+          <w:szCs w:val="24"/>
+        </w:rPr>
+        <w:t>Next, turn that workspace on:</w:t>
+      </w:r>
+    </w:p>
+    <w:p>
+      <w:pPr>
+        <w:pBdr>
+          <w:left w:val="single" w:sz="18" w:space="8" w:color="1F5C99"/>
+        </w:pBdr>
+        <w:spacing w:before="160" w:after="100"/>
         <w:ind w:left="200"/>
       </w:pPr>
       <w:r>
         <w:rPr>
-          <w:rFonts w:ascii="Calibri" w:cs="Calibri" w:eastAsia="Calibri" w:hAnsi="Calibri"/>
+          <w:rFonts w:ascii="Calibri" w:eastAsia="Calibri" w:hAnsi="Calibri" w:cs="Calibri"/>
           <w:b/>
           <w:bCs/>
           <w:color w:val="1F5C99"/>
           <w:sz w:val="24"/>
           <w:szCs w:val="24"/>
         </w:rPr>
-        <w:t xml:space="preserve">If you have a Windows computer:</w:t>
+        <w:t>If you have a Windows computer:</w:t>
       </w:r>
     </w:p>
     <w:p>
@@ -2064,7 +2353,7 @@
       </w:pPr>
       <w:r>
         <w:rPr>
-          <w:rFonts w:ascii="Calibri" w:cs="Calibri" w:eastAsia="Calibri" w:hAnsi="Calibri"/>
+          <w:rFonts w:ascii="Calibri" w:eastAsia="Calibri" w:hAnsi="Calibri" w:cs="Calibri"/>
           <w:b/>
           <w:bCs/>
           <w:sz w:val="24"/>
@@ -2074,52 +2363,62 @@
       </w:r>
       <w:r>
         <w:rPr>
-          <w:rFonts w:ascii="Calibri" w:cs="Calibri" w:eastAsia="Calibri" w:hAnsi="Calibri"/>
-          <w:sz w:val="24"/>
-          <w:szCs w:val="24"/>
-        </w:rPr>
-        <w:t xml:space="preserve">Type the following exactly, then press Enter:</w:t>
-      </w:r>
-    </w:p>
-    <w:p>
-      <w:pPr>
-        <w:pBdr>
-          <w:top w:val="single" w:color="AAAAAA" w:sz="4"/>
-          <w:bottom w:val="single" w:color="AAAAAA" w:sz="4"/>
-          <w:left w:val="single" w:color="AAAAAA" w:sz="4"/>
-          <w:right w:val="single" w:color="AAAAAA" w:sz="4"/>
-        </w:pBdr>
-        <w:shd w:fill="F0F0F0" w:val="clear"/>
-        <w:spacing w:after="240" w:before="100"/>
+          <w:rFonts w:ascii="Calibri" w:eastAsia="Calibri" w:hAnsi="Calibri" w:cs="Calibri"/>
+          <w:sz w:val="24"/>
+          <w:szCs w:val="24"/>
+        </w:rPr>
+        <w:t>Type the following exactly, then press Enter:</w:t>
+      </w:r>
+    </w:p>
+    <w:p>
+      <w:pPr>
+        <w:pBdr>
+          <w:top w:val="single" w:sz="4" w:space="0" w:color="AAAAAA"/>
+          <w:left w:val="single" w:sz="4" w:space="0" w:color="AAAAAA"/>
+          <w:bottom w:val="single" w:sz="4" w:space="0" w:color="AAAAAA"/>
+          <w:right w:val="single" w:sz="4" w:space="0" w:color="AAAAAA"/>
+        </w:pBdr>
+        <w:shd w:val="clear" w:color="auto" w:fill="F0F0F0"/>
+        <w:spacing w:before="100" w:after="240"/>
         <w:ind w:left="400" w:right="200"/>
       </w:pPr>
-      <w:r>
-        <w:rPr>
-          <w:rFonts w:ascii="Consolas" w:cs="Consolas" w:eastAsia="Consolas" w:hAnsi="Consolas"/>
-          <w:sz w:val="22"/>
-          <w:szCs w:val="22"/>
-        </w:rPr>
-        <w:t xml:space="preserve">venv\Scripts\activate.bat</w:t>
-      </w:r>
-    </w:p>
-    <w:p>
-      <w:pPr>
-        <w:pBdr>
-          <w:left w:val="single" w:color="6B4C9A" w:sz="18" w:space="8"/>
-        </w:pBdr>
-        <w:spacing w:after="100" w:before="160"/>
+      <w:proofErr w:type="spellStart"/>
+      <w:r>
+        <w:rPr>
+          <w:rFonts w:ascii="Consolas" w:eastAsia="Consolas" w:hAnsi="Consolas" w:cs="Consolas"/>
+          <w:sz w:val="22"/>
+          <w:szCs w:val="22"/>
+        </w:rPr>
+        <w:t>venv</w:t>
+      </w:r>
+      <w:proofErr w:type="spellEnd"/>
+      <w:r>
+        <w:rPr>
+          <w:rFonts w:ascii="Consolas" w:eastAsia="Consolas" w:hAnsi="Consolas" w:cs="Consolas"/>
+          <w:sz w:val="22"/>
+          <w:szCs w:val="22"/>
+        </w:rPr>
+        <w:t>\Scripts\activate.bat</w:t>
+      </w:r>
+    </w:p>
+    <w:p>
+      <w:pPr>
+        <w:pBdr>
+          <w:left w:val="single" w:sz="18" w:space="8" w:color="6B4C9A"/>
+        </w:pBdr>
+        <w:spacing w:before="160" w:after="100"/>
         <w:ind w:left="200"/>
       </w:pPr>
       <w:r>
         <w:rPr>
-          <w:rFonts w:ascii="Calibri" w:cs="Calibri" w:eastAsia="Calibri" w:hAnsi="Calibri"/>
+          <w:rFonts w:ascii="Calibri" w:eastAsia="Calibri" w:hAnsi="Calibri" w:cs="Calibri"/>
           <w:b/>
           <w:bCs/>
           <w:color w:val="6B4C9A"/>
           <w:sz w:val="24"/>
           <w:szCs w:val="24"/>
         </w:rPr>
-        <w:t xml:space="preserve">If you have a MacBook (Apple computer):</w:t>
+        <w:t>If you have a MacBook (Apple computer):</w:t>
       </w:r>
     </w:p>
     <w:p>
@@ -2129,7 +2428,7 @@
       </w:pPr>
       <w:r>
         <w:rPr>
-          <w:rFonts w:ascii="Calibri" w:cs="Calibri" w:eastAsia="Calibri" w:hAnsi="Calibri"/>
+          <w:rFonts w:ascii="Calibri" w:eastAsia="Calibri" w:hAnsi="Calibri" w:cs="Calibri"/>
           <w:b/>
           <w:bCs/>
           <w:sz w:val="24"/>
@@ -2139,32 +2438,50 @@
       </w:r>
       <w:r>
         <w:rPr>
-          <w:rFonts w:ascii="Calibri" w:cs="Calibri" w:eastAsia="Calibri" w:hAnsi="Calibri"/>
-          <w:sz w:val="24"/>
-          <w:szCs w:val="24"/>
-        </w:rPr>
-        <w:t xml:space="preserve">Type the following exactly, then press Enter:</w:t>
-      </w:r>
-    </w:p>
-    <w:p>
-      <w:pPr>
-        <w:pBdr>
-          <w:top w:val="single" w:color="AAAAAA" w:sz="4"/>
-          <w:bottom w:val="single" w:color="AAAAAA" w:sz="4"/>
-          <w:left w:val="single" w:color="AAAAAA" w:sz="4"/>
-          <w:right w:val="single" w:color="AAAAAA" w:sz="4"/>
-        </w:pBdr>
-        <w:shd w:fill="F0F0F0" w:val="clear"/>
-        <w:spacing w:after="240" w:before="100"/>
+          <w:rFonts w:ascii="Calibri" w:eastAsia="Calibri" w:hAnsi="Calibri" w:cs="Calibri"/>
+          <w:sz w:val="24"/>
+          <w:szCs w:val="24"/>
+        </w:rPr>
+        <w:t>Type the following exactly, then press Enter:</w:t>
+      </w:r>
+    </w:p>
+    <w:p>
+      <w:pPr>
+        <w:pBdr>
+          <w:top w:val="single" w:sz="4" w:space="0" w:color="AAAAAA"/>
+          <w:left w:val="single" w:sz="4" w:space="0" w:color="AAAAAA"/>
+          <w:bottom w:val="single" w:sz="4" w:space="0" w:color="AAAAAA"/>
+          <w:right w:val="single" w:sz="4" w:space="0" w:color="AAAAAA"/>
+        </w:pBdr>
+        <w:shd w:val="clear" w:color="auto" w:fill="F0F0F0"/>
+        <w:spacing w:before="100" w:after="240"/>
         <w:ind w:left="400" w:right="200"/>
       </w:pPr>
       <w:r>
         <w:rPr>
-          <w:rFonts w:ascii="Consolas" w:cs="Consolas" w:eastAsia="Consolas" w:hAnsi="Consolas"/>
-          <w:sz w:val="22"/>
-          <w:szCs w:val="22"/>
-        </w:rPr>
-        <w:t xml:space="preserve">source venv/bin/activate</w:t>
+          <w:rFonts w:ascii="Consolas" w:eastAsia="Consolas" w:hAnsi="Consolas" w:cs="Consolas"/>
+          <w:sz w:val="22"/>
+          <w:szCs w:val="22"/>
+        </w:rPr>
+        <w:t xml:space="preserve">source </w:t>
+      </w:r>
+      <w:proofErr w:type="spellStart"/>
+      <w:r>
+        <w:rPr>
+          <w:rFonts w:ascii="Consolas" w:eastAsia="Consolas" w:hAnsi="Consolas" w:cs="Consolas"/>
+          <w:sz w:val="22"/>
+          <w:szCs w:val="22"/>
+        </w:rPr>
+        <w:t>venv</w:t>
+      </w:r>
+      <w:proofErr w:type="spellEnd"/>
+      <w:r>
+        <w:rPr>
+          <w:rFonts w:ascii="Consolas" w:eastAsia="Consolas" w:hAnsi="Consolas" w:cs="Consolas"/>
+          <w:sz w:val="22"/>
+          <w:szCs w:val="22"/>
+        </w:rPr>
+        <w:t>/bin/activate</w:t>
       </w:r>
     </w:p>
     <w:p>
@@ -2173,11 +2490,29 @@
       </w:pPr>
       <w:r>
         <w:rPr>
-          <w:rFonts w:ascii="Calibri" w:cs="Calibri" w:eastAsia="Calibri" w:hAnsi="Calibri"/>
-          <w:sz w:val="24"/>
-          <w:szCs w:val="24"/>
-        </w:rPr>
-        <w:t xml:space="preserve">What you should see either way: the line in your terminal now starts with the word “(venv)” before everything else. That means it worked.</w:t>
+          <w:rFonts w:ascii="Calibri" w:eastAsia="Calibri" w:hAnsi="Calibri" w:cs="Calibri"/>
+          <w:sz w:val="24"/>
+          <w:szCs w:val="24"/>
+        </w:rPr>
+        <w:t>What you should see either way: the line in your terminal now starts with the word “(</w:t>
+      </w:r>
+      <w:proofErr w:type="spellStart"/>
+      <w:r>
+        <w:rPr>
+          <w:rFonts w:ascii="Calibri" w:eastAsia="Calibri" w:hAnsi="Calibri" w:cs="Calibri"/>
+          <w:sz w:val="24"/>
+          <w:szCs w:val="24"/>
+        </w:rPr>
+        <w:t>venv</w:t>
+      </w:r>
+      <w:proofErr w:type="spellEnd"/>
+      <w:r>
+        <w:rPr>
+          <w:rFonts w:ascii="Calibri" w:eastAsia="Calibri" w:hAnsi="Calibri" w:cs="Calibri"/>
+          <w:sz w:val="24"/>
+          <w:szCs w:val="24"/>
+        </w:rPr>
+        <w:t>)” before everything else. That means it worked.</w:t>
       </w:r>
     </w:p>
     <w:p>
@@ -2186,32 +2521,43 @@
       </w:pPr>
       <w:r>
         <w:rPr>
-          <w:rFonts w:ascii="Calibri" w:cs="Calibri" w:eastAsia="Calibri" w:hAnsi="Calibri"/>
-          <w:sz w:val="24"/>
-          <w:szCs w:val="24"/>
-        </w:rPr>
-        <w:t xml:space="preserve">Last step here: type the following exactly, then press Enter. This installs everything the project needs to run, and is the same on both Windows and Mac:</w:t>
-      </w:r>
-    </w:p>
-    <w:p>
-      <w:pPr>
-        <w:pBdr>
-          <w:top w:val="single" w:color="AAAAAA" w:sz="4"/>
-          <w:bottom w:val="single" w:color="AAAAAA" w:sz="4"/>
-          <w:left w:val="single" w:color="AAAAAA" w:sz="4"/>
-          <w:right w:val="single" w:color="AAAAAA" w:sz="4"/>
-        </w:pBdr>
-        <w:shd w:fill="F0F0F0" w:val="clear"/>
-        <w:spacing w:after="240" w:before="100"/>
-        <w:ind w:left="400" w:right="200"/>
-      </w:pPr>
-      <w:r>
-        <w:rPr>
-          <w:rFonts w:ascii="Consolas" w:cs="Consolas" w:eastAsia="Consolas" w:hAnsi="Consolas"/>
-          <w:sz w:val="22"/>
-          <w:szCs w:val="22"/>
-        </w:rPr>
-        <w:t xml:space="preserve">pip install -r requirements.txt</w:t>
+          <w:rFonts w:ascii="Calibri" w:eastAsia="Calibri" w:hAnsi="Calibri" w:cs="Calibri"/>
+          <w:sz w:val="24"/>
+          <w:szCs w:val="24"/>
+        </w:rPr>
+        <w:t xml:space="preserve">That is it for setup. There is nothing to install. This project uses only Python's built-in tools plus </w:t>
+      </w:r>
+      <w:proofErr w:type="spellStart"/>
+      <w:r>
+        <w:rPr>
+          <w:rFonts w:ascii="Calibri" w:eastAsia="Calibri" w:hAnsi="Calibri" w:cs="Calibri"/>
+          <w:sz w:val="24"/>
+          <w:szCs w:val="24"/>
+        </w:rPr>
+        <w:t>Ollama</w:t>
+      </w:r>
+      <w:proofErr w:type="spellEnd"/>
+      <w:r>
+        <w:rPr>
+          <w:rFonts w:ascii="Calibri" w:eastAsia="Calibri" w:hAnsi="Calibri" w:cs="Calibri"/>
+          <w:sz w:val="24"/>
+          <w:szCs w:val="24"/>
+        </w:rPr>
+        <w:t>, which you already installed earlier. Continue to the next step to run it.</w:t>
+      </w:r>
+    </w:p>
+    <w:p>
+      <w:pPr>
+        <w:pageBreakBefore/>
+      </w:pPr>
+    </w:p>
+    <w:p>
+      <w:pPr>
+        <w:pStyle w:val="Heading1"/>
+        <w:spacing w:before="360"/>
+      </w:pPr>
+      <w:r>
+        <w:t>Step 8: Run the Readiness Check</w:t>
       </w:r>
     </w:p>
     <w:p>
@@ -2220,61 +2566,31 @@
       </w:pPr>
       <w:r>
         <w:rPr>
-          <w:rFonts w:ascii="Calibri" w:cs="Calibri" w:eastAsia="Calibri" w:hAnsi="Calibri"/>
-          <w:sz w:val="24"/>
-          <w:szCs w:val="24"/>
-        </w:rPr>
-        <w:t xml:space="preserve">This will take a minute or two. Wait until you see your cursor blinking again before moving on.</w:t>
-      </w:r>
-    </w:p>
-    <w:p>
-      <w:pPr>
-        <w:pageBreakBefore/>
-      </w:pPr>
-      <w:r>
-        <w:br/>
-      </w:r>
-    </w:p>
-    <w:p>
-      <w:pPr>
-        <w:pStyle w:val="Heading1"/>
-        <w:spacing w:after="160" w:before="360"/>
-      </w:pPr>
-      <w:r>
-        <w:t xml:space="preserve">Step 8: Run the Readiness Check</w:t>
-      </w:r>
-    </w:p>
-    <w:p>
-      <w:pPr>
-        <w:spacing w:after="160"/>
-      </w:pPr>
-      <w:r>
-        <w:rPr>
-          <w:rFonts w:ascii="Calibri" w:cs="Calibri" w:eastAsia="Calibri" w:hAnsi="Calibri"/>
-          <w:sz w:val="24"/>
-          <w:szCs w:val="24"/>
-        </w:rPr>
-        <w:t xml:space="preserve">This step confirms everything above actually worked, before demo day arrives.</w:t>
-      </w:r>
-    </w:p>
-    <w:p>
-      <w:pPr>
-        <w:pBdr>
-          <w:left w:val="single" w:color="1F5C99" w:sz="18" w:space="8"/>
-        </w:pBdr>
-        <w:spacing w:after="100" w:before="160"/>
+          <w:rFonts w:ascii="Calibri" w:eastAsia="Calibri" w:hAnsi="Calibri" w:cs="Calibri"/>
+          <w:sz w:val="24"/>
+          <w:szCs w:val="24"/>
+        </w:rPr>
+        <w:t>This step confirms everything above actually worked, before demo day arrives.</w:t>
+      </w:r>
+    </w:p>
+    <w:p>
+      <w:pPr>
+        <w:pBdr>
+          <w:left w:val="single" w:sz="18" w:space="8" w:color="1F5C99"/>
+        </w:pBdr>
+        <w:spacing w:before="160" w:after="100"/>
         <w:ind w:left="200"/>
       </w:pPr>
       <w:r>
         <w:rPr>
-          <w:rFonts w:ascii="Calibri" w:cs="Calibri" w:eastAsia="Calibri" w:hAnsi="Calibri"/>
+          <w:rFonts w:ascii="Calibri" w:eastAsia="Calibri" w:hAnsi="Calibri" w:cs="Calibri"/>
           <w:b/>
           <w:bCs/>
           <w:color w:val="1F5C99"/>
           <w:sz w:val="24"/>
           <w:szCs w:val="24"/>
         </w:rPr>
-        <w:t xml:space="preserve">If you have a Windows computer:</w:t>
+        <w:t>If you have a Windows computer:</w:t>
       </w:r>
     </w:p>
     <w:p>
@@ -2284,7 +2600,7 @@
       </w:pPr>
       <w:r>
         <w:rPr>
-          <w:rFonts w:ascii="Calibri" w:cs="Calibri" w:eastAsia="Calibri" w:hAnsi="Calibri"/>
+          <w:rFonts w:ascii="Calibri" w:eastAsia="Calibri" w:hAnsi="Calibri" w:cs="Calibri"/>
           <w:b/>
           <w:bCs/>
           <w:sz w:val="24"/>
@@ -2294,52 +2610,52 @@
       </w:r>
       <w:r>
         <w:rPr>
-          <w:rFonts w:ascii="Calibri" w:cs="Calibri" w:eastAsia="Calibri" w:hAnsi="Calibri"/>
-          <w:sz w:val="24"/>
-          <w:szCs w:val="24"/>
-        </w:rPr>
-        <w:t xml:space="preserve">Type the following exactly, then press Enter:</w:t>
-      </w:r>
-    </w:p>
-    <w:p>
-      <w:pPr>
-        <w:pBdr>
-          <w:top w:val="single" w:color="AAAAAA" w:sz="4"/>
-          <w:bottom w:val="single" w:color="AAAAAA" w:sz="4"/>
-          <w:left w:val="single" w:color="AAAAAA" w:sz="4"/>
-          <w:right w:val="single" w:color="AAAAAA" w:sz="4"/>
-        </w:pBdr>
-        <w:shd w:fill="F0F0F0" w:val="clear"/>
-        <w:spacing w:after="240" w:before="100"/>
+          <w:rFonts w:ascii="Calibri" w:eastAsia="Calibri" w:hAnsi="Calibri" w:cs="Calibri"/>
+          <w:sz w:val="24"/>
+          <w:szCs w:val="24"/>
+        </w:rPr>
+        <w:t>Type the following exactly, then press Enter:</w:t>
+      </w:r>
+    </w:p>
+    <w:p>
+      <w:pPr>
+        <w:pBdr>
+          <w:top w:val="single" w:sz="4" w:space="0" w:color="AAAAAA"/>
+          <w:left w:val="single" w:sz="4" w:space="0" w:color="AAAAAA"/>
+          <w:bottom w:val="single" w:sz="4" w:space="0" w:color="AAAAAA"/>
+          <w:right w:val="single" w:sz="4" w:space="0" w:color="AAAAAA"/>
+        </w:pBdr>
+        <w:shd w:val="clear" w:color="auto" w:fill="F0F0F0"/>
+        <w:spacing w:before="100" w:after="240"/>
         <w:ind w:left="400" w:right="200"/>
       </w:pPr>
       <w:r>
         <w:rPr>
-          <w:rFonts w:ascii="Consolas" w:cs="Consolas" w:eastAsia="Consolas" w:hAnsi="Consolas"/>
-          <w:sz w:val="22"/>
-          <w:szCs w:val="22"/>
-        </w:rPr>
-        <w:t xml:space="preserve">python scripts\preflight_check.py</w:t>
-      </w:r>
-    </w:p>
-    <w:p>
-      <w:pPr>
-        <w:pBdr>
-          <w:left w:val="single" w:color="6B4C9A" w:sz="18" w:space="8"/>
-        </w:pBdr>
-        <w:spacing w:after="100" w:before="160"/>
+          <w:rFonts w:ascii="Consolas" w:eastAsia="Consolas" w:hAnsi="Consolas" w:cs="Consolas"/>
+          <w:sz w:val="22"/>
+          <w:szCs w:val="22"/>
+        </w:rPr>
+        <w:t>python scripts\preflight_check.py</w:t>
+      </w:r>
+    </w:p>
+    <w:p>
+      <w:pPr>
+        <w:pBdr>
+          <w:left w:val="single" w:sz="18" w:space="8" w:color="6B4C9A"/>
+        </w:pBdr>
+        <w:spacing w:before="160" w:after="100"/>
         <w:ind w:left="200"/>
       </w:pPr>
       <w:r>
         <w:rPr>
-          <w:rFonts w:ascii="Calibri" w:cs="Calibri" w:eastAsia="Calibri" w:hAnsi="Calibri"/>
+          <w:rFonts w:ascii="Calibri" w:eastAsia="Calibri" w:hAnsi="Calibri" w:cs="Calibri"/>
           <w:b/>
           <w:bCs/>
           <w:color w:val="6B4C9A"/>
           <w:sz w:val="24"/>
           <w:szCs w:val="24"/>
         </w:rPr>
-        <w:t xml:space="preserve">If you have a MacBook (Apple computer):</w:t>
+        <w:t>If you have a MacBook (Apple computer):</w:t>
       </w:r>
     </w:p>
     <w:p>
@@ -2349,7 +2665,7 @@
       </w:pPr>
       <w:r>
         <w:rPr>
-          <w:rFonts w:ascii="Calibri" w:cs="Calibri" w:eastAsia="Calibri" w:hAnsi="Calibri"/>
+          <w:rFonts w:ascii="Calibri" w:eastAsia="Calibri" w:hAnsi="Calibri" w:cs="Calibri"/>
           <w:b/>
           <w:bCs/>
           <w:sz w:val="24"/>
@@ -2359,32 +2675,32 @@
       </w:r>
       <w:r>
         <w:rPr>
-          <w:rFonts w:ascii="Calibri" w:cs="Calibri" w:eastAsia="Calibri" w:hAnsi="Calibri"/>
-          <w:sz w:val="24"/>
-          <w:szCs w:val="24"/>
-        </w:rPr>
-        <w:t xml:space="preserve">Type the following exactly, then press Enter:</w:t>
-      </w:r>
-    </w:p>
-    <w:p>
-      <w:pPr>
-        <w:pBdr>
-          <w:top w:val="single" w:color="AAAAAA" w:sz="4"/>
-          <w:bottom w:val="single" w:color="AAAAAA" w:sz="4"/>
-          <w:left w:val="single" w:color="AAAAAA" w:sz="4"/>
-          <w:right w:val="single" w:color="AAAAAA" w:sz="4"/>
-        </w:pBdr>
-        <w:shd w:fill="F0F0F0" w:val="clear"/>
-        <w:spacing w:after="240" w:before="100"/>
+          <w:rFonts w:ascii="Calibri" w:eastAsia="Calibri" w:hAnsi="Calibri" w:cs="Calibri"/>
+          <w:sz w:val="24"/>
+          <w:szCs w:val="24"/>
+        </w:rPr>
+        <w:t>Type the following exactly, then press Enter:</w:t>
+      </w:r>
+    </w:p>
+    <w:p>
+      <w:pPr>
+        <w:pBdr>
+          <w:top w:val="single" w:sz="4" w:space="0" w:color="AAAAAA"/>
+          <w:left w:val="single" w:sz="4" w:space="0" w:color="AAAAAA"/>
+          <w:bottom w:val="single" w:sz="4" w:space="0" w:color="AAAAAA"/>
+          <w:right w:val="single" w:sz="4" w:space="0" w:color="AAAAAA"/>
+        </w:pBdr>
+        <w:shd w:val="clear" w:color="auto" w:fill="F0F0F0"/>
+        <w:spacing w:before="100" w:after="240"/>
         <w:ind w:left="400" w:right="200"/>
       </w:pPr>
       <w:r>
         <w:rPr>
-          <w:rFonts w:ascii="Consolas" w:cs="Consolas" w:eastAsia="Consolas" w:hAnsi="Consolas"/>
-          <w:sz w:val="22"/>
-          <w:szCs w:val="22"/>
-        </w:rPr>
-        <w:t xml:space="preserve">python3 scripts/preflight_check.py</w:t>
+          <w:rFonts w:ascii="Consolas" w:eastAsia="Consolas" w:hAnsi="Consolas" w:cs="Consolas"/>
+          <w:sz w:val="22"/>
+          <w:szCs w:val="22"/>
+        </w:rPr>
+        <w:t>python3 scripts/preflight_check.py</w:t>
       </w:r>
     </w:p>
     <w:p>
@@ -2393,11 +2709,11 @@
       </w:pPr>
       <w:r>
         <w:rPr>
-          <w:rFonts w:ascii="Calibri" w:cs="Calibri" w:eastAsia="Calibri" w:hAnsi="Calibri"/>
-          <w:sz w:val="24"/>
-          <w:szCs w:val="24"/>
-        </w:rPr>
-        <w:t xml:space="preserve">You will see a list of results. Look at the word in brackets at the start of each line:</w:t>
+          <w:rFonts w:ascii="Calibri" w:eastAsia="Calibri" w:hAnsi="Calibri" w:cs="Calibri"/>
+          <w:sz w:val="24"/>
+          <w:szCs w:val="24"/>
+        </w:rPr>
+        <w:t>You will see a list of results. Look at the word in brackets at the start of each line:</w:t>
       </w:r>
     </w:p>
     <w:p>
@@ -2405,13 +2721,23 @@
         <w:spacing w:after="100"/>
         <w:ind w:left="560"/>
       </w:pPr>
-      <w:r>
-        <w:rPr>
-          <w:rFonts w:ascii="Calibri" w:cs="Calibri" w:eastAsia="Calibri" w:hAnsi="Calibri"/>
-          <w:sz w:val="22"/>
-          <w:szCs w:val="22"/>
-        </w:rPr>
-        <w:t xml:space="preserve">•  [OK] means that item is ready. Nothing to do.</w:t>
+      <w:proofErr w:type="gramStart"/>
+      <w:r>
+        <w:rPr>
+          <w:rFonts w:ascii="Calibri" w:eastAsia="Calibri" w:hAnsi="Calibri" w:cs="Calibri"/>
+          <w:sz w:val="22"/>
+          <w:szCs w:val="22"/>
+        </w:rPr>
+        <w:t>•  [</w:t>
+      </w:r>
+      <w:proofErr w:type="gramEnd"/>
+      <w:r>
+        <w:rPr>
+          <w:rFonts w:ascii="Calibri" w:eastAsia="Calibri" w:hAnsi="Calibri" w:cs="Calibri"/>
+          <w:sz w:val="22"/>
+          <w:szCs w:val="22"/>
+        </w:rPr>
+        <w:t>OK] means that item is ready. Nothing to do.</w:t>
       </w:r>
     </w:p>
     <w:p>
@@ -2419,13 +2745,41 @@
         <w:spacing w:after="100"/>
         <w:ind w:left="560"/>
       </w:pPr>
-      <w:r>
-        <w:rPr>
-          <w:rFonts w:ascii="Calibri" w:cs="Calibri" w:eastAsia="Calibri" w:hAnsi="Calibri"/>
-          <w:sz w:val="22"/>
-          <w:szCs w:val="22"/>
-        </w:rPr>
-        <w:t xml:space="preserve">•  [WARN] means it's worth a second look, but is not necessarily a problem.</w:t>
+      <w:proofErr w:type="gramStart"/>
+      <w:r>
+        <w:rPr>
+          <w:rFonts w:ascii="Calibri" w:eastAsia="Calibri" w:hAnsi="Calibri" w:cs="Calibri"/>
+          <w:sz w:val="22"/>
+          <w:szCs w:val="22"/>
+        </w:rPr>
+        <w:t>•  [</w:t>
+      </w:r>
+      <w:proofErr w:type="gramEnd"/>
+      <w:r>
+        <w:rPr>
+          <w:rFonts w:ascii="Calibri" w:eastAsia="Calibri" w:hAnsi="Calibri" w:cs="Calibri"/>
+          <w:sz w:val="22"/>
+          <w:szCs w:val="22"/>
+        </w:rPr>
+        <w:t xml:space="preserve">WARN] means it's worth a second </w:t>
+      </w:r>
+      <w:proofErr w:type="gramStart"/>
+      <w:r>
+        <w:rPr>
+          <w:rFonts w:ascii="Calibri" w:eastAsia="Calibri" w:hAnsi="Calibri" w:cs="Calibri"/>
+          <w:sz w:val="22"/>
+          <w:szCs w:val="22"/>
+        </w:rPr>
+        <w:t>look, but</w:t>
+      </w:r>
+      <w:proofErr w:type="gramEnd"/>
+      <w:r>
+        <w:rPr>
+          <w:rFonts w:ascii="Calibri" w:eastAsia="Calibri" w:hAnsi="Calibri" w:cs="Calibri"/>
+          <w:sz w:val="22"/>
+          <w:szCs w:val="22"/>
+        </w:rPr>
+        <w:t xml:space="preserve"> is not necessarily a problem.</w:t>
       </w:r>
     </w:p>
     <w:p>
@@ -2433,33 +2787,43 @@
         <w:spacing w:after="100"/>
         <w:ind w:left="560"/>
       </w:pPr>
-      <w:r>
-        <w:rPr>
-          <w:rFonts w:ascii="Calibri" w:cs="Calibri" w:eastAsia="Calibri" w:hAnsi="Calibri"/>
-          <w:sz w:val="22"/>
-          <w:szCs w:val="22"/>
-        </w:rPr>
-        <w:t xml:space="preserve">•  [FAIL] means something needs fixing before demo day.</w:t>
-      </w:r>
-    </w:p>
-    <w:p>
-      <w:pPr>
-        <w:pBdr>
-          <w:left w:val="single" w:color="999999" w:sz="12" w:space="8"/>
+      <w:proofErr w:type="gramStart"/>
+      <w:r>
+        <w:rPr>
+          <w:rFonts w:ascii="Calibri" w:eastAsia="Calibri" w:hAnsi="Calibri" w:cs="Calibri"/>
+          <w:sz w:val="22"/>
+          <w:szCs w:val="22"/>
+        </w:rPr>
+        <w:t>•  [</w:t>
+      </w:r>
+      <w:proofErr w:type="gramEnd"/>
+      <w:r>
+        <w:rPr>
+          <w:rFonts w:ascii="Calibri" w:eastAsia="Calibri" w:hAnsi="Calibri" w:cs="Calibri"/>
+          <w:sz w:val="22"/>
+          <w:szCs w:val="22"/>
+        </w:rPr>
+        <w:t>FAIL] means something needs fixing before demo day.</w:t>
+      </w:r>
+    </w:p>
+    <w:p>
+      <w:pPr>
+        <w:pBdr>
+          <w:left w:val="single" w:sz="12" w:space="8" w:color="999999"/>
         </w:pBdr>
         <w:spacing w:after="200"/>
         <w:ind w:left="200"/>
       </w:pPr>
       <w:r>
         <w:rPr>
-          <w:rFonts w:ascii="Calibri" w:cs="Calibri" w:eastAsia="Calibri" w:hAnsi="Calibri"/>
+          <w:rFonts w:ascii="Calibri" w:eastAsia="Calibri" w:hAnsi="Calibri" w:cs="Calibri"/>
           <w:i/>
           <w:iCs/>
           <w:color w:val="555555"/>
           <w:sz w:val="22"/>
           <w:szCs w:val="22"/>
         </w:rPr>
-        <w:t xml:space="preserve">If you see any [FAIL] lines, write down exactly what it says and reach out for help before demo day. Don't wait until you're in the room.</w:t>
+        <w:t>If you see any [FAIL] lines, write down exactly what it says and reach out for help before demo day. Don't wait until you're in the room.</w:t>
       </w:r>
     </w:p>
     <w:p>
@@ -2467,16 +2831,17 @@
         <w:pageBreakBefore/>
       </w:pPr>
       <w:r>
+        <w:lastRenderedPageBreak/>
         <w:br/>
       </w:r>
     </w:p>
     <w:p>
       <w:pPr>
         <w:pStyle w:val="Heading1"/>
-        <w:spacing w:after="160" w:before="360"/>
-      </w:pPr>
-      <w:r>
-        <w:t xml:space="preserve">You're Done</w:t>
+        <w:spacing w:before="360"/>
+      </w:pPr>
+      <w:r>
+        <w:t>You're Done</w:t>
       </w:r>
     </w:p>
     <w:p>
@@ -2485,11 +2850,11 @@
       </w:pPr>
       <w:r>
         <w:rPr>
-          <w:rFonts w:ascii="Calibri" w:cs="Calibri" w:eastAsia="Calibri" w:hAnsi="Calibri"/>
-          <w:sz w:val="24"/>
-          <w:szCs w:val="24"/>
-        </w:rPr>
-        <w:t xml:space="preserve">You can close the terminal window now. Everything you installed is saved on your computer.</w:t>
+          <w:rFonts w:ascii="Calibri" w:eastAsia="Calibri" w:hAnsi="Calibri" w:cs="Calibri"/>
+          <w:sz w:val="24"/>
+          <w:szCs w:val="24"/>
+        </w:rPr>
+        <w:t>You can close the terminal window now. Everything you installed is saved on your computer.</w:t>
       </w:r>
     </w:p>
     <w:p>
@@ -2498,111 +2863,146 @@
       </w:pPr>
       <w:r>
         <w:rPr>
-          <w:rFonts w:ascii="Calibri" w:cs="Calibri" w:eastAsia="Calibri" w:hAnsi="Calibri"/>
-          <w:sz w:val="24"/>
-          <w:szCs w:val="24"/>
-        </w:rPr>
-        <w:t xml:space="preserve">On demo day, all you will need to do is open a new terminal window and type a few lines, one at a time, pressing Enter after each one:</w:t>
-      </w:r>
-    </w:p>
-    <w:p>
-      <w:pPr>
-        <w:pBdr>
-          <w:left w:val="single" w:color="1F5C99" w:sz="18" w:space="8"/>
-        </w:pBdr>
-        <w:spacing w:after="100" w:before="160"/>
+          <w:rFonts w:ascii="Calibri" w:eastAsia="Calibri" w:hAnsi="Calibri" w:cs="Calibri"/>
+          <w:sz w:val="24"/>
+          <w:szCs w:val="24"/>
+        </w:rPr>
+        <w:t>On demo day, all you will need to do is open a new terminal window and type a few lines, one at a time, pressing Enter after each one:</w:t>
+      </w:r>
+    </w:p>
+    <w:p>
+      <w:pPr>
+        <w:pBdr>
+          <w:left w:val="single" w:sz="18" w:space="8" w:color="1F5C99"/>
+        </w:pBdr>
+        <w:spacing w:before="160" w:after="100"/>
         <w:ind w:left="200"/>
       </w:pPr>
       <w:r>
         <w:rPr>
-          <w:rFonts w:ascii="Calibri" w:cs="Calibri" w:eastAsia="Calibri" w:hAnsi="Calibri"/>
+          <w:rFonts w:ascii="Calibri" w:eastAsia="Calibri" w:hAnsi="Calibri" w:cs="Calibri"/>
           <w:b/>
           <w:bCs/>
           <w:color w:val="1F5C99"/>
           <w:sz w:val="24"/>
           <w:szCs w:val="24"/>
         </w:rPr>
-        <w:t xml:space="preserve">If you have a Windows computer, type:</w:t>
-      </w:r>
-    </w:p>
-    <w:p>
-      <w:pPr>
-        <w:pBdr>
-          <w:top w:val="single" w:color="AAAAAA" w:sz="4"/>
-          <w:bottom w:val="single" w:color="AAAAAA" w:sz="4"/>
-          <w:left w:val="single" w:color="AAAAAA" w:sz="4"/>
-          <w:right w:val="single" w:color="AAAAAA" w:sz="4"/>
-        </w:pBdr>
-        <w:shd w:fill="F0F0F0" w:val="clear"/>
-        <w:spacing w:after="240" w:before="100"/>
+        <w:t>If you have a Windows computer, type:</w:t>
+      </w:r>
+    </w:p>
+    <w:p>
+      <w:pPr>
+        <w:pBdr>
+          <w:top w:val="single" w:sz="4" w:space="0" w:color="AAAAAA"/>
+          <w:left w:val="single" w:sz="4" w:space="0" w:color="AAAAAA"/>
+          <w:bottom w:val="single" w:sz="4" w:space="0" w:color="AAAAAA"/>
+          <w:right w:val="single" w:sz="4" w:space="0" w:color="AAAAAA"/>
+        </w:pBdr>
+        <w:shd w:val="clear" w:color="auto" w:fill="F0F0F0"/>
+        <w:spacing w:before="100" w:after="240"/>
         <w:ind w:left="400" w:right="200"/>
       </w:pPr>
       <w:r>
         <w:rPr>
-          <w:rFonts w:ascii="Consolas" w:cs="Consolas" w:eastAsia="Consolas" w:hAnsi="Consolas"/>
-          <w:sz w:val="22"/>
-          <w:szCs w:val="22"/>
-        </w:rPr>
-        <w:t xml:space="preserve">cd Desktop\dispute-agent-demo</w:t>
-      </w:r>
-      <w:r>
-        <w:rPr>
-          <w:rFonts w:ascii="Consolas" w:cs="Consolas" w:eastAsia="Consolas" w:hAnsi="Consolas"/>
+          <w:rFonts w:ascii="Consolas" w:eastAsia="Consolas" w:hAnsi="Consolas" w:cs="Consolas"/>
+          <w:sz w:val="22"/>
+          <w:szCs w:val="22"/>
+        </w:rPr>
+        <w:t>cd Desktop\dispute-agent-demo</w:t>
+      </w:r>
+      <w:r>
+        <w:rPr>
+          <w:rFonts w:ascii="Consolas" w:eastAsia="Consolas" w:hAnsi="Consolas" w:cs="Consolas"/>
           <w:sz w:val="22"/>
           <w:szCs w:val="22"/>
         </w:rPr>
         <w:br/>
-        <w:t xml:space="preserve">venv\Scripts\activate.bat</w:t>
-      </w:r>
-    </w:p>
-    <w:p>
-      <w:pPr>
-        <w:pBdr>
-          <w:left w:val="single" w:color="6B4C9A" w:sz="18" w:space="8"/>
-        </w:pBdr>
-        <w:spacing w:after="100" w:before="160"/>
+      </w:r>
+      <w:proofErr w:type="spellStart"/>
+      <w:r>
+        <w:rPr>
+          <w:rFonts w:ascii="Consolas" w:eastAsia="Consolas" w:hAnsi="Consolas" w:cs="Consolas"/>
+          <w:sz w:val="22"/>
+          <w:szCs w:val="22"/>
+        </w:rPr>
+        <w:t>venv</w:t>
+      </w:r>
+      <w:proofErr w:type="spellEnd"/>
+      <w:r>
+        <w:rPr>
+          <w:rFonts w:ascii="Consolas" w:eastAsia="Consolas" w:hAnsi="Consolas" w:cs="Consolas"/>
+          <w:sz w:val="22"/>
+          <w:szCs w:val="22"/>
+        </w:rPr>
+        <w:t>\Scripts\activate.bat</w:t>
+      </w:r>
+    </w:p>
+    <w:p>
+      <w:pPr>
+        <w:pBdr>
+          <w:left w:val="single" w:sz="18" w:space="8" w:color="6B4C9A"/>
+        </w:pBdr>
+        <w:spacing w:before="160" w:after="100"/>
         <w:ind w:left="200"/>
       </w:pPr>
       <w:r>
         <w:rPr>
-          <w:rFonts w:ascii="Calibri" w:cs="Calibri" w:eastAsia="Calibri" w:hAnsi="Calibri"/>
+          <w:rFonts w:ascii="Calibri" w:eastAsia="Calibri" w:hAnsi="Calibri" w:cs="Calibri"/>
           <w:b/>
           <w:bCs/>
           <w:color w:val="6B4C9A"/>
           <w:sz w:val="24"/>
           <w:szCs w:val="24"/>
         </w:rPr>
-        <w:t xml:space="preserve">If you have a MacBook, type:</w:t>
-      </w:r>
-    </w:p>
-    <w:p>
-      <w:pPr>
-        <w:pBdr>
-          <w:top w:val="single" w:color="AAAAAA" w:sz="4"/>
-          <w:bottom w:val="single" w:color="AAAAAA" w:sz="4"/>
-          <w:left w:val="single" w:color="AAAAAA" w:sz="4"/>
-          <w:right w:val="single" w:color="AAAAAA" w:sz="4"/>
-        </w:pBdr>
-        <w:shd w:fill="F0F0F0" w:val="clear"/>
-        <w:spacing w:after="240" w:before="100"/>
+        <w:t>If you have a MacBook, type:</w:t>
+      </w:r>
+    </w:p>
+    <w:p>
+      <w:pPr>
+        <w:pBdr>
+          <w:top w:val="single" w:sz="4" w:space="0" w:color="AAAAAA"/>
+          <w:left w:val="single" w:sz="4" w:space="0" w:color="AAAAAA"/>
+          <w:bottom w:val="single" w:sz="4" w:space="0" w:color="AAAAAA"/>
+          <w:right w:val="single" w:sz="4" w:space="0" w:color="AAAAAA"/>
+        </w:pBdr>
+        <w:shd w:val="clear" w:color="auto" w:fill="F0F0F0"/>
+        <w:spacing w:before="100" w:after="240"/>
         <w:ind w:left="400" w:right="200"/>
       </w:pPr>
       <w:r>
         <w:rPr>
-          <w:rFonts w:ascii="Consolas" w:cs="Consolas" w:eastAsia="Consolas" w:hAnsi="Consolas"/>
-          <w:sz w:val="22"/>
-          <w:szCs w:val="22"/>
-        </w:rPr>
-        <w:t xml:space="preserve">cd Desktop/dispute-agent-demo</w:t>
-      </w:r>
-      <w:r>
-        <w:rPr>
-          <w:rFonts w:ascii="Consolas" w:cs="Consolas" w:eastAsia="Consolas" w:hAnsi="Consolas"/>
+          <w:rFonts w:ascii="Consolas" w:eastAsia="Consolas" w:hAnsi="Consolas" w:cs="Consolas"/>
+          <w:sz w:val="22"/>
+          <w:szCs w:val="22"/>
+        </w:rPr>
+        <w:t>cd Desktop/dispute-agent-demo</w:t>
+      </w:r>
+      <w:r>
+        <w:rPr>
+          <w:rFonts w:ascii="Consolas" w:eastAsia="Consolas" w:hAnsi="Consolas" w:cs="Consolas"/>
           <w:sz w:val="22"/>
           <w:szCs w:val="22"/>
         </w:rPr>
         <w:br/>
-        <w:t xml:space="preserve">source venv/bin/activate</w:t>
+        <w:t xml:space="preserve">source </w:t>
+      </w:r>
+      <w:proofErr w:type="spellStart"/>
+      <w:r>
+        <w:rPr>
+          <w:rFonts w:ascii="Consolas" w:eastAsia="Consolas" w:hAnsi="Consolas" w:cs="Consolas"/>
+          <w:sz w:val="22"/>
+          <w:szCs w:val="22"/>
+        </w:rPr>
+        <w:t>venv</w:t>
+      </w:r>
+      <w:proofErr w:type="spellEnd"/>
+      <w:r>
+        <w:rPr>
+          <w:rFonts w:ascii="Consolas" w:eastAsia="Consolas" w:hAnsi="Consolas" w:cs="Consolas"/>
+          <w:sz w:val="22"/>
+          <w:szCs w:val="22"/>
+        </w:rPr>
+        <w:t>/bin/activate</w:t>
       </w:r>
     </w:p>
     <w:p>
@@ -2611,19 +3011,19 @@
       </w:pPr>
       <w:r>
         <w:rPr>
-          <w:rFonts w:ascii="Calibri" w:cs="Calibri" w:eastAsia="Calibri" w:hAnsi="Calibri"/>
-          <w:sz w:val="24"/>
-          <w:szCs w:val="24"/>
-        </w:rPr>
-        <w:t xml:space="preserve">Then wait for further instructions during the live session. No more downloading or installing will be needed. You'll already be ready to go.</w:t>
-      </w:r>
-    </w:p>
-    <w:p>
-      <w:pPr>
-        <w:pBdr>
-          <w:bottom w:val="single" w:color="CCCCCC" w:sz="6"/>
-        </w:pBdr>
-        <w:spacing w:after="200" w:before="200"/>
+          <w:rFonts w:ascii="Calibri" w:eastAsia="Calibri" w:hAnsi="Calibri" w:cs="Calibri"/>
+          <w:sz w:val="24"/>
+          <w:szCs w:val="24"/>
+        </w:rPr>
+        <w:t>Then wait for further instructions during the live session. No more downloading or installing will be needed. You'll already be ready to go.</w:t>
+      </w:r>
+    </w:p>
+    <w:p>
+      <w:pPr>
+        <w:pBdr>
+          <w:bottom w:val="single" w:sz="6" w:space="0" w:color="CCCCCC"/>
+        </w:pBdr>
+        <w:spacing w:before="200" w:after="200"/>
       </w:pPr>
     </w:p>
     <w:p>
@@ -2632,109 +3032,33 @@
       </w:pPr>
       <w:r>
         <w:rPr>
-          <w:rFonts w:ascii="Calibri" w:cs="Calibri" w:eastAsia="Calibri" w:hAnsi="Calibri"/>
+          <w:rFonts w:ascii="Calibri" w:eastAsia="Calibri" w:hAnsi="Calibri" w:cs="Calibri"/>
           <w:i/>
           <w:iCs/>
           <w:color w:val="666666"/>
           <w:sz w:val="24"/>
           <w:szCs w:val="24"/>
         </w:rPr>
-        <w:t xml:space="preserve">Questions before demo day? Reach out to Nathan directly rather than guessing. A two-minute phone call now saves everyone time in the room later.</w:t>
+        <w:t>Questions before demo day? Reach out to Nathan directly rather than guessing. A two-minute phone call now saves everyone time in the room later.</w:t>
       </w:r>
     </w:p>
     <w:sectPr>
-      <w:pgSz w:w="12240" w:h="15840" w:orient="portrait"/>
+      <w:pgSz w:w="12240" w:h="15840"/>
       <w:pgMar w:top="1440" w:right="1440" w:bottom="1440" w:left="1440" w:header="708" w:footer="708" w:gutter="0"/>
-      <w:pgNumType/>
+      <w:cols w:space="720"/>
       <w:docGrid w:linePitch="360"/>
     </w:sectPr>
   </w:body>
 </w:document>
 </file>
 
-<file path=word/comments.xml><?xml version="1.0" encoding="utf-8"?>
-<w:comments xmlns:cx="http://schemas.microsoft.com/office/drawing/2014/chartex" xmlns:cx1="http://schemas.microsoft.com/office/drawing/2015/9/8/chartex" xmlns:cx2="http://schemas.microsoft.com/office/drawing/2015/10/21/chartex" xmlns:cx3="http://schemas.microsoft.com/office/drawing/2016/5/9/chartex" xmlns:cx4="http://schemas.microsoft.com/office/drawing/2016/5/10/chartex" xmlns:cx5="http://schemas.microsoft.com/office/drawing/2016/5/11/chartex" xmlns:cx6="http://schemas.microsoft.com/office/drawing/2016/5/12/chartex" xmlns:cx7="http://schemas.microsoft.com/office/drawing/2016/5/13/chartex" xmlns:cx8="http://schemas.microsoft.com/office/drawing/2016/5/14/chartex" xmlns:mc="http://schemas.openxmlformats.org/markup-compatibility/2006" xmlns:aink="http://schemas.microsoft.com/office/drawing/2016/ink" xmlns:am3d="http://schemas.microsoft.com/office/drawing/2017/model3d" xmlns:o="urn:schemas-microsoft-com:office:office" xmlns:r="http://schemas.openxmlformats.org/officeDocument/2006/relationships" xmlns:m="http://schemas.openxmlformats.org/officeDocument/2006/math" xmlns:v="urn:schemas-microsoft-com:vml" xmlns:wp14="http://schemas.microsoft.com/office/word/2010/wordprocessingDrawing" xmlns:wp="http://schemas.openxmlformats.org/drawingml/2006/wordprocessingDrawing" xmlns:w10="urn:schemas-microsoft-com:office:word" xmlns:w="http://schemas.openxmlformats.org/wordprocessingml/2006/main" xmlns:w14="http://schemas.microsoft.com/office/word/2010/wordml" xmlns:w15="http://schemas.microsoft.com/office/word/2012/wordml" xmlns:w16cex="http://schemas.microsoft.com/office/word/2018/wordml/cex" xmlns:w16cid="http://schemas.microsoft.com/office/word/2016/wordml/cid" xmlns:w16="http://schemas.microsoft.com/office/word/2018/wordml" xmlns:w16sdtdh="http://schemas.microsoft.com/office/word/2020/wordml/sdtdatahash" xmlns:w16se="http://schemas.microsoft.com/office/word/2015/wordml/symex" xmlns:wpg="http://schemas.microsoft.com/office/word/2010/wordprocessingGroup" xmlns:wpi="http://schemas.microsoft.com/office/word/2010/wordprocessingInk" xmlns:wne="http://schemas.microsoft.com/office/word/2006/wordml" xmlns:wps="http://schemas.microsoft.com/office/word/2010/wordprocessingShape"/>
-</file>
-
-<file path=word/endnotes.xml><?xml version="1.0" encoding="utf-8"?>
-<w:endnotes xmlns:wpc="http://schemas.microsoft.com/office/word/2010/wordprocessingCanvas" xmlns:mc="http://schemas.openxmlformats.org/markup-compatibility/2006" xmlns:o="urn:schemas-microsoft-com:office:office" xmlns:r="http://schemas.openxmlformats.org/officeDocument/2006/relationships" xmlns:m="http://schemas.openxmlformats.org/officeDocument/2006/math" xmlns:v="urn:schemas-microsoft-com:vml" xmlns:wp14="http://schemas.microsoft.com/office/word/2010/wordprocessingDrawing" xmlns:wp="http://schemas.openxmlformats.org/drawingml/2006/wordprocessingDrawing" xmlns:w10="urn:schemas-microsoft-com:office:word" xmlns:w="http://schemas.openxmlformats.org/wordprocessingml/2006/main" xmlns:w14="http://schemas.microsoft.com/office/word/2010/wordml" xmlns:w15="http://schemas.microsoft.com/office/word/2012/wordml" xmlns:wpg="http://schemas.microsoft.com/office/word/2010/wordprocessingGroup" xmlns:wpi="http://schemas.microsoft.com/office/word/2010/wordprocessingInk" xmlns:wne="http://schemas.microsoft.com/office/word/2006/wordml" xmlns:wps="http://schemas.microsoft.com/office/word/2010/wordprocessingShape" mc:Ignorable="w14 w15 wp14">
-  <w:endnote w:type="separator" w:id="-1">
-    <w:p>
-      <w:pPr>
-        <w:spacing w:after="0" w:line="240" w:lineRule="auto"/>
-      </w:pPr>
-      <w:r>
-        <w:rPr>
-          <w:rStyle w:val="EndnoteReference"/>
-        </w:rPr>
-        <w:endnoteRef/>
-      </w:r>
-      <w:r>
-        <w:separator/>
-      </w:r>
-    </w:p>
-  </w:endnote>
-  <w:endnote w:type="continuationSeparator" w:id="0">
-    <w:p>
-      <w:pPr>
-        <w:spacing w:after="0" w:line="240" w:lineRule="auto"/>
-      </w:pPr>
-      <w:r>
-        <w:rPr>
-          <w:rStyle w:val="EndnoteReference"/>
-        </w:rPr>
-        <w:endnoteRef/>
-      </w:r>
-      <w:r>
-        <w:continuationSeparator/>
-      </w:r>
-    </w:p>
-  </w:endnote>
-</w:endnotes>
-</file>
-
-<file path=word/footnotes.xml><?xml version="1.0" encoding="utf-8"?>
-<w:footnotes xmlns:wpc="http://schemas.microsoft.com/office/word/2010/wordprocessingCanvas" xmlns:mc="http://schemas.openxmlformats.org/markup-compatibility/2006" xmlns:o="urn:schemas-microsoft-com:office:office" xmlns:r="http://schemas.openxmlformats.org/officeDocument/2006/relationships" xmlns:m="http://schemas.openxmlformats.org/officeDocument/2006/math" xmlns:v="urn:schemas-microsoft-com:vml" xmlns:wp14="http://schemas.microsoft.com/office/word/2010/wordprocessingDrawing" xmlns:wp="http://schemas.openxmlformats.org/drawingml/2006/wordprocessingDrawing" xmlns:w10="urn:schemas-microsoft-com:office:word" xmlns:w="http://schemas.openxmlformats.org/wordprocessingml/2006/main" xmlns:w14="http://schemas.microsoft.com/office/word/2010/wordml" xmlns:w15="http://schemas.microsoft.com/office/word/2012/wordml" xmlns:wpg="http://schemas.microsoft.com/office/word/2010/wordprocessingGroup" xmlns:wpi="http://schemas.microsoft.com/office/word/2010/wordprocessingInk" xmlns:wne="http://schemas.microsoft.com/office/word/2006/wordml" xmlns:wps="http://schemas.microsoft.com/office/word/2010/wordprocessingShape" mc:Ignorable="w14 w15 wp14">
-  <w:footnote w:type="separator" w:id="-1">
-    <w:p>
-      <w:pPr>
-        <w:spacing w:after="0" w:line="240" w:lineRule="auto"/>
-      </w:pPr>
-      <w:r>
-        <w:rPr>
-          <w:rStyle w:val="FootnoteReference"/>
-        </w:rPr>
-        <w:footnoteRef/>
-      </w:r>
-      <w:r>
-        <w:separator/>
-      </w:r>
-    </w:p>
-  </w:footnote>
-  <w:footnote w:type="continuationSeparator" w:id="0">
-    <w:p>
-      <w:pPr>
-        <w:spacing w:after="0" w:line="240" w:lineRule="auto"/>
-      </w:pPr>
-      <w:r>
-        <w:rPr>
-          <w:rStyle w:val="FootnoteReference"/>
-        </w:rPr>
-        <w:footnoteRef/>
-      </w:r>
-      <w:r>
-        <w:continuationSeparator/>
-      </w:r>
-    </w:p>
-  </w:footnote>
-</w:footnotes>
-</file>
-
 <file path=word/numbering.xml><?xml version="1.0" encoding="utf-8"?>
-<w:numbering xmlns:wpc="http://schemas.microsoft.com/office/word/2010/wordprocessingCanvas" xmlns:mc="http://schemas.openxmlformats.org/markup-compatibility/2006" xmlns:o="urn:schemas-microsoft-com:office:office" xmlns:r="http://schemas.openxmlformats.org/officeDocument/2006/relationships" xmlns:m="http://schemas.openxmlformats.org/officeDocument/2006/math" xmlns:v="urn:schemas-microsoft-com:vml" xmlns:wp14="http://schemas.microsoft.com/office/word/2010/wordprocessingDrawing" xmlns:wp="http://schemas.openxmlformats.org/drawingml/2006/wordprocessingDrawing" xmlns:w10="urn:schemas-microsoft-com:office:word" xmlns:w="http://schemas.openxmlformats.org/wordprocessingml/2006/main" xmlns:w14="http://schemas.microsoft.com/office/word/2010/wordml" xmlns:w15="http://schemas.microsoft.com/office/word/2012/wordml" xmlns:wpg="http://schemas.microsoft.com/office/word/2010/wordprocessingGroup" xmlns:wpi="http://schemas.microsoft.com/office/word/2010/wordprocessingInk" xmlns:wne="http://schemas.microsoft.com/office/word/2006/wordml" xmlns:wps="http://schemas.microsoft.com/office/word/2010/wordprocessingShape" mc:Ignorable="w14 w15 wp14">
-  <w:abstractNum w:abstractNumId="1" w15:restartNumberingAfterBreak="0">
+<w:numbering xmlns:wpc="http://schemas.microsoft.com/office/word/2010/wordprocessingCanvas" xmlns:cx="http://schemas.microsoft.com/office/drawing/2014/chartex" xmlns:cx1="http://schemas.microsoft.com/office/drawing/2015/9/8/chartex" xmlns:cx2="http://schemas.microsoft.com/office/drawing/2015/10/21/chartex" xmlns:cx3="http://schemas.microsoft.com/office/drawing/2016/5/9/chartex" xmlns:cx4="http://schemas.microsoft.com/office/drawing/2016/5/10/chartex" xmlns:cx5="http://schemas.microsoft.com/office/drawing/2016/5/11/chartex" xmlns:cx6="http://schemas.microsoft.com/office/drawing/2016/5/12/chartex" xmlns:cx7="http://schemas.microsoft.com/office/drawing/2016/5/13/chartex" xmlns:cx8="http://schemas.microsoft.com/office/drawing/2016/5/14/chartex" xmlns:mc="http://schemas.openxmlformats.org/markup-compatibility/2006" xmlns:m="http://schemas.openxmlformats.org/officeDocument/2006/math" xmlns:aink="http://schemas.microsoft.com/office/drawing/2016/ink" xmlns:am3d="http://schemas.microsoft.com/office/drawing/2017/model3d" xmlns:oel="http://schemas.microsoft.com/office/2019/extlst" xmlns:r="http://schemas.openxmlformats.org/officeDocument/2006/relationships" xmlns:wp14="http://schemas.microsoft.com/office/word/2010/wordprocessingDrawing" xmlns:wp="http://schemas.openxmlformats.org/drawingml/2006/wordprocessingDrawing" xmlns:wpg="http://schemas.microsoft.com/office/word/2010/wordprocessingGroup" xmlns:wpi="http://schemas.microsoft.com/office/word/2010/wordprocessingInk" xmlns:wps="http://schemas.microsoft.com/office/word/2010/wordprocessingShape" xmlns:o="urn:schemas-microsoft-com:office:office" xmlns:v="urn:schemas-microsoft-com:vml" xmlns:w10="urn:schemas-microsoft-com:office:word" xmlns:w="http://schemas.openxmlformats.org/wordprocessingml/2006/main" xmlns:w14="http://schemas.microsoft.com/office/word/2010/wordml" xmlns:w15="http://schemas.microsoft.com/office/word/2012/wordml" xmlns:w16cex="http://schemas.microsoft.com/office/word/2018/wordml/cex" xmlns:w16cid="http://schemas.microsoft.com/office/word/2016/wordml/cid" xmlns:w16="http://schemas.microsoft.com/office/word/2018/wordml" xmlns:w16sdtdh="http://schemas.microsoft.com/office/word/2020/wordml/sdtdatahash" xmlns:w16sdtfl="http://schemas.microsoft.com/office/word/2024/wordml/sdtformatlock" xmlns:w16se="http://schemas.microsoft.com/office/word/2015/wordml/symex" xmlns:w16du="http://schemas.microsoft.com/office/word/2023/wordml/word16du" xmlns:wne="http://schemas.microsoft.com/office/word/2006/wordml" mc:Ignorable="w14 w15 w16se w16cid w16 w16cex w16sdtdh w16sdtfl w16du wp14">
+  <w:abstractNum w:abstractNumId="0" w15:restartNumberingAfterBreak="0">
+    <w:nsid w:val="18FD4991"/>
     <w:multiLevelType w:val="hybridMultilevel"/>
-    <w:lvl w:ilvl="0" w15:tentative="1">
+    <w:tmpl w:val="287A5BD6"/>
+    <w:lvl w:ilvl="0" w:tplc="98FEED10">
       <w:start w:val="1"/>
       <w:numFmt w:val="bullet"/>
       <w:lvlText w:val="●"/>
@@ -2743,7 +3067,7 @@
         <w:ind w:left="720" w:hanging="360"/>
       </w:pPr>
     </w:lvl>
-    <w:lvl w:ilvl="1" w15:tentative="1">
+    <w:lvl w:ilvl="1" w:tplc="4468C1B8">
       <w:start w:val="1"/>
       <w:numFmt w:val="bullet"/>
       <w:lvlText w:val="○"/>
@@ -2752,7 +3076,7 @@
         <w:ind w:left="1440" w:hanging="360"/>
       </w:pPr>
     </w:lvl>
-    <w:lvl w:ilvl="2" w15:tentative="1">
+    <w:lvl w:ilvl="2" w:tplc="47D881F0">
       <w:start w:val="1"/>
       <w:numFmt w:val="bullet"/>
       <w:lvlText w:val="■"/>
@@ -2761,7 +3085,7 @@
         <w:ind w:left="2160" w:hanging="360"/>
       </w:pPr>
     </w:lvl>
-    <w:lvl w:ilvl="3" w15:tentative="1">
+    <w:lvl w:ilvl="3" w:tplc="58565A82">
       <w:start w:val="1"/>
       <w:numFmt w:val="bullet"/>
       <w:lvlText w:val="●"/>
@@ -2770,7 +3094,7 @@
         <w:ind w:left="2880" w:hanging="360"/>
       </w:pPr>
     </w:lvl>
-    <w:lvl w:ilvl="4" w15:tentative="1">
+    <w:lvl w:ilvl="4" w:tplc="95184028">
       <w:start w:val="1"/>
       <w:numFmt w:val="bullet"/>
       <w:lvlText w:val="○"/>
@@ -2779,7 +3103,7 @@
         <w:ind w:left="3600" w:hanging="360"/>
       </w:pPr>
     </w:lvl>
-    <w:lvl w:ilvl="5" w15:tentative="1">
+    <w:lvl w:ilvl="5" w:tplc="8EC0D43E">
       <w:start w:val="1"/>
       <w:numFmt w:val="bullet"/>
       <w:lvlText w:val="■"/>
@@ -2788,7 +3112,7 @@
         <w:ind w:left="4320" w:hanging="360"/>
       </w:pPr>
     </w:lvl>
-    <w:lvl w:ilvl="6" w15:tentative="1">
+    <w:lvl w:ilvl="6" w:tplc="D0B8C3CA">
       <w:start w:val="1"/>
       <w:numFmt w:val="bullet"/>
       <w:lvlText w:val="●"/>
@@ -2797,7 +3121,7 @@
         <w:ind w:left="5040" w:hanging="360"/>
       </w:pPr>
     </w:lvl>
-    <w:lvl w:ilvl="7" w15:tentative="1">
+    <w:lvl w:ilvl="7" w:tplc="D04A1BF4">
       <w:start w:val="1"/>
       <w:numFmt w:val="bullet"/>
       <w:lvlText w:val="●"/>
@@ -2806,7 +3130,7 @@
         <w:ind w:left="5760" w:hanging="360"/>
       </w:pPr>
     </w:lvl>
-    <w:lvl w:ilvl="8" w15:tentative="1">
+    <w:lvl w:ilvl="8" w:tplc="D862B16E">
       <w:start w:val="1"/>
       <w:numFmt w:val="bullet"/>
       <w:lvlText w:val="●"/>
@@ -2816,8 +3140,8 @@
       </w:pPr>
     </w:lvl>
   </w:abstractNum>
-  <w:num w:numId="1">
-    <w:abstractNumId w:val="1"/>
+  <w:num w:numId="1" w16cid:durableId="60493193">
+    <w:abstractNumId w:val="0"/>
     <w:lvlOverride w:ilvl="0">
       <w:startOverride w:val="1"/>
     </w:lvlOverride>
@@ -2826,31 +3150,408 @@
 </file>
 
 <file path=word/styles.xml><?xml version="1.0" encoding="utf-8"?>
-<w:styles xmlns:mc="http://schemas.openxmlformats.org/markup-compatibility/2006" xmlns:r="http://schemas.openxmlformats.org/officeDocument/2006/relationships" xmlns:w="http://schemas.openxmlformats.org/wordprocessingml/2006/main" xmlns:w14="http://schemas.microsoft.com/office/word/2010/wordml" xmlns:w15="http://schemas.microsoft.com/office/word/2012/wordml" mc:Ignorable="w14 w15">
+<w:styles xmlns:mc="http://schemas.openxmlformats.org/markup-compatibility/2006" xmlns:r="http://schemas.openxmlformats.org/officeDocument/2006/relationships" xmlns:w="http://schemas.openxmlformats.org/wordprocessingml/2006/main" xmlns:w14="http://schemas.microsoft.com/office/word/2010/wordml" xmlns:w15="http://schemas.microsoft.com/office/word/2012/wordml" xmlns:w16cex="http://schemas.microsoft.com/office/word/2018/wordml/cex" xmlns:w16cid="http://schemas.microsoft.com/office/word/2016/wordml/cid" xmlns:w16="http://schemas.microsoft.com/office/word/2018/wordml" xmlns:w16sdtdh="http://schemas.microsoft.com/office/word/2020/wordml/sdtdatahash" xmlns:w16sdtfl="http://schemas.microsoft.com/office/word/2024/wordml/sdtformatlock" xmlns:w16se="http://schemas.microsoft.com/office/word/2015/wordml/symex" xmlns:w16du="http://schemas.microsoft.com/office/word/2023/wordml/word16du" mc:Ignorable="w14 w15 w16se w16cid w16 w16cex w16sdtdh w16sdtfl w16du">
   <w:docDefaults>
-    <w:rPrDefault/>
+    <w:rPrDefault>
+      <w:rPr>
+        <w:rFonts w:ascii="Times New Roman" w:eastAsia="Times New Roman" w:hAnsi="Times New Roman" w:cs="Times New Roman"/>
+        <w:lang w:val="en-US" w:eastAsia="en-US" w:bidi="ar-SA"/>
+      </w:rPr>
+    </w:rPrDefault>
     <w:pPrDefault/>
   </w:docDefaults>
-  <w:style w:type="paragraph" w:styleId="Title">
-    <w:name w:val="Title"/>
-    <w:basedOn w:val="Normal"/>
-    <w:next w:val="Normal"/>
+  <w:latentStyles w:defLockedState="0" w:defUIPriority="99" w:defSemiHidden="0" w:defUnhideWhenUsed="0" w:defQFormat="0" w:count="376">
+    <w:lsdException w:name="Normal" w:uiPriority="0" w:qFormat="1"/>
+    <w:lsdException w:name="heading 1" w:uiPriority="9" w:qFormat="1"/>
+    <w:lsdException w:name="heading 2" w:semiHidden="1" w:uiPriority="9" w:unhideWhenUsed="1" w:qFormat="1"/>
+    <w:lsdException w:name="heading 3" w:semiHidden="1" w:uiPriority="9" w:unhideWhenUsed="1" w:qFormat="1"/>
+    <w:lsdException w:name="heading 4" w:semiHidden="1" w:uiPriority="9" w:unhideWhenUsed="1" w:qFormat="1"/>
+    <w:lsdException w:name="heading 5" w:semiHidden="1" w:uiPriority="9" w:unhideWhenUsed="1" w:qFormat="1"/>
+    <w:lsdException w:name="heading 6" w:semiHidden="1" w:uiPriority="9" w:unhideWhenUsed="1" w:qFormat="1"/>
+    <w:lsdException w:name="heading 7" w:semiHidden="1" w:uiPriority="9" w:unhideWhenUsed="1" w:qFormat="1"/>
+    <w:lsdException w:name="heading 8" w:semiHidden="1" w:uiPriority="9" w:unhideWhenUsed="1" w:qFormat="1"/>
+    <w:lsdException w:name="heading 9" w:semiHidden="1" w:uiPriority="9" w:unhideWhenUsed="1" w:qFormat="1"/>
+    <w:lsdException w:name="index 1" w:semiHidden="1" w:unhideWhenUsed="1"/>
+    <w:lsdException w:name="index 2" w:semiHidden="1" w:unhideWhenUsed="1"/>
+    <w:lsdException w:name="index 3" w:semiHidden="1" w:unhideWhenUsed="1"/>
+    <w:lsdException w:name="index 4" w:semiHidden="1" w:unhideWhenUsed="1"/>
+    <w:lsdException w:name="index 5" w:semiHidden="1" w:unhideWhenUsed="1"/>
+    <w:lsdException w:name="index 6" w:semiHidden="1" w:unhideWhenUsed="1"/>
+    <w:lsdException w:name="index 7" w:semiHidden="1" w:unhideWhenUsed="1"/>
+    <w:lsdException w:name="index 8" w:semiHidden="1" w:unhideWhenUsed="1"/>
+    <w:lsdException w:name="index 9" w:semiHidden="1" w:unhideWhenUsed="1"/>
+    <w:lsdException w:name="toc 1" w:semiHidden="1" w:uiPriority="39" w:unhideWhenUsed="1"/>
+    <w:lsdException w:name="toc 2" w:semiHidden="1" w:uiPriority="39" w:unhideWhenUsed="1"/>
+    <w:lsdException w:name="toc 3" w:semiHidden="1" w:uiPriority="39" w:unhideWhenUsed="1"/>
+    <w:lsdException w:name="toc 4" w:semiHidden="1" w:uiPriority="39" w:unhideWhenUsed="1"/>
+    <w:lsdException w:name="toc 5" w:semiHidden="1" w:uiPriority="39" w:unhideWhenUsed="1"/>
+    <w:lsdException w:name="toc 6" w:semiHidden="1" w:uiPriority="39" w:unhideWhenUsed="1"/>
+    <w:lsdException w:name="toc 7" w:semiHidden="1" w:uiPriority="39" w:unhideWhenUsed="1"/>
+    <w:lsdException w:name="toc 8" w:semiHidden="1" w:uiPriority="39" w:unhideWhenUsed="1"/>
+    <w:lsdException w:name="toc 9" w:semiHidden="1" w:uiPriority="39" w:unhideWhenUsed="1"/>
+    <w:lsdException w:name="Normal Indent" w:semiHidden="1" w:unhideWhenUsed="1"/>
+    <w:lsdException w:name="footnote text" w:semiHidden="1" w:unhideWhenUsed="1"/>
+    <w:lsdException w:name="annotation text" w:semiHidden="1" w:unhideWhenUsed="1"/>
+    <w:lsdException w:name="header" w:semiHidden="1" w:unhideWhenUsed="1"/>
+    <w:lsdException w:name="footer" w:semiHidden="1" w:unhideWhenUsed="1"/>
+    <w:lsdException w:name="index heading" w:semiHidden="1" w:unhideWhenUsed="1"/>
+    <w:lsdException w:name="caption" w:semiHidden="1" w:uiPriority="35" w:unhideWhenUsed="1" w:qFormat="1"/>
+    <w:lsdException w:name="table of figures" w:semiHidden="1" w:unhideWhenUsed="1"/>
+    <w:lsdException w:name="envelope address" w:semiHidden="1" w:unhideWhenUsed="1"/>
+    <w:lsdException w:name="envelope return" w:semiHidden="1" w:unhideWhenUsed="1"/>
+    <w:lsdException w:name="footnote reference" w:semiHidden="1" w:unhideWhenUsed="1"/>
+    <w:lsdException w:name="annotation reference" w:semiHidden="1" w:unhideWhenUsed="1"/>
+    <w:lsdException w:name="line number" w:semiHidden="1" w:unhideWhenUsed="1"/>
+    <w:lsdException w:name="page number" w:semiHidden="1" w:unhideWhenUsed="1"/>
+    <w:lsdException w:name="endnote reference" w:semiHidden="1" w:unhideWhenUsed="1"/>
+    <w:lsdException w:name="endnote text" w:semiHidden="1" w:unhideWhenUsed="1"/>
+    <w:lsdException w:name="table of authorities" w:semiHidden="1" w:unhideWhenUsed="1"/>
+    <w:lsdException w:name="macro" w:semiHidden="1" w:unhideWhenUsed="1"/>
+    <w:lsdException w:name="toa heading" w:semiHidden="1" w:unhideWhenUsed="1"/>
+    <w:lsdException w:name="List" w:semiHidden="1" w:unhideWhenUsed="1"/>
+    <w:lsdException w:name="List Bullet" w:semiHidden="1" w:unhideWhenUsed="1"/>
+    <w:lsdException w:name="List Number" w:semiHidden="1" w:unhideWhenUsed="1"/>
+    <w:lsdException w:name="List 2" w:semiHidden="1" w:unhideWhenUsed="1"/>
+    <w:lsdException w:name="List 3" w:semiHidden="1" w:unhideWhenUsed="1"/>
+    <w:lsdException w:name="List 4" w:semiHidden="1" w:unhideWhenUsed="1"/>
+    <w:lsdException w:name="List 5" w:semiHidden="1" w:unhideWhenUsed="1"/>
+    <w:lsdException w:name="List Bullet 2" w:semiHidden="1" w:unhideWhenUsed="1"/>
+    <w:lsdException w:name="List Bullet 3" w:semiHidden="1" w:unhideWhenUsed="1"/>
+    <w:lsdException w:name="List Bullet 4" w:semiHidden="1" w:unhideWhenUsed="1"/>
+    <w:lsdException w:name="List Bullet 5" w:semiHidden="1" w:unhideWhenUsed="1"/>
+    <w:lsdException w:name="List Number 2" w:semiHidden="1" w:unhideWhenUsed="1"/>
+    <w:lsdException w:name="List Number 3" w:semiHidden="1" w:unhideWhenUsed="1"/>
+    <w:lsdException w:name="List Number 4" w:semiHidden="1" w:unhideWhenUsed="1"/>
+    <w:lsdException w:name="List Number 5" w:semiHidden="1" w:unhideWhenUsed="1"/>
+    <w:lsdException w:name="Title" w:uiPriority="10" w:qFormat="1"/>
+    <w:lsdException w:name="Closing" w:semiHidden="1" w:unhideWhenUsed="1"/>
+    <w:lsdException w:name="Signature" w:semiHidden="1" w:unhideWhenUsed="1"/>
+    <w:lsdException w:name="Default Paragraph Font" w:semiHidden="1" w:uiPriority="1" w:unhideWhenUsed="1"/>
+    <w:lsdException w:name="Body Text" w:semiHidden="1" w:unhideWhenUsed="1"/>
+    <w:lsdException w:name="Body Text Indent" w:semiHidden="1" w:unhideWhenUsed="1"/>
+    <w:lsdException w:name="List Continue" w:semiHidden="1" w:unhideWhenUsed="1"/>
+    <w:lsdException w:name="List Continue 2" w:semiHidden="1" w:unhideWhenUsed="1"/>
+    <w:lsdException w:name="List Continue 3" w:semiHidden="1" w:unhideWhenUsed="1"/>
+    <w:lsdException w:name="List Continue 4" w:semiHidden="1" w:unhideWhenUsed="1"/>
+    <w:lsdException w:name="List Continue 5" w:semiHidden="1" w:unhideWhenUsed="1"/>
+    <w:lsdException w:name="Message Header" w:semiHidden="1" w:unhideWhenUsed="1"/>
+    <w:lsdException w:name="Subtitle" w:uiPriority="11" w:qFormat="1"/>
+    <w:lsdException w:name="Salutation" w:semiHidden="1" w:unhideWhenUsed="1"/>
+    <w:lsdException w:name="Date" w:semiHidden="1" w:unhideWhenUsed="1"/>
+    <w:lsdException w:name="Body Text First Indent" w:semiHidden="1" w:unhideWhenUsed="1"/>
+    <w:lsdException w:name="Body Text First Indent 2" w:semiHidden="1" w:unhideWhenUsed="1"/>
+    <w:lsdException w:name="Note Heading" w:semiHidden="1" w:unhideWhenUsed="1"/>
+    <w:lsdException w:name="Body Text 2" w:semiHidden="1" w:unhideWhenUsed="1"/>
+    <w:lsdException w:name="Body Text 3" w:semiHidden="1" w:unhideWhenUsed="1"/>
+    <w:lsdException w:name="Body Text Indent 2" w:semiHidden="1" w:unhideWhenUsed="1"/>
+    <w:lsdException w:name="Body Text Indent 3" w:semiHidden="1" w:unhideWhenUsed="1"/>
+    <w:lsdException w:name="Block Text" w:semiHidden="1" w:unhideWhenUsed="1"/>
+    <w:lsdException w:name="Hyperlink" w:semiHidden="1" w:unhideWhenUsed="1"/>
+    <w:lsdException w:name="FollowedHyperlink" w:semiHidden="1" w:unhideWhenUsed="1"/>
+    <w:lsdException w:name="Strong" w:uiPriority="22" w:qFormat="1"/>
+    <w:lsdException w:name="Emphasis" w:uiPriority="20" w:qFormat="1"/>
+    <w:lsdException w:name="Document Map" w:semiHidden="1" w:unhideWhenUsed="1"/>
+    <w:lsdException w:name="Plain Text" w:semiHidden="1" w:unhideWhenUsed="1"/>
+    <w:lsdException w:name="E-mail Signature" w:semiHidden="1" w:unhideWhenUsed="1"/>
+    <w:lsdException w:name="HTML Top of Form" w:semiHidden="1" w:unhideWhenUsed="1"/>
+    <w:lsdException w:name="HTML Bottom of Form" w:semiHidden="1" w:unhideWhenUsed="1"/>
+    <w:lsdException w:name="Normal (Web)" w:semiHidden="1" w:unhideWhenUsed="1"/>
+    <w:lsdException w:name="HTML Acronym" w:semiHidden="1" w:unhideWhenUsed="1"/>
+    <w:lsdException w:name="HTML Address" w:semiHidden="1" w:unhideWhenUsed="1"/>
+    <w:lsdException w:name="HTML Cite" w:semiHidden="1" w:unhideWhenUsed="1"/>
+    <w:lsdException w:name="HTML Code" w:semiHidden="1" w:unhideWhenUsed="1"/>
+    <w:lsdException w:name="HTML Definition" w:semiHidden="1" w:unhideWhenUsed="1"/>
+    <w:lsdException w:name="HTML Keyboard" w:semiHidden="1" w:unhideWhenUsed="1"/>
+    <w:lsdException w:name="HTML Preformatted" w:semiHidden="1" w:unhideWhenUsed="1"/>
+    <w:lsdException w:name="HTML Sample" w:semiHidden="1" w:unhideWhenUsed="1"/>
+    <w:lsdException w:name="HTML Typewriter" w:semiHidden="1" w:unhideWhenUsed="1"/>
+    <w:lsdException w:name="HTML Variable" w:semiHidden="1" w:unhideWhenUsed="1"/>
+    <w:lsdException w:name="Normal Table" w:semiHidden="1" w:unhideWhenUsed="1"/>
+    <w:lsdException w:name="annotation subject" w:semiHidden="1" w:unhideWhenUsed="1"/>
+    <w:lsdException w:name="No List" w:semiHidden="1" w:unhideWhenUsed="1"/>
+    <w:lsdException w:name="Outline List 1" w:semiHidden="1" w:unhideWhenUsed="1"/>
+    <w:lsdException w:name="Outline List 2" w:semiHidden="1" w:unhideWhenUsed="1"/>
+    <w:lsdException w:name="Outline List 3" w:semiHidden="1" w:unhideWhenUsed="1"/>
+    <w:lsdException w:name="Table Simple 1" w:semiHidden="1" w:unhideWhenUsed="1"/>
+    <w:lsdException w:name="Table Simple 2" w:semiHidden="1" w:unhideWhenUsed="1"/>
+    <w:lsdException w:name="Table Simple 3" w:semiHidden="1" w:unhideWhenUsed="1"/>
+    <w:lsdException w:name="Table Classic 1" w:semiHidden="1" w:unhideWhenUsed="1"/>
+    <w:lsdException w:name="Table Classic 2" w:semiHidden="1" w:unhideWhenUsed="1"/>
+    <w:lsdException w:name="Table Classic 3" w:semiHidden="1" w:unhideWhenUsed="1"/>
+    <w:lsdException w:name="Table Classic 4" w:semiHidden="1" w:unhideWhenUsed="1"/>
+    <w:lsdException w:name="Table Colorful 1" w:semiHidden="1" w:unhideWhenUsed="1"/>
+    <w:lsdException w:name="Table Colorful 2" w:semiHidden="1" w:unhideWhenUsed="1"/>
+    <w:lsdException w:name="Table Colorful 3" w:semiHidden="1" w:unhideWhenUsed="1"/>
+    <w:lsdException w:name="Table Columns 1" w:semiHidden="1" w:unhideWhenUsed="1"/>
+    <w:lsdException w:name="Table Columns 2" w:semiHidden="1" w:unhideWhenUsed="1"/>
+    <w:lsdException w:name="Table Columns 3" w:semiHidden="1" w:unhideWhenUsed="1"/>
+    <w:lsdException w:name="Table Columns 4" w:semiHidden="1" w:unhideWhenUsed="1"/>
+    <w:lsdException w:name="Table Columns 5" w:semiHidden="1" w:unhideWhenUsed="1"/>
+    <w:lsdException w:name="Table Grid 1" w:semiHidden="1" w:unhideWhenUsed="1"/>
+    <w:lsdException w:name="Table Grid 2" w:semiHidden="1" w:unhideWhenUsed="1"/>
+    <w:lsdException w:name="Table Grid 3" w:semiHidden="1" w:unhideWhenUsed="1"/>
+    <w:lsdException w:name="Table Grid 4" w:semiHidden="1" w:unhideWhenUsed="1"/>
+    <w:lsdException w:name="Table Grid 5" w:semiHidden="1" w:unhideWhenUsed="1"/>
+    <w:lsdException w:name="Table Grid 6" w:semiHidden="1" w:unhideWhenUsed="1"/>
+    <w:lsdException w:name="Table Grid 7" w:semiHidden="1" w:unhideWhenUsed="1"/>
+    <w:lsdException w:name="Table Grid 8" w:semiHidden="1" w:unhideWhenUsed="1"/>
+    <w:lsdException w:name="Table List 1" w:semiHidden="1" w:unhideWhenUsed="1"/>
+    <w:lsdException w:name="Table List 2" w:semiHidden="1" w:unhideWhenUsed="1"/>
+    <w:lsdException w:name="Table List 3" w:semiHidden="1" w:unhideWhenUsed="1"/>
+    <w:lsdException w:name="Table List 4" w:semiHidden="1" w:unhideWhenUsed="1"/>
+    <w:lsdException w:name="Table List 5" w:semiHidden="1" w:unhideWhenUsed="1"/>
+    <w:lsdException w:name="Table List 6" w:semiHidden="1" w:unhideWhenUsed="1"/>
+    <w:lsdException w:name="Table List 7" w:semiHidden="1" w:unhideWhenUsed="1"/>
+    <w:lsdException w:name="Table List 8" w:semiHidden="1" w:unhideWhenUsed="1"/>
+    <w:lsdException w:name="Table 3D effects 1" w:semiHidden="1" w:unhideWhenUsed="1"/>
+    <w:lsdException w:name="Table 3D effects 2" w:semiHidden="1" w:unhideWhenUsed="1"/>
+    <w:lsdException w:name="Table 3D effects 3" w:semiHidden="1" w:unhideWhenUsed="1"/>
+    <w:lsdException w:name="Table Contemporary" w:semiHidden="1" w:unhideWhenUsed="1"/>
+    <w:lsdException w:name="Table Elegant" w:semiHidden="1" w:unhideWhenUsed="1"/>
+    <w:lsdException w:name="Table Professional" w:semiHidden="1" w:unhideWhenUsed="1"/>
+    <w:lsdException w:name="Table Subtle 1" w:semiHidden="1" w:unhideWhenUsed="1"/>
+    <w:lsdException w:name="Table Subtle 2" w:semiHidden="1" w:unhideWhenUsed="1"/>
+    <w:lsdException w:name="Table Web 1" w:semiHidden="1" w:unhideWhenUsed="1"/>
+    <w:lsdException w:name="Table Web 2" w:semiHidden="1" w:unhideWhenUsed="1"/>
+    <w:lsdException w:name="Table Web 3" w:semiHidden="1" w:unhideWhenUsed="1"/>
+    <w:lsdException w:name="Balloon Text" w:semiHidden="1" w:unhideWhenUsed="1"/>
+    <w:lsdException w:name="Table Grid" w:uiPriority="39"/>
+    <w:lsdException w:name="Table Theme" w:semiHidden="1" w:unhideWhenUsed="1"/>
+    <w:lsdException w:name="Placeholder Text" w:semiHidden="1"/>
+    <w:lsdException w:name="No Spacing" w:uiPriority="1" w:qFormat="1"/>
+    <w:lsdException w:name="Light Shading" w:uiPriority="60"/>
+    <w:lsdException w:name="Light List" w:uiPriority="61"/>
+    <w:lsdException w:name="Light Grid" w:uiPriority="62"/>
+    <w:lsdException w:name="Medium Shading 1" w:uiPriority="63"/>
+    <w:lsdException w:name="Medium Shading 2" w:uiPriority="64"/>
+    <w:lsdException w:name="Medium List 1" w:uiPriority="65"/>
+    <w:lsdException w:name="Medium List 2" w:uiPriority="66"/>
+    <w:lsdException w:name="Medium Grid 1" w:uiPriority="67"/>
+    <w:lsdException w:name="Medium Grid 2" w:uiPriority="68"/>
+    <w:lsdException w:name="Medium Grid 3" w:uiPriority="69"/>
+    <w:lsdException w:name="Dark List" w:uiPriority="70"/>
+    <w:lsdException w:name="Colorful Shading" w:uiPriority="71"/>
+    <w:lsdException w:name="Colorful List" w:uiPriority="72"/>
+    <w:lsdException w:name="Colorful Grid" w:uiPriority="73"/>
+    <w:lsdException w:name="Light Shading Accent 1" w:uiPriority="60"/>
+    <w:lsdException w:name="Light List Accent 1" w:uiPriority="61"/>
+    <w:lsdException w:name="Light Grid Accent 1" w:uiPriority="62"/>
+    <w:lsdException w:name="Medium Shading 1 Accent 1" w:uiPriority="63"/>
+    <w:lsdException w:name="Medium Shading 2 Accent 1" w:uiPriority="64"/>
+    <w:lsdException w:name="Medium List 1 Accent 1" w:uiPriority="65"/>
+    <w:lsdException w:name="Revision" w:semiHidden="1"/>
+    <w:lsdException w:name="List Paragraph" w:uiPriority="34" w:qFormat="1"/>
+    <w:lsdException w:name="Quote" w:uiPriority="29" w:qFormat="1"/>
+    <w:lsdException w:name="Intense Quote" w:uiPriority="30" w:qFormat="1"/>
+    <w:lsdException w:name="Medium List 2 Accent 1" w:uiPriority="66"/>
+    <w:lsdException w:name="Medium Grid 1 Accent 1" w:uiPriority="67"/>
+    <w:lsdException w:name="Medium Grid 2 Accent 1" w:uiPriority="68"/>
+    <w:lsdException w:name="Medium Grid 3 Accent 1" w:uiPriority="69"/>
+    <w:lsdException w:name="Dark List Accent 1" w:uiPriority="70"/>
+    <w:lsdException w:name="Colorful Shading Accent 1" w:uiPriority="71"/>
+    <w:lsdException w:name="Colorful List Accent 1" w:uiPriority="72"/>
+    <w:lsdException w:name="Colorful Grid Accent 1" w:uiPriority="73"/>
+    <w:lsdException w:name="Light Shading Accent 2" w:uiPriority="60"/>
+    <w:lsdException w:name="Light List Accent 2" w:uiPriority="61"/>
+    <w:lsdException w:name="Light Grid Accent 2" w:uiPriority="62"/>
+    <w:lsdException w:name="Medium Shading 1 Accent 2" w:uiPriority="63"/>
+    <w:lsdException w:name="Medium Shading 2 Accent 2" w:uiPriority="64"/>
+    <w:lsdException w:name="Medium List 1 Accent 2" w:uiPriority="65"/>
+    <w:lsdException w:name="Medium List 2 Accent 2" w:uiPriority="66"/>
+    <w:lsdException w:name="Medium Grid 1 Accent 2" w:uiPriority="67"/>
+    <w:lsdException w:name="Medium Grid 2 Accent 2" w:uiPriority="68"/>
+    <w:lsdException w:name="Medium Grid 3 Accent 2" w:uiPriority="69"/>
+    <w:lsdException w:name="Dark List Accent 2" w:uiPriority="70"/>
+    <w:lsdException w:name="Colorful Shading Accent 2" w:uiPriority="71"/>
+    <w:lsdException w:name="Colorful List Accent 2" w:uiPriority="72"/>
+    <w:lsdException w:name="Colorful Grid Accent 2" w:uiPriority="73"/>
+    <w:lsdException w:name="Light Shading Accent 3" w:uiPriority="60"/>
+    <w:lsdException w:name="Light List Accent 3" w:uiPriority="61"/>
+    <w:lsdException w:name="Light Grid Accent 3" w:uiPriority="62"/>
+    <w:lsdException w:name="Medium Shading 1 Accent 3" w:uiPriority="63"/>
+    <w:lsdException w:name="Medium Shading 2 Accent 3" w:uiPriority="64"/>
+    <w:lsdException w:name="Medium List 1 Accent 3" w:uiPriority="65"/>
+    <w:lsdException w:name="Medium List 2 Accent 3" w:uiPriority="66"/>
+    <w:lsdException w:name="Medium Grid 1 Accent 3" w:uiPriority="67"/>
+    <w:lsdException w:name="Medium Grid 2 Accent 3" w:uiPriority="68"/>
+    <w:lsdException w:name="Medium Grid 3 Accent 3" w:uiPriority="69"/>
+    <w:lsdException w:name="Dark List Accent 3" w:uiPriority="70"/>
+    <w:lsdException w:name="Colorful Shading Accent 3" w:uiPriority="71"/>
+    <w:lsdException w:name="Colorful List Accent 3" w:uiPriority="72"/>
+    <w:lsdException w:name="Colorful Grid Accent 3" w:uiPriority="73"/>
+    <w:lsdException w:name="Light Shading Accent 4" w:uiPriority="60"/>
+    <w:lsdException w:name="Light List Accent 4" w:uiPriority="61"/>
+    <w:lsdException w:name="Light Grid Accent 4" w:uiPriority="62"/>
+    <w:lsdException w:name="Medium Shading 1 Accent 4" w:uiPriority="63"/>
+    <w:lsdException w:name="Medium Shading 2 Accent 4" w:uiPriority="64"/>
+    <w:lsdException w:name="Medium List 1 Accent 4" w:uiPriority="65"/>
+    <w:lsdException w:name="Medium List 2 Accent 4" w:uiPriority="66"/>
+    <w:lsdException w:name="Medium Grid 1 Accent 4" w:uiPriority="67"/>
+    <w:lsdException w:name="Medium Grid 2 Accent 4" w:uiPriority="68"/>
+    <w:lsdException w:name="Medium Grid 3 Accent 4" w:uiPriority="69"/>
+    <w:lsdException w:name="Dark List Accent 4" w:uiPriority="70"/>
+    <w:lsdException w:name="Colorful Shading Accent 4" w:uiPriority="71"/>
+    <w:lsdException w:name="Colorful List Accent 4" w:uiPriority="72"/>
+    <w:lsdException w:name="Colorful Grid Accent 4" w:uiPriority="73"/>
+    <w:lsdException w:name="Light Shading Accent 5" w:uiPriority="60"/>
+    <w:lsdException w:name="Light List Accent 5" w:uiPriority="61"/>
+    <w:lsdException w:name="Light Grid Accent 5" w:uiPriority="62"/>
+    <w:lsdException w:name="Medium Shading 1 Accent 5" w:uiPriority="63"/>
+    <w:lsdException w:name="Medium Shading 2 Accent 5" w:uiPriority="64"/>
+    <w:lsdException w:name="Medium List 1 Accent 5" w:uiPriority="65"/>
+    <w:lsdException w:name="Medium List 2 Accent 5" w:uiPriority="66"/>
+    <w:lsdException w:name="Medium Grid 1 Accent 5" w:uiPriority="67"/>
+    <w:lsdException w:name="Medium Grid 2 Accent 5" w:uiPriority="68"/>
+    <w:lsdException w:name="Medium Grid 3 Accent 5" w:uiPriority="69"/>
+    <w:lsdException w:name="Dark List Accent 5" w:uiPriority="70"/>
+    <w:lsdException w:name="Colorful Shading Accent 5" w:uiPriority="71"/>
+    <w:lsdException w:name="Colorful List Accent 5" w:uiPriority="72"/>
+    <w:lsdException w:name="Colorful Grid Accent 5" w:uiPriority="73"/>
+    <w:lsdException w:name="Light Shading Accent 6" w:uiPriority="60"/>
+    <w:lsdException w:name="Light List Accent 6" w:uiPriority="61"/>
+    <w:lsdException w:name="Light Grid Accent 6" w:uiPriority="62"/>
+    <w:lsdException w:name="Medium Shading 1 Accent 6" w:uiPriority="63"/>
+    <w:lsdException w:name="Medium Shading 2 Accent 6" w:uiPriority="64"/>
+    <w:lsdException w:name="Medium List 1 Accent 6" w:uiPriority="65"/>
+    <w:lsdException w:name="Medium List 2 Accent 6" w:uiPriority="66"/>
+    <w:lsdException w:name="Medium Grid 1 Accent 6" w:uiPriority="67"/>
+    <w:lsdException w:name="Medium Grid 2 Accent 6" w:uiPriority="68"/>
+    <w:lsdException w:name="Medium Grid 3 Accent 6" w:uiPriority="69"/>
+    <w:lsdException w:name="Dark List Accent 6" w:uiPriority="70"/>
+    <w:lsdException w:name="Colorful Shading Accent 6" w:uiPriority="71"/>
+    <w:lsdException w:name="Colorful List Accent 6" w:uiPriority="72"/>
+    <w:lsdException w:name="Colorful Grid Accent 6" w:uiPriority="73"/>
+    <w:lsdException w:name="Subtle Emphasis" w:uiPriority="19" w:qFormat="1"/>
+    <w:lsdException w:name="Intense Emphasis" w:uiPriority="21" w:qFormat="1"/>
+    <w:lsdException w:name="Subtle Reference" w:uiPriority="31" w:qFormat="1"/>
+    <w:lsdException w:name="Intense Reference" w:uiPriority="32" w:qFormat="1"/>
+    <w:lsdException w:name="Book Title" w:uiPriority="33" w:qFormat="1"/>
+    <w:lsdException w:name="Bibliography" w:semiHidden="1" w:uiPriority="37" w:unhideWhenUsed="1"/>
+    <w:lsdException w:name="TOC Heading" w:semiHidden="1" w:uiPriority="39" w:unhideWhenUsed="1" w:qFormat="1"/>
+    <w:lsdException w:name="Plain Table 1" w:uiPriority="41"/>
+    <w:lsdException w:name="Plain Table 2" w:uiPriority="42"/>
+    <w:lsdException w:name="Plain Table 3" w:uiPriority="43"/>
+    <w:lsdException w:name="Plain Table 4" w:uiPriority="44"/>
+    <w:lsdException w:name="Plain Table 5" w:uiPriority="45"/>
+    <w:lsdException w:name="Grid Table Light" w:uiPriority="40"/>
+    <w:lsdException w:name="Grid Table 1 Light" w:uiPriority="46"/>
+    <w:lsdException w:name="Grid Table 2" w:uiPriority="47"/>
+    <w:lsdException w:name="Grid Table 3" w:uiPriority="48"/>
+    <w:lsdException w:name="Grid Table 4" w:uiPriority="49"/>
+    <w:lsdException w:name="Grid Table 5 Dark" w:uiPriority="50"/>
+    <w:lsdException w:name="Grid Table 6 Colorful" w:uiPriority="51"/>
+    <w:lsdException w:name="Grid Table 7 Colorful" w:uiPriority="52"/>
+    <w:lsdException w:name="Grid Table 1 Light Accent 1" w:uiPriority="46"/>
+    <w:lsdException w:name="Grid Table 2 Accent 1" w:uiPriority="47"/>
+    <w:lsdException w:name="Grid Table 3 Accent 1" w:uiPriority="48"/>
+    <w:lsdException w:name="Grid Table 4 Accent 1" w:uiPriority="49"/>
+    <w:lsdException w:name="Grid Table 5 Dark Accent 1" w:uiPriority="50"/>
+    <w:lsdException w:name="Grid Table 6 Colorful Accent 1" w:uiPriority="51"/>
+    <w:lsdException w:name="Grid Table 7 Colorful Accent 1" w:uiPriority="52"/>
+    <w:lsdException w:name="Grid Table 1 Light Accent 2" w:uiPriority="46"/>
+    <w:lsdException w:name="Grid Table 2 Accent 2" w:uiPriority="47"/>
+    <w:lsdException w:name="Grid Table 3 Accent 2" w:uiPriority="48"/>
+    <w:lsdException w:name="Grid Table 4 Accent 2" w:uiPriority="49"/>
+    <w:lsdException w:name="Grid Table 5 Dark Accent 2" w:uiPriority="50"/>
+    <w:lsdException w:name="Grid Table 6 Colorful Accent 2" w:uiPriority="51"/>
+    <w:lsdException w:name="Grid Table 7 Colorful Accent 2" w:uiPriority="52"/>
+    <w:lsdException w:name="Grid Table 1 Light Accent 3" w:uiPriority="46"/>
+    <w:lsdException w:name="Grid Table 2 Accent 3" w:uiPriority="47"/>
+    <w:lsdException w:name="Grid Table 3 Accent 3" w:uiPriority="48"/>
+    <w:lsdException w:name="Grid Table 4 Accent 3" w:uiPriority="49"/>
+    <w:lsdException w:name="Grid Table 5 Dark Accent 3" w:uiPriority="50"/>
+    <w:lsdException w:name="Grid Table 6 Colorful Accent 3" w:uiPriority="51"/>
+    <w:lsdException w:name="Grid Table 7 Colorful Accent 3" w:uiPriority="52"/>
+    <w:lsdException w:name="Grid Table 1 Light Accent 4" w:uiPriority="46"/>
+    <w:lsdException w:name="Grid Table 2 Accent 4" w:uiPriority="47"/>
+    <w:lsdException w:name="Grid Table 3 Accent 4" w:uiPriority="48"/>
+    <w:lsdException w:name="Grid Table 4 Accent 4" w:uiPriority="49"/>
+    <w:lsdException w:name="Grid Table 5 Dark Accent 4" w:uiPriority="50"/>
+    <w:lsdException w:name="Grid Table 6 Colorful Accent 4" w:uiPriority="51"/>
+    <w:lsdException w:name="Grid Table 7 Colorful Accent 4" w:uiPriority="52"/>
+    <w:lsdException w:name="Grid Table 1 Light Accent 5" w:uiPriority="46"/>
+    <w:lsdException w:name="Grid Table 2 Accent 5" w:uiPriority="47"/>
+    <w:lsdException w:name="Grid Table 3 Accent 5" w:uiPriority="48"/>
+    <w:lsdException w:name="Grid Table 4 Accent 5" w:uiPriority="49"/>
+    <w:lsdException w:name="Grid Table 5 Dark Accent 5" w:uiPriority="50"/>
+    <w:lsdException w:name="Grid Table 6 Colorful Accent 5" w:uiPriority="51"/>
+    <w:lsdException w:name="Grid Table 7 Colorful Accent 5" w:uiPriority="52"/>
+    <w:lsdException w:name="Grid Table 1 Light Accent 6" w:uiPriority="46"/>
+    <w:lsdException w:name="Grid Table 2 Accent 6" w:uiPriority="47"/>
+    <w:lsdException w:name="Grid Table 3 Accent 6" w:uiPriority="48"/>
+    <w:lsdException w:name="Grid Table 4 Accent 6" w:uiPriority="49"/>
+    <w:lsdException w:name="Grid Table 5 Dark Accent 6" w:uiPriority="50"/>
+    <w:lsdException w:name="Grid Table 6 Colorful Accent 6" w:uiPriority="51"/>
+    <w:lsdException w:name="Grid Table 7 Colorful Accent 6" w:uiPriority="52"/>
+    <w:lsdException w:name="List Table 1 Light" w:uiPriority="46"/>
+    <w:lsdException w:name="List Table 2" w:uiPriority="47"/>
+    <w:lsdException w:name="List Table 3" w:uiPriority="48"/>
+    <w:lsdException w:name="List Table 4" w:uiPriority="49"/>
+    <w:lsdException w:name="List Table 5 Dark" w:uiPriority="50"/>
+    <w:lsdException w:name="List Table 6 Colorful" w:uiPriority="51"/>
+    <w:lsdException w:name="List Table 7 Colorful" w:uiPriority="52"/>
+    <w:lsdException w:name="List Table 1 Light Accent 1" w:uiPriority="46"/>
+    <w:lsdException w:name="List Table 2 Accent 1" w:uiPriority="47"/>
+    <w:lsdException w:name="List Table 3 Accent 1" w:uiPriority="48"/>
+    <w:lsdException w:name="List Table 4 Accent 1" w:uiPriority="49"/>
+    <w:lsdException w:name="List Table 5 Dark Accent 1" w:uiPriority="50"/>
+    <w:lsdException w:name="List Table 6 Colorful Accent 1" w:uiPriority="51"/>
+    <w:lsdException w:name="List Table 7 Colorful Accent 1" w:uiPriority="52"/>
+    <w:lsdException w:name="List Table 1 Light Accent 2" w:uiPriority="46"/>
+    <w:lsdException w:name="List Table 2 Accent 2" w:uiPriority="47"/>
+    <w:lsdException w:name="List Table 3 Accent 2" w:uiPriority="48"/>
+    <w:lsdException w:name="List Table 4 Accent 2" w:uiPriority="49"/>
+    <w:lsdException w:name="List Table 5 Dark Accent 2" w:uiPriority="50"/>
+    <w:lsdException w:name="List Table 6 Colorful Accent 2" w:uiPriority="51"/>
+    <w:lsdException w:name="List Table 7 Colorful Accent 2" w:uiPriority="52"/>
+    <w:lsdException w:name="List Table 1 Light Accent 3" w:uiPriority="46"/>
+    <w:lsdException w:name="List Table 2 Accent 3" w:uiPriority="47"/>
+    <w:lsdException w:name="List Table 3 Accent 3" w:uiPriority="48"/>
+    <w:lsdException w:name="List Table 4 Accent 3" w:uiPriority="49"/>
+    <w:lsdException w:name="List Table 5 Dark Accent 3" w:uiPriority="50"/>
+    <w:lsdException w:name="List Table 6 Colorful Accent 3" w:uiPriority="51"/>
+    <w:lsdException w:name="List Table 7 Colorful Accent 3" w:uiPriority="52"/>
+    <w:lsdException w:name="List Table 1 Light Accent 4" w:uiPriority="46"/>
+    <w:lsdException w:name="List Table 2 Accent 4" w:uiPriority="47"/>
+    <w:lsdException w:name="List Table 3 Accent 4" w:uiPriority="48"/>
+    <w:lsdException w:name="List Table 4 Accent 4" w:uiPriority="49"/>
+    <w:lsdException w:name="List Table 5 Dark Accent 4" w:uiPriority="50"/>
+    <w:lsdException w:name="List Table 6 Colorful Accent 4" w:uiPriority="51"/>
+    <w:lsdException w:name="List Table 7 Colorful Accent 4" w:uiPriority="52"/>
+    <w:lsdException w:name="List Table 1 Light Accent 5" w:uiPriority="46"/>
+    <w:lsdException w:name="List Table 2 Accent 5" w:uiPriority="47"/>
+    <w:lsdException w:name="List Table 3 Accent 5" w:uiPriority="48"/>
+    <w:lsdException w:name="List Table 4 Accent 5" w:uiPriority="49"/>
+    <w:lsdException w:name="List Table 5 Dark Accent 5" w:uiPriority="50"/>
+    <w:lsdException w:name="List Table 6 Colorful Accent 5" w:uiPriority="51"/>
+    <w:lsdException w:name="List Table 7 Colorful Accent 5" w:uiPriority="52"/>
+    <w:lsdException w:name="List Table 1 Light Accent 6" w:uiPriority="46"/>
+    <w:lsdException w:name="List Table 2 Accent 6" w:uiPriority="47"/>
+    <w:lsdException w:name="List Table 3 Accent 6" w:uiPriority="48"/>
+    <w:lsdException w:name="List Table 4 Accent 6" w:uiPriority="49"/>
+    <w:lsdException w:name="List Table 5 Dark Accent 6" w:uiPriority="50"/>
+    <w:lsdException w:name="List Table 6 Colorful Accent 6" w:uiPriority="51"/>
+    <w:lsdException w:name="List Table 7 Colorful Accent 6" w:uiPriority="52"/>
+    <w:lsdException w:name="Mention" w:semiHidden="1" w:unhideWhenUsed="1"/>
+    <w:lsdException w:name="Smart Hyperlink" w:semiHidden="1" w:unhideWhenUsed="1"/>
+    <w:lsdException w:name="Hashtag" w:semiHidden="1" w:unhideWhenUsed="1"/>
+    <w:lsdException w:name="Unresolved Mention" w:semiHidden="1" w:unhideWhenUsed="1"/>
+    <w:lsdException w:name="Smart Link" w:semiHidden="1" w:unhideWhenUsed="1"/>
+  </w:latentStyles>
+  <w:style w:type="paragraph" w:default="1" w:styleId="Normal">
+    <w:name w:val="Normal"/>
     <w:qFormat/>
-    <w:rPr>
-      <w:sz w:val="56"/>
-      <w:szCs w:val="56"/>
-    </w:rPr>
   </w:style>
   <w:style w:type="paragraph" w:styleId="Heading1">
-    <w:name w:val="Heading 1"/>
-    <w:basedOn w:val="Normal"/>
-    <w:next w:val="Normal"/>
+    <w:name w:val="heading 1"/>
+    <w:uiPriority w:val="9"/>
     <w:qFormat/>
     <w:pPr>
-      <w:spacing w:after="160" w:before="300"/>
+      <w:spacing w:before="300" w:after="160"/>
+      <w:outlineLvl w:val="0"/>
     </w:pPr>
     <w:rPr>
-      <w:rFonts w:ascii="Calibri" w:cs="Calibri" w:eastAsia="Calibri" w:hAnsi="Calibri"/>
+      <w:rFonts w:ascii="Calibri" w:eastAsia="Calibri" w:hAnsi="Calibri" w:cs="Calibri"/>
       <w:b/>
       <w:bCs/>
       <w:color w:val="1F1F1F"/>
@@ -2859,10 +3560,14 @@
     </w:rPr>
   </w:style>
   <w:style w:type="paragraph" w:styleId="Heading2">
-    <w:name w:val="Heading 2"/>
-    <w:basedOn w:val="Normal"/>
-    <w:next w:val="Normal"/>
+    <w:name w:val="heading 2"/>
+    <w:uiPriority w:val="9"/>
+    <w:semiHidden/>
+    <w:unhideWhenUsed/>
     <w:qFormat/>
+    <w:pPr>
+      <w:outlineLvl w:val="1"/>
+    </w:pPr>
     <w:rPr>
       <w:color w:val="2E74B5"/>
       <w:sz w:val="26"/>
@@ -2870,10 +3575,14 @@
     </w:rPr>
   </w:style>
   <w:style w:type="paragraph" w:styleId="Heading3">
-    <w:name w:val="Heading 3"/>
-    <w:basedOn w:val="Normal"/>
-    <w:next w:val="Normal"/>
+    <w:name w:val="heading 3"/>
+    <w:uiPriority w:val="9"/>
+    <w:semiHidden/>
+    <w:unhideWhenUsed/>
     <w:qFormat/>
+    <w:pPr>
+      <w:outlineLvl w:val="2"/>
+    </w:pPr>
     <w:rPr>
       <w:color w:val="1F4D78"/>
       <w:sz w:val="24"/>
@@ -2881,10 +3590,14 @@
     </w:rPr>
   </w:style>
   <w:style w:type="paragraph" w:styleId="Heading4">
-    <w:name w:val="Heading 4"/>
-    <w:basedOn w:val="Normal"/>
-    <w:next w:val="Normal"/>
+    <w:name w:val="heading 4"/>
+    <w:uiPriority w:val="9"/>
+    <w:semiHidden/>
+    <w:unhideWhenUsed/>
     <w:qFormat/>
+    <w:pPr>
+      <w:outlineLvl w:val="3"/>
+    </w:pPr>
     <w:rPr>
       <w:i/>
       <w:iCs/>
@@ -2892,27 +3605,69 @@
     </w:rPr>
   </w:style>
   <w:style w:type="paragraph" w:styleId="Heading5">
-    <w:name w:val="Heading 5"/>
-    <w:basedOn w:val="Normal"/>
-    <w:next w:val="Normal"/>
+    <w:name w:val="heading 5"/>
+    <w:uiPriority w:val="9"/>
+    <w:semiHidden/>
+    <w:unhideWhenUsed/>
     <w:qFormat/>
+    <w:pPr>
+      <w:outlineLvl w:val="4"/>
+    </w:pPr>
     <w:rPr>
       <w:color w:val="2E74B5"/>
     </w:rPr>
   </w:style>
   <w:style w:type="paragraph" w:styleId="Heading6">
-    <w:name w:val="Heading 6"/>
-    <w:basedOn w:val="Normal"/>
-    <w:next w:val="Normal"/>
+    <w:name w:val="heading 6"/>
+    <w:uiPriority w:val="9"/>
+    <w:semiHidden/>
+    <w:unhideWhenUsed/>
     <w:qFormat/>
+    <w:pPr>
+      <w:outlineLvl w:val="5"/>
+    </w:pPr>
     <w:rPr>
       <w:color w:val="1F4D78"/>
     </w:rPr>
   </w:style>
-  <w:style w:type="paragraph" w:styleId="Strong">
-    <w:name w:val="Strong"/>
-    <w:basedOn w:val="Normal"/>
-    <w:next w:val="Normal"/>
+  <w:style w:type="character" w:default="1" w:styleId="DefaultParagraphFont">
+    <w:name w:val="Default Paragraph Font"/>
+    <w:uiPriority w:val="1"/>
+    <w:semiHidden/>
+    <w:unhideWhenUsed/>
+  </w:style>
+  <w:style w:type="table" w:default="1" w:styleId="TableNormal">
+    <w:name w:val="Normal Table"/>
+    <w:uiPriority w:val="99"/>
+    <w:semiHidden/>
+    <w:unhideWhenUsed/>
+    <w:tblPr>
+      <w:tblInd w:w="0" w:type="dxa"/>
+      <w:tblCellMar>
+        <w:top w:w="0" w:type="dxa"/>
+        <w:left w:w="108" w:type="dxa"/>
+        <w:bottom w:w="0" w:type="dxa"/>
+        <w:right w:w="108" w:type="dxa"/>
+      </w:tblCellMar>
+    </w:tblPr>
+  </w:style>
+  <w:style w:type="numbering" w:default="1" w:styleId="NoList">
+    <w:name w:val="No List"/>
+    <w:uiPriority w:val="99"/>
+    <w:semiHidden/>
+    <w:unhideWhenUsed/>
+  </w:style>
+  <w:style w:type="paragraph" w:styleId="Title">
+    <w:name w:val="Title"/>
+    <w:uiPriority w:val="10"/>
+    <w:qFormat/>
+    <w:rPr>
+      <w:sz w:val="56"/>
+      <w:szCs w:val="56"/>
+    </w:rPr>
+  </w:style>
+  <w:style w:type="paragraph" w:customStyle="1" w:styleId="Strong1">
+    <w:name w:val="Strong1"/>
     <w:qFormat/>
     <w:rPr>
       <w:b/>
@@ -2921,12 +3676,10 @@
   </w:style>
   <w:style w:type="paragraph" w:styleId="ListParagraph">
     <w:name w:val="List Paragraph"/>
-    <w:basedOn w:val="Normal"/>
     <w:qFormat/>
   </w:style>
   <w:style w:type="character" w:styleId="Hyperlink">
     <w:name w:val="Hyperlink"/>
-    <w:basedOn w:val="DefaultParagraphFont"/>
     <w:uiPriority w:val="99"/>
     <w:unhideWhenUsed/>
     <w:rPr>
@@ -2936,7 +3689,6 @@
   </w:style>
   <w:style w:type="character" w:styleId="FootnoteReference">
     <w:name w:val="footnote reference"/>
-    <w:basedOn w:val="DefaultParagraphFont"/>
     <w:uiPriority w:val="99"/>
     <w:semiHidden/>
     <w:unhideWhenUsed/>
@@ -2946,22 +3698,13 @@
   </w:style>
   <w:style w:type="paragraph" w:styleId="FootnoteText">
     <w:name w:val="footnote text"/>
-    <w:basedOn w:val="Normal"/>
     <w:link w:val="FootnoteTextChar"/>
     <w:uiPriority w:val="99"/>
     <w:semiHidden/>
     <w:unhideWhenUsed/>
-    <w:pPr>
-      <w:spacing w:after="0" w:line="240" w:lineRule="auto"/>
-    </w:pPr>
-    <w:rPr>
-      <w:sz w:val="20"/>
-      <w:szCs w:val="20"/>
-    </w:rPr>
   </w:style>
-  <w:style w:type="character" w:styleId="FootnoteTextChar">
+  <w:style w:type="character" w:customStyle="1" w:styleId="FootnoteTextChar">
     <w:name w:val="Footnote Text Char"/>
-    <w:basedOn w:val="DefaultParagraphFont"/>
     <w:link w:val="FootnoteText"/>
     <w:uiPriority w:val="99"/>
     <w:semiHidden/>
@@ -2973,7 +3716,6 @@
   </w:style>
   <w:style w:type="character" w:styleId="EndnoteReference">
     <w:name w:val="endnote reference"/>
-    <w:basedOn w:val="DefaultParagraphFont"/>
     <w:uiPriority w:val="99"/>
     <w:semiHidden/>
     <w:unhideWhenUsed/>
@@ -2983,22 +3725,13 @@
   </w:style>
   <w:style w:type="paragraph" w:styleId="EndnoteText">
     <w:name w:val="endnote text"/>
-    <w:basedOn w:val="Normal"/>
     <w:link w:val="EndnoteTextChar"/>
     <w:uiPriority w:val="99"/>
     <w:semiHidden/>
     <w:unhideWhenUsed/>
-    <w:pPr>
-      <w:spacing w:after="0" w:line="240" w:lineRule="auto"/>
-    </w:pPr>
-    <w:rPr>
-      <w:sz w:val="20"/>
-      <w:szCs w:val="20"/>
-    </w:rPr>
   </w:style>
-  <w:style w:type="character" w:styleId="EndnoteTextChar">
+  <w:style w:type="character" w:customStyle="1" w:styleId="EndnoteTextChar">
     <w:name w:val="Endnote Text Char"/>
-    <w:basedOn w:val="DefaultParagraphFont"/>
     <w:link w:val="EndnoteText"/>
     <w:uiPriority w:val="99"/>
     <w:semiHidden/>
@@ -3009,4 +3742,319 @@
     </w:rPr>
   </w:style>
 </w:styles>
+</file>
+
+<file path=word/theme/theme1.xml><?xml version="1.0" encoding="utf-8"?>
+<a:theme xmlns:a="http://schemas.openxmlformats.org/drawingml/2006/main" name="Office Theme">
+  <a:themeElements>
+    <a:clrScheme name="Office">
+      <a:dk1>
+        <a:sysClr val="windowText" lastClr="000000"/>
+      </a:dk1>
+      <a:lt1>
+        <a:sysClr val="window" lastClr="FFFFFF"/>
+      </a:lt1>
+      <a:dk2>
+        <a:srgbClr val="0E2841"/>
+      </a:dk2>
+      <a:lt2>
+        <a:srgbClr val="E8E8E8"/>
+      </a:lt2>
+      <a:accent1>
+        <a:srgbClr val="156082"/>
+      </a:accent1>
+      <a:accent2>
+        <a:srgbClr val="E97132"/>
+      </a:accent2>
+      <a:accent3>
+        <a:srgbClr val="196B24"/>
+      </a:accent3>
+      <a:accent4>
+        <a:srgbClr val="0F9ED5"/>
+      </a:accent4>
+      <a:accent5>
+        <a:srgbClr val="A02B93"/>
+      </a:accent5>
+      <a:accent6>
+        <a:srgbClr val="4EA72E"/>
+      </a:accent6>
+      <a:hlink>
+        <a:srgbClr val="467886"/>
+      </a:hlink>
+      <a:folHlink>
+        <a:srgbClr val="96607D"/>
+      </a:folHlink>
+    </a:clrScheme>
+    <a:fontScheme name="Office">
+      <a:majorFont>
+        <a:latin typeface="Aptos Display" panose="02110004020202020204"/>
+        <a:ea typeface=""/>
+        <a:cs typeface=""/>
+        <a:font script="Jpan" typeface="游ゴシック Light"/>
+        <a:font script="Hang" typeface="맑은 고딕"/>
+        <a:font script="Hans" typeface="等线 Light"/>
+        <a:font script="Hant" typeface="新細明體"/>
+        <a:font script="Arab" typeface="Times New Roman"/>
+        <a:font script="Hebr" typeface="Times New Roman"/>
+        <a:font script="Thai" typeface="Angsana New"/>
+        <a:font script="Ethi" typeface="Nyala"/>
+        <a:font script="Beng" typeface="Vrinda"/>
+        <a:font script="Gujr" typeface="Shruti"/>
+        <a:font script="Khmr" typeface="MoolBoran"/>
+        <a:font script="Knda" typeface="Tunga"/>
+        <a:font script="Guru" typeface="Raavi"/>
+        <a:font script="Cans" typeface="Euphemia"/>
+        <a:font script="Cher" typeface="Plantagenet Cherokee"/>
+        <a:font script="Yiii" typeface="Microsoft Yi Baiti"/>
+        <a:font script="Tibt" typeface="Microsoft Himalaya"/>
+        <a:font script="Thaa" typeface="MV Boli"/>
+        <a:font script="Deva" typeface="Mangal"/>
+        <a:font script="Telu" typeface="Gautami"/>
+        <a:font script="Taml" typeface="Latha"/>
+        <a:font script="Syrc" typeface="Estrangelo Edessa"/>
+        <a:font script="Orya" typeface="Kalinga"/>
+        <a:font script="Mlym" typeface="Kartika"/>
+        <a:font script="Laoo" typeface="DokChampa"/>
+        <a:font script="Sinh" typeface="Iskoola Pota"/>
+        <a:font script="Mong" typeface="Mongolian Baiti"/>
+        <a:font script="Viet" typeface="Times New Roman"/>
+        <a:font script="Uigh" typeface="Microsoft Uighur"/>
+        <a:font script="Geor" typeface="Sylfaen"/>
+        <a:font script="Armn" typeface="Arial"/>
+        <a:font script="Bugi" typeface="Leelawadee UI"/>
+        <a:font script="Bopo" typeface="Microsoft JhengHei"/>
+        <a:font script="Java" typeface="Javanese Text"/>
+        <a:font script="Lisu" typeface="Segoe UI"/>
+        <a:font script="Mymr" typeface="Myanmar Text"/>
+        <a:font script="Nkoo" typeface="Ebrima"/>
+        <a:font script="Olck" typeface="Nirmala UI"/>
+        <a:font script="Osma" typeface="Ebrima"/>
+        <a:font script="Phag" typeface="Phagspa"/>
+        <a:font script="Syrn" typeface="Estrangelo Edessa"/>
+        <a:font script="Syrj" typeface="Estrangelo Edessa"/>
+        <a:font script="Syre" typeface="Estrangelo Edessa"/>
+        <a:font script="Sora" typeface="Nirmala UI"/>
+        <a:font script="Tale" typeface="Microsoft Tai Le"/>
+        <a:font script="Talu" typeface="Microsoft New Tai Lue"/>
+        <a:font script="Tfng" typeface="Ebrima"/>
+      </a:majorFont>
+      <a:minorFont>
+        <a:latin typeface="Aptos" panose="02110004020202020204"/>
+        <a:ea typeface=""/>
+        <a:cs typeface=""/>
+        <a:font script="Jpan" typeface="游明朝"/>
+        <a:font script="Hang" typeface="맑은 고딕"/>
+        <a:font script="Hans" typeface="等线"/>
+        <a:font script="Hant" typeface="新細明體"/>
+        <a:font script="Arab" typeface="Arial"/>
+        <a:font script="Hebr" typeface="Arial"/>
+        <a:font script="Thai" typeface="Cordia New"/>
+        <a:font script="Ethi" typeface="Nyala"/>
+        <a:font script="Beng" typeface="Vrinda"/>
+        <a:font script="Gujr" typeface="Shruti"/>
+        <a:font script="Khmr" typeface="DaunPenh"/>
+        <a:font script="Knda" typeface="Tunga"/>
+        <a:font script="Guru" typeface="Raavi"/>
+        <a:font script="Cans" typeface="Euphemia"/>
+        <a:font script="Cher" typeface="Plantagenet Cherokee"/>
+        <a:font script="Yiii" typeface="Microsoft Yi Baiti"/>
+        <a:font script="Tibt" typeface="Microsoft Himalaya"/>
+        <a:font script="Thaa" typeface="MV Boli"/>
+        <a:font script="Deva" typeface="Mangal"/>
+        <a:font script="Telu" typeface="Gautami"/>
+        <a:font script="Taml" typeface="Latha"/>
+        <a:font script="Syrc" typeface="Estrangelo Edessa"/>
+        <a:font script="Orya" typeface="Kalinga"/>
+        <a:font script="Mlym" typeface="Kartika"/>
+        <a:font script="Laoo" typeface="DokChampa"/>
+        <a:font script="Sinh" typeface="Iskoola Pota"/>
+        <a:font script="Mong" typeface="Mongolian Baiti"/>
+        <a:font script="Viet" typeface="Arial"/>
+        <a:font script="Uigh" typeface="Microsoft Uighur"/>
+        <a:font script="Geor" typeface="Sylfaen"/>
+        <a:font script="Armn" typeface="Arial"/>
+        <a:font script="Bugi" typeface="Leelawadee UI"/>
+        <a:font script="Bopo" typeface="Microsoft JhengHei"/>
+        <a:font script="Java" typeface="Javanese Text"/>
+        <a:font script="Lisu" typeface="Segoe UI"/>
+        <a:font script="Mymr" typeface="Myanmar Text"/>
+        <a:font script="Nkoo" typeface="Ebrima"/>
+        <a:font script="Olck" typeface="Nirmala UI"/>
+        <a:font script="Osma" typeface="Ebrima"/>
+        <a:font script="Phag" typeface="Phagspa"/>
+        <a:font script="Syrn" typeface="Estrangelo Edessa"/>
+        <a:font script="Syrj" typeface="Estrangelo Edessa"/>
+        <a:font script="Syre" typeface="Estrangelo Edessa"/>
+        <a:font script="Sora" typeface="Nirmala UI"/>
+        <a:font script="Tale" typeface="Microsoft Tai Le"/>
+        <a:font script="Talu" typeface="Microsoft New Tai Lue"/>
+        <a:font script="Tfng" typeface="Ebrima"/>
+      </a:minorFont>
+    </a:fontScheme>
+    <a:fmtScheme name="Office">
+      <a:fillStyleLst>
+        <a:solidFill>
+          <a:schemeClr val="phClr"/>
+        </a:solidFill>
+        <a:gradFill rotWithShape="1">
+          <a:gsLst>
+            <a:gs pos="0">
+              <a:schemeClr val="phClr">
+                <a:lumMod val="110000"/>
+                <a:satMod val="105000"/>
+                <a:tint val="67000"/>
+              </a:schemeClr>
+            </a:gs>
+            <a:gs pos="50000">
+              <a:schemeClr val="phClr">
+                <a:lumMod val="105000"/>
+                <a:satMod val="103000"/>
+                <a:tint val="73000"/>
+              </a:schemeClr>
+            </a:gs>
+            <a:gs pos="100000">
+              <a:schemeClr val="phClr">
+                <a:lumMod val="105000"/>
+                <a:satMod val="109000"/>
+                <a:tint val="81000"/>
+              </a:schemeClr>
+            </a:gs>
+          </a:gsLst>
+          <a:lin ang="5400000" scaled="0"/>
+        </a:gradFill>
+        <a:gradFill rotWithShape="1">
+          <a:gsLst>
+            <a:gs pos="0">
+              <a:schemeClr val="phClr">
+                <a:satMod val="103000"/>
+                <a:lumMod val="102000"/>
+                <a:tint val="94000"/>
+              </a:schemeClr>
+            </a:gs>
+            <a:gs pos="50000">
+              <a:schemeClr val="phClr">
+                <a:satMod val="110000"/>
+                <a:lumMod val="100000"/>
+                <a:shade val="100000"/>
+              </a:schemeClr>
+            </a:gs>
+            <a:gs pos="100000">
+              <a:schemeClr val="phClr">
+                <a:lumMod val="99000"/>
+                <a:satMod val="120000"/>
+                <a:shade val="78000"/>
+              </a:schemeClr>
+            </a:gs>
+          </a:gsLst>
+          <a:lin ang="5400000" scaled="0"/>
+        </a:gradFill>
+      </a:fillStyleLst>
+      <a:lnStyleLst>
+        <a:ln w="12700" cap="flat" cmpd="sng" algn="ctr">
+          <a:solidFill>
+            <a:schemeClr val="phClr"/>
+          </a:solidFill>
+          <a:prstDash val="solid"/>
+          <a:miter lim="800000"/>
+        </a:ln>
+        <a:ln w="19050" cap="flat" cmpd="sng" algn="ctr">
+          <a:solidFill>
+            <a:schemeClr val="phClr"/>
+          </a:solidFill>
+          <a:prstDash val="solid"/>
+          <a:miter lim="800000"/>
+        </a:ln>
+        <a:ln w="25400" cap="flat" cmpd="sng" algn="ctr">
+          <a:solidFill>
+            <a:schemeClr val="phClr"/>
+          </a:solidFill>
+          <a:prstDash val="solid"/>
+          <a:miter lim="800000"/>
+        </a:ln>
+      </a:lnStyleLst>
+      <a:effectStyleLst>
+        <a:effectStyle>
+          <a:effectLst/>
+        </a:effectStyle>
+        <a:effectStyle>
+          <a:effectLst/>
+        </a:effectStyle>
+        <a:effectStyle>
+          <a:effectLst>
+            <a:outerShdw blurRad="57150" dist="19050" dir="5400000" algn="ctr" rotWithShape="0">
+              <a:srgbClr val="000000">
+                <a:alpha val="63000"/>
+              </a:srgbClr>
+            </a:outerShdw>
+          </a:effectLst>
+        </a:effectStyle>
+      </a:effectStyleLst>
+      <a:bgFillStyleLst>
+        <a:solidFill>
+          <a:schemeClr val="phClr"/>
+        </a:solidFill>
+        <a:solidFill>
+          <a:schemeClr val="phClr">
+            <a:tint val="95000"/>
+            <a:satMod val="170000"/>
+          </a:schemeClr>
+        </a:solidFill>
+        <a:gradFill rotWithShape="1">
+          <a:gsLst>
+            <a:gs pos="0">
+              <a:schemeClr val="phClr">
+                <a:tint val="93000"/>
+                <a:satMod val="150000"/>
+                <a:shade val="98000"/>
+                <a:lumMod val="102000"/>
+              </a:schemeClr>
+            </a:gs>
+            <a:gs pos="50000">
+              <a:schemeClr val="phClr">
+                <a:tint val="98000"/>
+                <a:satMod val="130000"/>
+                <a:shade val="90000"/>
+                <a:lumMod val="103000"/>
+              </a:schemeClr>
+            </a:gs>
+            <a:gs pos="100000">
+              <a:schemeClr val="phClr">
+                <a:shade val="63000"/>
+                <a:satMod val="120000"/>
+              </a:schemeClr>
+            </a:gs>
+          </a:gsLst>
+          <a:lin ang="5400000" scaled="0"/>
+        </a:gradFill>
+      </a:bgFillStyleLst>
+    </a:fmtScheme>
+  </a:themeElements>
+  <a:objectDefaults>
+    <a:lnDef>
+      <a:spPr/>
+      <a:bodyPr/>
+      <a:lstStyle/>
+      <a:style>
+        <a:lnRef idx="2">
+          <a:schemeClr val="accent1"/>
+        </a:lnRef>
+        <a:fillRef idx="0">
+          <a:schemeClr val="accent1"/>
+        </a:fillRef>
+        <a:effectRef idx="1">
+          <a:schemeClr val="accent1"/>
+        </a:effectRef>
+        <a:fontRef idx="minor">
+          <a:schemeClr val="tx1"/>
+        </a:fontRef>
+      </a:style>
+    </a:lnDef>
+  </a:objectDefaults>
+  <a:extraClrSchemeLst/>
+  <a:extLst>
+    <a:ext uri="{05A4C25C-085E-4340-85A3-A5531E510DB2}">
+      <thm15:themeFamily xmlns:thm15="http://schemas.microsoft.com/office/thememl/2012/main" name="Office Theme" id="{2E142A2C-CD16-42D6-873A-C26D2A0506FA}" vid="{1BDDFF52-6CD6-40A5-AB3C-68EB2F1E4D0A}"/>
+    </a:ext>
+  </a:extLst>
+</a:theme>
 </file>